--- a/p06-qualite-donnees-boutique/mission1-amelioration-ia/cahier_des_charges.docx
+++ b/p06-qualite-donnees-boutique/mission1-amelioration-ia/cahier_des_charges.docx
@@ -99,8 +99,267 @@
           <w:sz w:val="18"/>
           <w:szCs w:val="18"/>
         </w:rPr>
-        <w:t xml:space="preserve">   ·   Formation Data Analyst — OpenClassrooms   ·   Juillet 2026</w:t>
-      </w:r>
+        <w:t xml:space="preserve">   ·   Formation Data Analyst — OpenClassrooms   ·   Août 2026</w:t>
+      </w:r>
+    </w:p>
+    <w:p>
+      <w:pPr>
+        <w:spacing w:after="130" w:before="60"/>
+      </w:pPr>
+      <w:r>
+        <w:rPr>
+          <w:rFonts w:ascii="Calibri" w:cs="Calibri" w:eastAsia="Calibri" w:hAnsi="Calibri"/>
+          <w:b/>
+          <w:bCs/>
+          <w:color w:val="134652"/>
+          <w:spacing w:val="25"/>
+          <w:sz w:val="17"/>
+          <w:szCs w:val="17"/>
+        </w:rPr>
+        <w:t xml:space="preserve">SOMMAIRE</w:t>
+      </w:r>
+    </w:p>
+    <w:p>
+      <w:pPr>
+        <w:tabs>
+          <w:tab w:val="right" w:pos="9200"/>
+        </w:tabs>
+        <w:spacing w:after="70"/>
+      </w:pPr>
+      <w:r>
+        <w:rPr>
+          <w:rFonts w:ascii="Consolas" w:cs="Consolas" w:eastAsia="Consolas" w:hAnsi="Consolas"/>
+          <w:color w:val="E8622C"/>
+          <w:sz w:val="17"/>
+          <w:szCs w:val="17"/>
+        </w:rPr>
+        <w:t xml:space="preserve">01   </w:t>
+      </w:r>
+      <w:r>
+        <w:rPr>
+          <w:rFonts w:ascii="Calibri" w:cs="Calibri" w:eastAsia="Calibri" w:hAnsi="Calibri"/>
+          <w:color w:val="222222"/>
+          <w:sz w:val="19"/>
+          <w:szCs w:val="19"/>
+        </w:rPr>
+        <w:t xml:space="preserve">Contexte &amp; parties prenantes</w:t>
+      </w:r>
+    </w:p>
+    <w:p>
+      <w:pPr>
+        <w:tabs>
+          <w:tab w:val="right" w:pos="9200"/>
+        </w:tabs>
+        <w:spacing w:after="70"/>
+      </w:pPr>
+      <w:r>
+        <w:rPr>
+          <w:rFonts w:ascii="Consolas" w:cs="Consolas" w:eastAsia="Consolas" w:hAnsi="Consolas"/>
+          <w:color w:val="E8622C"/>
+          <w:sz w:val="17"/>
+          <w:szCs w:val="17"/>
+        </w:rPr>
+        <w:t xml:space="preserve">02   </w:t>
+      </w:r>
+      <w:r>
+        <w:rPr>
+          <w:rFonts w:ascii="Calibri" w:cs="Calibri" w:eastAsia="Calibri" w:hAnsi="Calibri"/>
+          <w:color w:val="222222"/>
+          <w:sz w:val="19"/>
+          <w:szCs w:val="19"/>
+        </w:rPr>
+        <w:t xml:space="preserve">Problématique métier reformulée</w:t>
+      </w:r>
+    </w:p>
+    <w:p>
+      <w:pPr>
+        <w:tabs>
+          <w:tab w:val="right" w:pos="9200"/>
+        </w:tabs>
+        <w:spacing w:after="70"/>
+      </w:pPr>
+      <w:r>
+        <w:rPr>
+          <w:rFonts w:ascii="Consolas" w:cs="Consolas" w:eastAsia="Consolas" w:hAnsi="Consolas"/>
+          <w:color w:val="E8622C"/>
+          <w:sz w:val="17"/>
+          <w:szCs w:val="17"/>
+        </w:rPr>
+        <w:t xml:space="preserve">03   </w:t>
+      </w:r>
+      <w:r>
+        <w:rPr>
+          <w:rFonts w:ascii="Calibri" w:cs="Calibri" w:eastAsia="Calibri" w:hAnsi="Calibri"/>
+          <w:color w:val="222222"/>
+          <w:sz w:val="19"/>
+          <w:szCs w:val="19"/>
+        </w:rPr>
+        <w:t xml:space="preserve">Périmètre</w:t>
+      </w:r>
+    </w:p>
+    <w:p>
+      <w:pPr>
+        <w:tabs>
+          <w:tab w:val="right" w:pos="9200"/>
+        </w:tabs>
+        <w:spacing w:after="70"/>
+      </w:pPr>
+      <w:r>
+        <w:rPr>
+          <w:rFonts w:ascii="Consolas" w:cs="Consolas" w:eastAsia="Consolas" w:hAnsi="Consolas"/>
+          <w:color w:val="E8622C"/>
+          <w:sz w:val="17"/>
+          <w:szCs w:val="17"/>
+        </w:rPr>
+        <w:t xml:space="preserve">04   </w:t>
+      </w:r>
+      <w:r>
+        <w:rPr>
+          <w:rFonts w:ascii="Calibri" w:cs="Calibri" w:eastAsia="Calibri" w:hAnsi="Calibri"/>
+          <w:color w:val="222222"/>
+          <w:sz w:val="19"/>
+          <w:szCs w:val="19"/>
+        </w:rPr>
+        <w:t xml:space="preserve">Contraintes du projet</w:t>
+      </w:r>
+    </w:p>
+    <w:p>
+      <w:pPr>
+        <w:tabs>
+          <w:tab w:val="right" w:pos="9200"/>
+        </w:tabs>
+        <w:spacing w:after="70"/>
+      </w:pPr>
+      <w:r>
+        <w:rPr>
+          <w:rFonts w:ascii="Consolas" w:cs="Consolas" w:eastAsia="Consolas" w:hAnsi="Consolas"/>
+          <w:color w:val="E8622C"/>
+          <w:sz w:val="17"/>
+          <w:szCs w:val="17"/>
+        </w:rPr>
+        <w:t xml:space="preserve">05   </w:t>
+      </w:r>
+      <w:r>
+        <w:rPr>
+          <w:rFonts w:ascii="Calibri" w:cs="Calibri" w:eastAsia="Calibri" w:hAnsi="Calibri"/>
+          <w:color w:val="222222"/>
+          <w:sz w:val="19"/>
+          <w:szCs w:val="19"/>
+        </w:rPr>
+        <w:t xml:space="preserve">Volumétrie et repères chiffrés</w:t>
+      </w:r>
+    </w:p>
+    <w:p>
+      <w:pPr>
+        <w:tabs>
+          <w:tab w:val="right" w:pos="9200"/>
+        </w:tabs>
+        <w:spacing w:after="70"/>
+      </w:pPr>
+      <w:r>
+        <w:rPr>
+          <w:rFonts w:ascii="Consolas" w:cs="Consolas" w:eastAsia="Consolas" w:hAnsi="Consolas"/>
+          <w:color w:val="E8622C"/>
+          <w:sz w:val="17"/>
+          <w:szCs w:val="17"/>
+        </w:rPr>
+        <w:t xml:space="preserve">06   </w:t>
+      </w:r>
+      <w:r>
+        <w:rPr>
+          <w:rFonts w:ascii="Calibri" w:cs="Calibri" w:eastAsia="Calibri" w:hAnsi="Calibri"/>
+          <w:color w:val="222222"/>
+          <w:sz w:val="19"/>
+          <w:szCs w:val="19"/>
+        </w:rPr>
+        <w:t xml:space="preserve">Ressources mobilisées</w:t>
+      </w:r>
+    </w:p>
+    <w:p>
+      <w:pPr>
+        <w:tabs>
+          <w:tab w:val="right" w:pos="9200"/>
+        </w:tabs>
+        <w:spacing w:after="70"/>
+      </w:pPr>
+      <w:r>
+        <w:rPr>
+          <w:rFonts w:ascii="Consolas" w:cs="Consolas" w:eastAsia="Consolas" w:hAnsi="Consolas"/>
+          <w:color w:val="E8622C"/>
+          <w:sz w:val="17"/>
+          <w:szCs w:val="17"/>
+        </w:rPr>
+        <w:t xml:space="preserve">07   </w:t>
+      </w:r>
+      <w:r>
+        <w:rPr>
+          <w:rFonts w:ascii="Calibri" w:cs="Calibri" w:eastAsia="Calibri" w:hAnsi="Calibri"/>
+          <w:color w:val="222222"/>
+          <w:sz w:val="19"/>
+          <w:szCs w:val="19"/>
+        </w:rPr>
+        <w:t xml:space="preserve">Critères de réussite / KPI mesurables</w:t>
+      </w:r>
+    </w:p>
+    <w:p>
+      <w:pPr>
+        <w:tabs>
+          <w:tab w:val="right" w:pos="9200"/>
+        </w:tabs>
+        <w:spacing w:after="70"/>
+      </w:pPr>
+      <w:r>
+        <w:rPr>
+          <w:rFonts w:ascii="Consolas" w:cs="Consolas" w:eastAsia="Consolas" w:hAnsi="Consolas"/>
+          <w:color w:val="E8622C"/>
+          <w:sz w:val="17"/>
+          <w:szCs w:val="17"/>
+        </w:rPr>
+        <w:t xml:space="preserve">08   </w:t>
+      </w:r>
+      <w:r>
+        <w:rPr>
+          <w:rFonts w:ascii="Calibri" w:cs="Calibri" w:eastAsia="Calibri" w:hAnsi="Calibri"/>
+          <w:color w:val="222222"/>
+          <w:sz w:val="19"/>
+          <w:szCs w:val="19"/>
+        </w:rPr>
+        <w:t xml:space="preserve">Besoins en formation et plan d'accompagnement</w:t>
+      </w:r>
+    </w:p>
+    <w:p>
+      <w:pPr>
+        <w:tabs>
+          <w:tab w:val="right" w:pos="9200"/>
+        </w:tabs>
+        <w:spacing w:after="70"/>
+      </w:pPr>
+      <w:r>
+        <w:rPr>
+          <w:rFonts w:ascii="Consolas" w:cs="Consolas" w:eastAsia="Consolas" w:hAnsi="Consolas"/>
+          <w:color w:val="E8622C"/>
+          <w:sz w:val="17"/>
+          <w:szCs w:val="17"/>
+        </w:rPr>
+        <w:t xml:space="preserve">09   </w:t>
+      </w:r>
+      <w:r>
+        <w:rPr>
+          <w:rFonts w:ascii="Calibri" w:cs="Calibri" w:eastAsia="Calibri" w:hAnsi="Calibri"/>
+          <w:color w:val="222222"/>
+          <w:sz w:val="19"/>
+          <w:szCs w:val="19"/>
+        </w:rPr>
+        <w:t xml:space="preserve">Critères d'acceptation</w:t>
+      </w:r>
+    </w:p>
+    <w:p>
+      <w:pPr>
+        <w:pBdr>
+          <w:bottom w:val="single" w:color="1F7A8C" w:sz="6" w:space="10"/>
+        </w:pBdr>
+        <w:spacing w:after="340"/>
+      </w:pPr>
     </w:p>
     <w:p>
       <w:pPr>
@@ -139,6 +398,29 @@
         </w:rPr>
         <w:t xml:space="preserve">Bottleneck est un caviste en ligne dont le système d'information est éclaté en deux briques : un ERP (erp.xlsx) qui gère prix d'achat, prix de vente et stock, et un CMS e-commerce (web.xlsx) qui gère le catalogue et les ventes en ligne, les deux étant reliés par une table de correspondance (liaison.xlsx).</w:t>
       </w:r>
+    </w:p>
+    <w:p>
+      <w:pPr>
+        <w:spacing w:after="160" w:line="300"/>
+      </w:pPr>
+      <w:r>
+        <w:rPr>
+          <w:rFonts w:ascii="Calibri" w:cs="Calibri" w:eastAsia="Calibri" w:hAnsi="Calibri"/>
+          <w:b w:val="false"/>
+          <w:bCs w:val="false"/>
+          <w:i/>
+          <w:iCs/>
+          <w:color w:val="222222"/>
+          <w:sz w:val="21"/>
+          <w:szCs w:val="21"/>
+        </w:rPr>
+        <w:t xml:space="preserve">Bottleneck est le cas d'étude fourni avec le projet 6 : les données sont réelles et exploitées telles quelles, mais l'entreprise et ses équipes sont celles que décrit l'énoncé. Les parties prenantes ci-dessous, leurs rôles et le plan de formation de la section 8 décrivent donc le dispositif que je mettrais en place dans ce contexte. Tout ce qui est chiffré dans ce document provient en revanche d'une exécution réelle du notebook.</w:t>
+      </w:r>
+    </w:p>
+    <w:p>
+      <w:pPr>
+        <w:spacing w:before="60"/>
+      </w:pPr>
     </w:p>
     <w:tbl>
       <w:tblPr>
@@ -153,16 +435,18 @@
         </w:tblBorders>
       </w:tblPr>
       <w:tblGrid>
-        <w:gridCol w:w="3400"/>
-        <w:gridCol w:w="6220"/>
+        <w:gridCol w:w="2900"/>
+        <w:gridCol w:w="1700"/>
+        <w:gridCol w:w="5020"/>
       </w:tblGrid>
       <w:tr>
         <w:trPr>
+          <w:cantSplit/>
           <w:tblHeader/>
         </w:trPr>
         <w:tc>
           <w:tcPr>
-            <w:tcW w:type="dxa" w:w="3400"/>
+            <w:tcW w:type="dxa" w:w="2900"/>
             <w:shd w:fill="134652" w:color="auto" w:val="clear"/>
             <w:tcMar>
               <w:top w:type="dxa" w:w="90"/>
@@ -188,7 +472,7 @@
         </w:tc>
         <w:tc>
           <w:tcPr>
-            <w:tcW w:type="dxa" w:w="6220"/>
+            <w:tcW w:type="dxa" w:w="1700"/>
             <w:shd w:fill="134652" w:color="auto" w:val="clear"/>
             <w:tcMar>
               <w:top w:type="dxa" w:w="90"/>
@@ -208,67 +492,124 @@
                 <w:sz w:val="19"/>
                 <w:szCs w:val="19"/>
               </w:rPr>
+              <w:t xml:space="preserve">Rôle</w:t>
+            </w:r>
+          </w:p>
+        </w:tc>
+        <w:tc>
+          <w:tcPr>
+            <w:tcW w:type="dxa" w:w="5020"/>
+            <w:shd w:fill="134652" w:color="auto" w:val="clear"/>
+            <w:tcMar>
+              <w:top w:type="dxa" w:w="90"/>
+              <w:left w:type="dxa" w:w="130"/>
+              <w:bottom w:type="dxa" w:w="90"/>
+              <w:right w:type="dxa" w:w="130"/>
+            </w:tcMar>
+            <w:vAlign w:val="center"/>
+          </w:tcPr>
+          <w:p>
+            <w:r>
+              <w:rPr>
+                <w:rFonts w:ascii="Calibri" w:cs="Calibri" w:eastAsia="Calibri" w:hAnsi="Calibri"/>
+                <w:b/>
+                <w:bCs/>
+                <w:color w:val="FFFFFF"/>
+                <w:sz w:val="19"/>
+                <w:szCs w:val="19"/>
+              </w:rPr>
               <w:t xml:space="preserve">Utilisation de l'analyse</w:t>
             </w:r>
           </w:p>
         </w:tc>
       </w:tr>
       <w:tr>
-        <w:tc>
-          <w:tcPr>
-            <w:tcW w:type="dxa" w:w="3400"/>
-            <w:tcMar>
-              <w:top w:type="dxa" w:w="90"/>
-              <w:left w:type="dxa" w:w="130"/>
-              <w:bottom w:type="dxa" w:w="90"/>
-              <w:right w:type="dxa" w:w="130"/>
-            </w:tcMar>
-            <w:vAlign w:val="center"/>
-          </w:tcPr>
-          <w:p>
-            <w:r>
-              <w:rPr>
-                <w:rFonts w:ascii="Calibri" w:cs="Calibri" w:eastAsia="Calibri" w:hAnsi="Calibri"/>
-                <w:b w:val="false"/>
-                <w:bCs w:val="false"/>
-                <w:color w:val="222222"/>
-                <w:sz w:val="19"/>
-                <w:szCs w:val="19"/>
-              </w:rPr>
-              <w:t xml:space="preserve">Direction commerciale / e-commerce</w:t>
-            </w:r>
-          </w:p>
-        </w:tc>
-        <w:tc>
-          <w:tcPr>
-            <w:tcW w:type="dxa" w:w="6220"/>
-            <w:tcMar>
-              <w:top w:type="dxa" w:w="90"/>
-              <w:left w:type="dxa" w:w="130"/>
-              <w:bottom w:type="dxa" w:w="90"/>
-              <w:right w:type="dxa" w:w="130"/>
-            </w:tcMar>
-            <w:vAlign w:val="center"/>
-          </w:tcPr>
-          <w:p>
-            <w:r>
-              <w:rPr>
-                <w:rFonts w:ascii="Calibri" w:cs="Calibri" w:eastAsia="Calibri" w:hAnsi="Calibri"/>
-                <w:b w:val="false"/>
-                <w:bCs w:val="false"/>
-                <w:color w:val="222222"/>
-                <w:sz w:val="19"/>
-                <w:szCs w:val="19"/>
-              </w:rPr>
-              <w:t xml:space="preserve">CA par article, palmarès Top 20, règle des 80/20 (Pareto) sur CA et quantités, pour prioriser mises en avant et négociations fournisseurs</w:t>
+        <w:trPr>
+          <w:cantSplit/>
+        </w:trPr>
+        <w:tc>
+          <w:tcPr>
+            <w:tcW w:type="dxa" w:w="2900"/>
+            <w:tcMar>
+              <w:top w:type="dxa" w:w="90"/>
+              <w:left w:type="dxa" w:w="130"/>
+              <w:bottom w:type="dxa" w:w="90"/>
+              <w:right w:type="dxa" w:w="130"/>
+            </w:tcMar>
+            <w:vAlign w:val="center"/>
+          </w:tcPr>
+          <w:p>
+            <w:r>
+              <w:rPr>
+                <w:rFonts w:ascii="Calibri" w:cs="Calibri" w:eastAsia="Calibri" w:hAnsi="Calibri"/>
+                <w:b w:val="false"/>
+                <w:bCs w:val="false"/>
+                <w:color w:val="222222"/>
+                <w:sz w:val="19"/>
+                <w:szCs w:val="19"/>
+              </w:rPr>
+              <w:t xml:space="preserve">Data analyst (moi)</w:t>
+            </w:r>
+          </w:p>
+        </w:tc>
+        <w:tc>
+          <w:tcPr>
+            <w:tcW w:type="dxa" w:w="1700"/>
+            <w:tcMar>
+              <w:top w:type="dxa" w:w="90"/>
+              <w:left w:type="dxa" w:w="130"/>
+              <w:bottom w:type="dxa" w:w="90"/>
+              <w:right w:type="dxa" w:w="130"/>
+            </w:tcMar>
+            <w:vAlign w:val="center"/>
+          </w:tcPr>
+          <w:p>
+            <w:r>
+              <w:rPr>
+                <w:rFonts w:ascii="Calibri" w:cs="Calibri" w:eastAsia="Calibri" w:hAnsi="Calibri"/>
+                <w:b w:val="false"/>
+                <w:bCs w:val="false"/>
+                <w:color w:val="222222"/>
+                <w:sz w:val="19"/>
+                <w:szCs w:val="19"/>
+              </w:rPr>
+              <w:t xml:space="preserve">Réalise</w:t>
+            </w:r>
+          </w:p>
+        </w:tc>
+        <w:tc>
+          <w:tcPr>
+            <w:tcW w:type="dxa" w:w="5020"/>
+            <w:tcMar>
+              <w:top w:type="dxa" w:w="90"/>
+              <w:left w:type="dxa" w:w="130"/>
+              <w:bottom w:type="dxa" w:w="90"/>
+              <w:right w:type="dxa" w:w="130"/>
+            </w:tcMar>
+            <w:vAlign w:val="center"/>
+          </w:tcPr>
+          <w:p>
+            <w:r>
+              <w:rPr>
+                <w:rFonts w:ascii="Calibri" w:cs="Calibri" w:eastAsia="Calibri" w:hAnsi="Calibri"/>
+                <w:b w:val="false"/>
+                <w:bCs w:val="false"/>
+                <w:color w:val="222222"/>
+                <w:sz w:val="19"/>
+                <w:szCs w:val="19"/>
+              </w:rPr>
+              <w:t xml:space="preserve">Conçoit la démarche, code, exécute, documente et restitue</w:t>
             </w:r>
           </w:p>
         </w:tc>
       </w:tr>
       <w:tr>
-        <w:tc>
-          <w:tcPr>
-            <w:tcW w:type="dxa" w:w="3400"/>
+        <w:trPr>
+          <w:cantSplit/>
+        </w:trPr>
+        <w:tc>
+          <w:tcPr>
+            <w:tcW w:type="dxa" w:w="2900"/>
             <w:shd w:fill="EDEFF1" w:color="auto" w:val="clear"/>
             <w:tcMar>
               <w:top w:type="dxa" w:w="90"/>
@@ -288,13 +629,13 @@
                 <w:sz w:val="19"/>
                 <w:szCs w:val="19"/>
               </w:rPr>
-              <w:t xml:space="preserve">Supply chain / gestion des stocks</w:t>
-            </w:r>
-          </w:p>
-        </w:tc>
-        <w:tc>
-          <w:tcPr>
-            <w:tcW w:type="dxa" w:w="6220"/>
+              <w:t xml:space="preserve">Contrôle de gestion / finance</w:t>
+            </w:r>
+          </w:p>
+        </w:tc>
+        <w:tc>
+          <w:tcPr>
+            <w:tcW w:type="dxa" w:w="1700"/>
             <w:shd w:fill="EDEFF1" w:color="auto" w:val="clear"/>
             <w:tcMar>
               <w:top w:type="dxa" w:w="90"/>
@@ -314,67 +655,124 @@
                 <w:sz w:val="19"/>
                 <w:szCs w:val="19"/>
               </w:rPr>
-              <w:t xml:space="preserve">Rotation de stock, valorisation du stock (au prix d'achat) et anomalies stock/ventes, pour décider réassorts et déstockages</w:t>
+              <w:t xml:space="preserve">Valide</w:t>
+            </w:r>
+          </w:p>
+        </w:tc>
+        <w:tc>
+          <w:tcPr>
+            <w:tcW w:type="dxa" w:w="5020"/>
+            <w:shd w:fill="EDEFF1" w:color="auto" w:val="clear"/>
+            <w:tcMar>
+              <w:top w:type="dxa" w:w="90"/>
+              <w:left w:type="dxa" w:w="130"/>
+              <w:bottom w:type="dxa" w:w="90"/>
+              <w:right w:type="dxa" w:w="130"/>
+            </w:tcMar>
+            <w:vAlign w:val="center"/>
+          </w:tcPr>
+          <w:p>
+            <w:r>
+              <w:rPr>
+                <w:rFonts w:ascii="Calibri" w:cs="Calibri" w:eastAsia="Calibri" w:hAnsi="Calibri"/>
+                <w:b w:val="false"/>
+                <w:bCs w:val="false"/>
+                <w:color w:val="222222"/>
+                <w:sz w:val="19"/>
+                <w:szCs w:val="19"/>
+              </w:rPr>
+              <w:t xml:space="preserve">Arbitre les anomalies détectées et le taux de marge avant toute action</w:t>
             </w:r>
           </w:p>
         </w:tc>
       </w:tr>
       <w:tr>
-        <w:tc>
-          <w:tcPr>
-            <w:tcW w:type="dxa" w:w="3400"/>
-            <w:tcMar>
-              <w:top w:type="dxa" w:w="90"/>
-              <w:left w:type="dxa" w:w="130"/>
-              <w:bottom w:type="dxa" w:w="90"/>
-              <w:right w:type="dxa" w:w="130"/>
-            </w:tcMar>
-            <w:vAlign w:val="center"/>
-          </w:tcPr>
-          <w:p>
-            <w:r>
-              <w:rPr>
-                <w:rFonts w:ascii="Calibri" w:cs="Calibri" w:eastAsia="Calibri" w:hAnsi="Calibri"/>
-                <w:b w:val="false"/>
-                <w:bCs w:val="false"/>
-                <w:color w:val="222222"/>
-                <w:sz w:val="19"/>
-                <w:szCs w:val="19"/>
-              </w:rPr>
-              <w:t xml:space="preserve">Contrôle de gestion / finance</w:t>
-            </w:r>
-          </w:p>
-        </w:tc>
-        <w:tc>
-          <w:tcPr>
-            <w:tcW w:type="dxa" w:w="6220"/>
-            <w:tcMar>
-              <w:top w:type="dxa" w:w="90"/>
-              <w:left w:type="dxa" w:w="130"/>
-              <w:bottom w:type="dxa" w:w="90"/>
-              <w:right w:type="dxa" w:w="130"/>
-            </w:tcMar>
-            <w:vAlign w:val="center"/>
-          </w:tcPr>
-          <w:p>
-            <w:r>
-              <w:rPr>
-                <w:rFonts w:ascii="Calibri" w:cs="Calibri" w:eastAsia="Calibri" w:hAnsi="Calibri"/>
-                <w:b w:val="false"/>
-                <w:bCs w:val="false"/>
-                <w:color w:val="222222"/>
-                <w:sz w:val="19"/>
-                <w:szCs w:val="19"/>
-              </w:rPr>
-              <w:t xml:space="preserve">Taux de marge par article et par type de produit, pour arbitrer les priorités catalogue</w:t>
+        <w:trPr>
+          <w:cantSplit/>
+        </w:trPr>
+        <w:tc>
+          <w:tcPr>
+            <w:tcW w:type="dxa" w:w="2900"/>
+            <w:tcMar>
+              <w:top w:type="dxa" w:w="90"/>
+              <w:left w:type="dxa" w:w="130"/>
+              <w:bottom w:type="dxa" w:w="90"/>
+              <w:right w:type="dxa" w:w="130"/>
+            </w:tcMar>
+            <w:vAlign w:val="center"/>
+          </w:tcPr>
+          <w:p>
+            <w:r>
+              <w:rPr>
+                <w:rFonts w:ascii="Calibri" w:cs="Calibri" w:eastAsia="Calibri" w:hAnsi="Calibri"/>
+                <w:b w:val="false"/>
+                <w:bCs w:val="false"/>
+                <w:color w:val="222222"/>
+                <w:sz w:val="19"/>
+                <w:szCs w:val="19"/>
+              </w:rPr>
+              <w:t xml:space="preserve">Supply chain / stocks</w:t>
+            </w:r>
+          </w:p>
+        </w:tc>
+        <w:tc>
+          <w:tcPr>
+            <w:tcW w:type="dxa" w:w="1700"/>
+            <w:tcMar>
+              <w:top w:type="dxa" w:w="90"/>
+              <w:left w:type="dxa" w:w="130"/>
+              <w:bottom w:type="dxa" w:w="90"/>
+              <w:right w:type="dxa" w:w="130"/>
+            </w:tcMar>
+            <w:vAlign w:val="center"/>
+          </w:tcPr>
+          <w:p>
+            <w:r>
+              <w:rPr>
+                <w:rFonts w:ascii="Calibri" w:cs="Calibri" w:eastAsia="Calibri" w:hAnsi="Calibri"/>
+                <w:b w:val="false"/>
+                <w:bCs w:val="false"/>
+                <w:color w:val="222222"/>
+                <w:sz w:val="19"/>
+                <w:szCs w:val="19"/>
+              </w:rPr>
+              <w:t xml:space="preserve">Contribue</w:t>
+            </w:r>
+          </w:p>
+        </w:tc>
+        <w:tc>
+          <w:tcPr>
+            <w:tcW w:type="dxa" w:w="5020"/>
+            <w:tcMar>
+              <w:top w:type="dxa" w:w="90"/>
+              <w:left w:type="dxa" w:w="130"/>
+              <w:bottom w:type="dxa" w:w="90"/>
+              <w:right w:type="dxa" w:w="130"/>
+            </w:tcMar>
+            <w:vAlign w:val="center"/>
+          </w:tcPr>
+          <w:p>
+            <w:r>
+              <w:rPr>
+                <w:rFonts w:ascii="Calibri" w:cs="Calibri" w:eastAsia="Calibri" w:hAnsi="Calibri"/>
+                <w:b w:val="false"/>
+                <w:bCs w:val="false"/>
+                <w:color w:val="222222"/>
+                <w:sz w:val="19"/>
+                <w:szCs w:val="19"/>
+              </w:rPr>
+              <w:t xml:space="preserve">Fournit le contexte métier sur la rotation ; qualifie les anomalies stock/ventes</w:t>
             </w:r>
           </w:p>
         </w:tc>
       </w:tr>
       <w:tr>
-        <w:tc>
-          <w:tcPr>
-            <w:tcW w:type="dxa" w:w="3400"/>
+        <w:trPr>
+          <w:cantSplit/>
+        </w:trPr>
+        <w:tc>
+          <w:tcPr>
+            <w:tcW w:type="dxa" w:w="2900"/>
             <w:shd w:fill="EDEFF1" w:color="auto" w:val="clear"/>
             <w:tcMar>
               <w:top w:type="dxa" w:w="90"/>
@@ -394,38 +792,209 @@
                 <w:sz w:val="19"/>
                 <w:szCs w:val="19"/>
               </w:rPr>
+              <w:t xml:space="preserve">Direction commerciale</w:t>
+            </w:r>
+          </w:p>
+        </w:tc>
+        <w:tc>
+          <w:tcPr>
+            <w:tcW w:type="dxa" w:w="1700"/>
+            <w:shd w:fill="EDEFF1" w:color="auto" w:val="clear"/>
+            <w:tcMar>
+              <w:top w:type="dxa" w:w="90"/>
+              <w:left w:type="dxa" w:w="130"/>
+              <w:bottom w:type="dxa" w:w="90"/>
+              <w:right w:type="dxa" w:w="130"/>
+            </w:tcMar>
+            <w:vAlign w:val="center"/>
+          </w:tcPr>
+          <w:p>
+            <w:r>
+              <w:rPr>
+                <w:rFonts w:ascii="Calibri" w:cs="Calibri" w:eastAsia="Calibri" w:hAnsi="Calibri"/>
+                <w:b w:val="false"/>
+                <w:bCs w:val="false"/>
+                <w:color w:val="222222"/>
+                <w:sz w:val="19"/>
+                <w:szCs w:val="19"/>
+              </w:rPr>
+              <w:t xml:space="preserve">Consultée</w:t>
+            </w:r>
+          </w:p>
+        </w:tc>
+        <w:tc>
+          <w:tcPr>
+            <w:tcW w:type="dxa" w:w="5020"/>
+            <w:shd w:fill="EDEFF1" w:color="auto" w:val="clear"/>
+            <w:tcMar>
+              <w:top w:type="dxa" w:w="90"/>
+              <w:left w:type="dxa" w:w="130"/>
+              <w:bottom w:type="dxa" w:w="90"/>
+              <w:right w:type="dxa" w:w="130"/>
+            </w:tcMar>
+            <w:vAlign w:val="center"/>
+          </w:tcPr>
+          <w:p>
+            <w:r>
+              <w:rPr>
+                <w:rFonts w:ascii="Calibri" w:cs="Calibri" w:eastAsia="Calibri" w:hAnsi="Calibri"/>
+                <w:b w:val="false"/>
+                <w:bCs w:val="false"/>
+                <w:color w:val="222222"/>
+                <w:sz w:val="19"/>
+                <w:szCs w:val="19"/>
+              </w:rPr>
+              <w:t xml:space="preserve">Priorise les références ; exploite le CA, le Top 20 et la règle des 80/20</w:t>
+            </w:r>
+          </w:p>
+        </w:tc>
+      </w:tr>
+      <w:tr>
+        <w:trPr>
+          <w:cantSplit/>
+        </w:trPr>
+        <w:tc>
+          <w:tcPr>
+            <w:tcW w:type="dxa" w:w="2900"/>
+            <w:tcMar>
+              <w:top w:type="dxa" w:w="90"/>
+              <w:left w:type="dxa" w:w="130"/>
+              <w:bottom w:type="dxa" w:w="90"/>
+              <w:right w:type="dxa" w:w="130"/>
+            </w:tcMar>
+            <w:vAlign w:val="center"/>
+          </w:tcPr>
+          <w:p>
+            <w:r>
+              <w:rPr>
+                <w:rFonts w:ascii="Calibri" w:cs="Calibri" w:eastAsia="Calibri" w:hAnsi="Calibri"/>
+                <w:b w:val="false"/>
+                <w:bCs w:val="false"/>
+                <w:color w:val="222222"/>
+                <w:sz w:val="19"/>
+                <w:szCs w:val="19"/>
+              </w:rPr>
               <w:t xml:space="preserve">Direction des systèmes d'information</w:t>
             </w:r>
           </w:p>
         </w:tc>
         <w:tc>
           <w:tcPr>
-            <w:tcW w:type="dxa" w:w="6220"/>
-            <w:shd w:fill="EDEFF1" w:color="auto" w:val="clear"/>
-            <w:tcMar>
-              <w:top w:type="dxa" w:w="90"/>
-              <w:left w:type="dxa" w:w="130"/>
-              <w:bottom w:type="dxa" w:w="90"/>
-              <w:right w:type="dxa" w:w="130"/>
-            </w:tcMar>
-            <w:vAlign w:val="center"/>
-          </w:tcPr>
-          <w:p>
-            <w:r>
-              <w:rPr>
-                <w:rFonts w:ascii="Calibri" w:cs="Calibri" w:eastAsia="Calibri" w:hAnsi="Calibri"/>
-                <w:b w:val="false"/>
-                <w:bCs w:val="false"/>
-                <w:color w:val="222222"/>
-                <w:sz w:val="19"/>
-                <w:szCs w:val="19"/>
-              </w:rPr>
-              <w:t xml:space="preserve">Taux d'articles non appariés ERP/web, révélateur de la qualité de synchronisation</w:t>
+            <w:tcW w:type="dxa" w:w="1700"/>
+            <w:tcMar>
+              <w:top w:type="dxa" w:w="90"/>
+              <w:left w:type="dxa" w:w="130"/>
+              <w:bottom w:type="dxa" w:w="90"/>
+              <w:right w:type="dxa" w:w="130"/>
+            </w:tcMar>
+            <w:vAlign w:val="center"/>
+          </w:tcPr>
+          <w:p>
+            <w:r>
+              <w:rPr>
+                <w:rFonts w:ascii="Calibri" w:cs="Calibri" w:eastAsia="Calibri" w:hAnsi="Calibri"/>
+                <w:b w:val="false"/>
+                <w:bCs w:val="false"/>
+                <w:color w:val="222222"/>
+                <w:sz w:val="19"/>
+                <w:szCs w:val="19"/>
+              </w:rPr>
+              <w:t xml:space="preserve">Informée</w:t>
+            </w:r>
+          </w:p>
+        </w:tc>
+        <w:tc>
+          <w:tcPr>
+            <w:tcW w:type="dxa" w:w="5020"/>
+            <w:tcMar>
+              <w:top w:type="dxa" w:w="90"/>
+              <w:left w:type="dxa" w:w="130"/>
+              <w:bottom w:type="dxa" w:w="90"/>
+              <w:right w:type="dxa" w:w="130"/>
+            </w:tcMar>
+            <w:vAlign w:val="center"/>
+          </w:tcPr>
+          <w:p>
+            <w:r>
+              <w:rPr>
+                <w:rFonts w:ascii="Calibri" w:cs="Calibri" w:eastAsia="Calibri" w:hAnsi="Calibri"/>
+                <w:b w:val="false"/>
+                <w:bCs w:val="false"/>
+                <w:color w:val="222222"/>
+                <w:sz w:val="19"/>
+                <w:szCs w:val="19"/>
+              </w:rPr>
+              <w:t xml:space="preserve">Destinataire du taux d'articles non appariés ERP/web</w:t>
             </w:r>
           </w:p>
         </w:tc>
       </w:tr>
     </w:tbl>
+    <w:p>
+      <w:pPr>
+        <w:keepNext/>
+        <w:keepLines/>
+        <w:spacing w:after="90" w:before="260"/>
+        <w:jc w:val="center"/>
+      </w:pPr>
+      <w:r>
+        <w:drawing>
+          <wp:inline distT="0" distB="0" distL="0" distR="0">
+            <wp:extent cx="4320007" cy="1620002"/>
+            <wp:effectExtent t="0" r="0" b="0" l="0"/>
+            <wp:docPr id="1" name="" descr="" title=""/>
+            <wp:cNvGraphicFramePr>
+              <a:graphicFrameLocks xmlns:a="http://schemas.openxmlformats.org/drawingml/2006/main" noChangeAspect="1"/>
+            </wp:cNvGraphicFramePr>
+            <a:graphic xmlns:a="http://schemas.openxmlformats.org/drawingml/2006/main">
+              <a:graphicData uri="http://schemas.openxmlformats.org/drawingml/2006/picture">
+                <pic:pic xmlns:pic="http://schemas.openxmlformats.org/drawingml/2006/picture">
+                  <pic:nvPicPr>
+                    <pic:cNvPr id="0" name="" descr=""/>
+                    <pic:cNvPicPr>
+                      <a:picLocks noChangeAspect="1" noChangeArrowheads="1"/>
+                    </pic:cNvPicPr>
+                  </pic:nvPicPr>
+                  <pic:blipFill>
+                    <a:blip r:embed="rId9" cstate="none"/>
+                    <a:srcRect/>
+                    <a:stretch>
+                      <a:fillRect/>
+                    </a:stretch>
+                  </pic:blipFill>
+                  <pic:spPr bwMode="auto">
+                    <a:xfrm>
+                      <a:off x="0" y="0"/>
+                      <a:ext cx="4320007" cy="1620002"/>
+                    </a:xfrm>
+                    <a:prstGeom prst="rect">
+                      <a:avLst/>
+                    </a:prstGeom>
+                  </pic:spPr>
+                </pic:pic>
+              </a:graphicData>
+            </a:graphic>
+          </wp:inline>
+        </w:drawing>
+      </w:r>
+    </w:p>
+    <w:p>
+      <w:pPr>
+        <w:spacing w:after="260"/>
+        <w:jc w:val="center"/>
+      </w:pPr>
+      <w:r>
+        <w:rPr>
+          <w:rFonts w:ascii="Calibri" w:cs="Calibri" w:eastAsia="Calibri" w:hAnsi="Calibri"/>
+          <w:i/>
+          <w:iCs/>
+          <w:color w:val="5B5F63"/>
+          <w:sz w:val="17"/>
+          <w:szCs w:val="17"/>
+        </w:rPr>
+        <w:t xml:space="preserve">Figure 1 — Rôle de chaque partie prenante dans le projet.</w:t>
+      </w:r>
+    </w:p>
     <w:p>
       <w:pPr>
         <w:pStyle w:val="Heading1"/>
@@ -635,7 +1204,7 @@
           <w:sz w:val="21"/>
           <w:szCs w:val="21"/>
         </w:rPr>
-        <w:t xml:space="preserve">Analyses univariées (prix, CA, quantités, marge, rotation) et une analyse multivariée (anomalies) et de corrélation</w:t>
+        <w:t xml:space="preserve">Analyses univariées (prix, CA, quantités, marge, rotation) et une analyse multivariée (anomalies, deux méthodes comparées) et de corrélation</w:t>
       </w:r>
     </w:p>
     <w:p>
@@ -777,6 +1346,214 @@
     </w:p>
     <w:p>
       <w:pPr>
+        <w:pStyle w:val="Heading2"/>
+        <w:spacing w:after="140" w:before="300"/>
+      </w:pPr>
+      <w:r>
+        <w:rPr>
+          <w:rFonts w:ascii="Calibri" w:cs="Calibri" w:eastAsia="Calibri" w:hAnsi="Calibri"/>
+          <w:b/>
+          <w:bCs/>
+          <w:color w:val="134652"/>
+          <w:sz w:val="24"/>
+          <w:szCs w:val="24"/>
+        </w:rPr>
+        <w:t xml:space="preserve">Éléments prioritaires</w:t>
+      </w:r>
+    </w:p>
+    <w:p>
+      <w:pPr>
+        <w:spacing w:after="160" w:line="300"/>
+      </w:pPr>
+      <w:r>
+        <w:rPr>
+          <w:rFonts w:ascii="Calibri" w:cs="Calibri" w:eastAsia="Calibri" w:hAnsi="Calibri"/>
+          <w:b w:val="false"/>
+          <w:bCs w:val="false"/>
+          <w:i w:val="false"/>
+          <w:iCs w:val="false"/>
+          <w:color w:val="222222"/>
+          <w:sz w:val="21"/>
+          <w:szCs w:val="21"/>
+        </w:rPr>
+        <w:t xml:space="preserve">Tout n'a pas le même poids. Par ordre décroissant de priorité :</w:t>
+      </w:r>
+    </w:p>
+    <w:p>
+      <w:pPr>
+        <w:pStyle w:val="ListParagraph"/>
+        <w:numPr>
+          <w:ilvl w:val="0"/>
+          <w:numId w:val="1"/>
+        </w:numPr>
+        <w:spacing w:after="100" w:line="290"/>
+      </w:pPr>
+      <w:r>
+        <w:rPr>
+          <w:rFonts w:ascii="Calibri" w:cs="Calibri" w:eastAsia="Calibri" w:hAnsi="Calibri"/>
+          <w:b/>
+          <w:bCs/>
+          <w:color w:val="222222"/>
+          <w:sz w:val="21"/>
+          <w:szCs w:val="21"/>
+        </w:rPr>
+        <w:t xml:space="preserve">1 — Fiabiliser le rapprochement ERP / web. </w:t>
+      </w:r>
+      <w:r>
+        <w:rPr>
+          <w:rFonts w:ascii="Calibri" w:cs="Calibri" w:eastAsia="Calibri" w:hAnsi="Calibri"/>
+          <w:color w:val="222222"/>
+          <w:sz w:val="21"/>
+          <w:szCs w:val="21"/>
+        </w:rPr>
+        <w:t xml:space="preserve">Sans lui, aucun indicateur n'est défendable. Prioritaire parce que tout le reste en dépend.</w:t>
+      </w:r>
+    </w:p>
+    <w:p>
+      <w:pPr>
+        <w:pStyle w:val="ListParagraph"/>
+        <w:numPr>
+          <w:ilvl w:val="0"/>
+          <w:numId w:val="1"/>
+        </w:numPr>
+        <w:spacing w:after="100" w:line="290"/>
+      </w:pPr>
+      <w:r>
+        <w:rPr>
+          <w:rFonts w:ascii="Calibri" w:cs="Calibri" w:eastAsia="Calibri" w:hAnsi="Calibri"/>
+          <w:b/>
+          <w:bCs/>
+          <w:color w:val="222222"/>
+          <w:sz w:val="21"/>
+          <w:szCs w:val="21"/>
+        </w:rPr>
+        <w:t xml:space="preserve">2 — Détecter les anomalies que le prix seul ne montre pas. </w:t>
+      </w:r>
+      <w:r>
+        <w:rPr>
+          <w:rFonts w:ascii="Calibri" w:cs="Calibri" w:eastAsia="Calibri" w:hAnsi="Calibri"/>
+          <w:color w:val="222222"/>
+          <w:sz w:val="21"/>
+          <w:szCs w:val="21"/>
+        </w:rPr>
+        <w:t xml:space="preserve">C'est la valeur ajoutée attendue par la supply chain et le contrôle de gestion.</w:t>
+      </w:r>
+    </w:p>
+    <w:p>
+      <w:pPr>
+        <w:pStyle w:val="ListParagraph"/>
+        <w:numPr>
+          <w:ilvl w:val="0"/>
+          <w:numId w:val="1"/>
+        </w:numPr>
+        <w:spacing w:after="100" w:line="290"/>
+      </w:pPr>
+      <w:r>
+        <w:rPr>
+          <w:rFonts w:ascii="Calibri" w:cs="Calibri" w:eastAsia="Calibri" w:hAnsi="Calibri"/>
+          <w:b/>
+          <w:bCs/>
+          <w:color w:val="222222"/>
+          <w:sz w:val="21"/>
+          <w:szCs w:val="21"/>
+        </w:rPr>
+        <w:t xml:space="preserve">3 — Valider statistiquement les corrélations. </w:t>
+      </w:r>
+      <w:r>
+        <w:rPr>
+          <w:rFonts w:ascii="Calibri" w:cs="Calibri" w:eastAsia="Calibri" w:hAnsi="Calibri"/>
+          <w:color w:val="222222"/>
+          <w:sz w:val="21"/>
+          <w:szCs w:val="21"/>
+        </w:rPr>
+        <w:t xml:space="preserve">Évite de fonder une décision sur un lien qui n'existe pas.</w:t>
+      </w:r>
+    </w:p>
+    <w:p>
+      <w:pPr>
+        <w:pStyle w:val="ListParagraph"/>
+        <w:numPr>
+          <w:ilvl w:val="0"/>
+          <w:numId w:val="1"/>
+        </w:numPr>
+        <w:spacing w:after="100" w:line="290"/>
+      </w:pPr>
+      <w:r>
+        <w:rPr>
+          <w:rFonts w:ascii="Calibri" w:cs="Calibri" w:eastAsia="Calibri" w:hAnsi="Calibri"/>
+          <w:b/>
+          <w:bCs/>
+          <w:color w:val="222222"/>
+          <w:sz w:val="21"/>
+          <w:szCs w:val="21"/>
+        </w:rPr>
+        <w:t xml:space="preserve">4 — Rendre le tout rejouable. </w:t>
+      </w:r>
+      <w:r>
+        <w:rPr>
+          <w:rFonts w:ascii="Calibri" w:cs="Calibri" w:eastAsia="Calibri" w:hAnsi="Calibri"/>
+          <w:color w:val="222222"/>
+          <w:sz w:val="21"/>
+          <w:szCs w:val="21"/>
+        </w:rPr>
+        <w:t xml:space="preserve">Conditionne la réutilisation du travail, mais n'empêche pas de produire un résultat.</w:t>
+      </w:r>
+    </w:p>
+    <w:p>
+      <w:pPr>
+        <w:pStyle w:val="ListParagraph"/>
+        <w:numPr>
+          <w:ilvl w:val="0"/>
+          <w:numId w:val="1"/>
+        </w:numPr>
+        <w:spacing w:after="100" w:line="290"/>
+      </w:pPr>
+      <w:r>
+        <w:rPr>
+          <w:rFonts w:ascii="Calibri" w:cs="Calibri" w:eastAsia="Calibri" w:hAnsi="Calibri"/>
+          <w:b/>
+          <w:bCs/>
+          <w:color w:val="222222"/>
+          <w:sz w:val="21"/>
+          <w:szCs w:val="21"/>
+        </w:rPr>
+        <w:t xml:space="preserve">5 — Former les équipes métier. </w:t>
+      </w:r>
+      <w:r>
+        <w:rPr>
+          <w:rFonts w:ascii="Calibri" w:cs="Calibri" w:eastAsia="Calibri" w:hAnsi="Calibri"/>
+          <w:color w:val="222222"/>
+          <w:sz w:val="21"/>
+          <w:szCs w:val="21"/>
+        </w:rPr>
+        <w:t xml:space="preserve">Indispensable à l'adoption, mais ne peut venir qu'une fois le reste stabilisé.</w:t>
+      </w:r>
+    </w:p>
+    <w:p>
+      <w:pPr>
+        <w:spacing w:before="120"/>
+      </w:pPr>
+    </w:p>
+    <w:p>
+      <w:pPr>
+        <w:spacing w:after="160" w:line="300"/>
+      </w:pPr>
+      <w:r>
+        <w:rPr>
+          <w:rFonts w:ascii="Calibri" w:cs="Calibri" w:eastAsia="Calibri" w:hAnsi="Calibri"/>
+          <w:b w:val="false"/>
+          <w:bCs w:val="false"/>
+          <w:i/>
+          <w:iCs/>
+          <w:color w:val="222222"/>
+          <w:sz w:val="21"/>
+          <w:szCs w:val="21"/>
+        </w:rPr>
+        <w:t xml:space="preserve">Jalons, livrables et planning : le découpage en six lots, les cinq jalons datés du 26 juin au 17 juillet, la liste des livrables et le registre des risques figurent dans le document PROJET_ORGANISATION.docx, sections 1 à 4.</w:t>
+      </w:r>
+    </w:p>
+    <w:p>
+      <w:pPr>
         <w:pStyle w:val="Heading1"/>
         <w:pBdr>
           <w:bottom w:val="single" w:color="1F7A8C" w:sz="6" w:space="6"/>
@@ -792,7 +1569,491 @@
           <w:sz w:val="30"/>
           <w:szCs w:val="30"/>
         </w:rPr>
-        <w:t xml:space="preserve">4. Contraintes réelles observées</w:t>
+        <w:t xml:space="preserve">4. Contraintes du projet</w:t>
+      </w:r>
+    </w:p>
+    <w:p>
+      <w:pPr>
+        <w:spacing w:after="160" w:line="300"/>
+      </w:pPr>
+      <w:r>
+        <w:rPr>
+          <w:rFonts w:ascii="Calibri" w:cs="Calibri" w:eastAsia="Calibri" w:hAnsi="Calibri"/>
+          <w:b w:val="false"/>
+          <w:bCs w:val="false"/>
+          <w:i w:val="false"/>
+          <w:iCs w:val="false"/>
+          <w:color w:val="222222"/>
+          <w:sz w:val="21"/>
+          <w:szCs w:val="21"/>
+        </w:rPr>
+        <w:t xml:space="preserve">Les contraintes sont classées selon leur origine : ce qui relève du système d'information de l'entreprise (internes), ce qui s'impose de l'extérieur (externes), et ce qu'exige le livrable lui-même (fonctionnelles).</w:t>
+      </w:r>
+    </w:p>
+    <w:p>
+      <w:pPr>
+        <w:keepNext/>
+        <w:keepLines/>
+        <w:spacing w:after="90" w:before="260"/>
+        <w:jc w:val="center"/>
+      </w:pPr>
+      <w:r>
+        <w:drawing>
+          <wp:inline distT="0" distB="0" distL="0" distR="0">
+            <wp:extent cx="4320007" cy="1892574"/>
+            <wp:effectExtent t="0" r="0" b="0" l="0"/>
+            <wp:docPr id="1" name="" descr="" title=""/>
+            <wp:cNvGraphicFramePr>
+              <a:graphicFrameLocks xmlns:a="http://schemas.openxmlformats.org/drawingml/2006/main" noChangeAspect="1"/>
+            </wp:cNvGraphicFramePr>
+            <a:graphic xmlns:a="http://schemas.openxmlformats.org/drawingml/2006/main">
+              <a:graphicData uri="http://schemas.openxmlformats.org/drawingml/2006/picture">
+                <pic:pic xmlns:pic="http://schemas.openxmlformats.org/drawingml/2006/picture">
+                  <pic:nvPicPr>
+                    <pic:cNvPr id="0" name="" descr=""/>
+                    <pic:cNvPicPr>
+                      <a:picLocks noChangeAspect="1" noChangeArrowheads="1"/>
+                    </pic:cNvPicPr>
+                  </pic:nvPicPr>
+                  <pic:blipFill>
+                    <a:blip r:embed="rId10" cstate="none"/>
+                    <a:srcRect/>
+                    <a:stretch>
+                      <a:fillRect/>
+                    </a:stretch>
+                  </pic:blipFill>
+                  <pic:spPr bwMode="auto">
+                    <a:xfrm>
+                      <a:off x="0" y="0"/>
+                      <a:ext cx="4320007" cy="1892574"/>
+                    </a:xfrm>
+                    <a:prstGeom prst="rect">
+                      <a:avLst/>
+                    </a:prstGeom>
+                  </pic:spPr>
+                </pic:pic>
+              </a:graphicData>
+            </a:graphic>
+          </wp:inline>
+        </w:drawing>
+      </w:r>
+    </w:p>
+    <w:p>
+      <w:pPr>
+        <w:spacing w:after="260"/>
+        <w:jc w:val="center"/>
+      </w:pPr>
+      <w:r>
+        <w:rPr>
+          <w:rFonts w:ascii="Calibri" w:cs="Calibri" w:eastAsia="Calibri" w:hAnsi="Calibri"/>
+          <w:i/>
+          <w:iCs/>
+          <w:color w:val="5B5F63"/>
+          <w:sz w:val="17"/>
+          <w:szCs w:val="17"/>
+        </w:rPr>
+        <w:t xml:space="preserve">Figure 2 — Contraintes internes, externes et fonctionnelles.</w:t>
+      </w:r>
+    </w:p>
+    <w:p>
+      <w:pPr>
+        <w:pStyle w:val="Heading2"/>
+        <w:spacing w:after="140" w:before="300"/>
+      </w:pPr>
+      <w:r>
+        <w:rPr>
+          <w:rFonts w:ascii="Calibri" w:cs="Calibri" w:eastAsia="Calibri" w:hAnsi="Calibri"/>
+          <w:b/>
+          <w:bCs/>
+          <w:color w:val="134652"/>
+          <w:sz w:val="24"/>
+          <w:szCs w:val="24"/>
+        </w:rPr>
+        <w:t xml:space="preserve">Contraintes internes</w:t>
+      </w:r>
+    </w:p>
+    <w:p>
+      <w:pPr>
+        <w:pStyle w:val="ListParagraph"/>
+        <w:numPr>
+          <w:ilvl w:val="0"/>
+          <w:numId w:val="1"/>
+        </w:numPr>
+        <w:spacing w:after="100" w:line="290"/>
+      </w:pPr>
+      <w:r>
+        <w:rPr>
+          <w:rFonts w:ascii="Calibri" w:cs="Calibri" w:eastAsia="Calibri" w:hAnsi="Calibri"/>
+          <w:b/>
+          <w:bCs/>
+          <w:color w:val="222222"/>
+          <w:sz w:val="21"/>
+          <w:szCs w:val="21"/>
+        </w:rPr>
+        <w:t xml:space="preserve">ERP et site web non synchronisés : </w:t>
+      </w:r>
+      <w:r>
+        <w:rPr>
+          <w:rFonts w:ascii="Calibri" w:cs="Calibri" w:eastAsia="Calibri" w:hAnsi="Calibri"/>
+          <w:color w:val="222222"/>
+          <w:sz w:val="21"/>
+          <w:szCs w:val="21"/>
+        </w:rPr>
+        <w:t xml:space="preserve">les deux référentiels vivent séparément, sans clé partagée fiable ; le rapprochement passe par une table de liaison elle-même imparfaite.</w:t>
+      </w:r>
+    </w:p>
+    <w:p>
+      <w:pPr>
+        <w:pStyle w:val="ListParagraph"/>
+        <w:numPr>
+          <w:ilvl w:val="0"/>
+          <w:numId w:val="1"/>
+        </w:numPr>
+        <w:spacing w:after="100" w:line="290"/>
+      </w:pPr>
+      <w:r>
+        <w:rPr>
+          <w:rFonts w:ascii="Calibri" w:cs="Calibri" w:eastAsia="Calibri" w:hAnsi="Calibri"/>
+          <w:b/>
+          <w:bCs/>
+          <w:color w:val="222222"/>
+          <w:sz w:val="21"/>
+          <w:szCs w:val="21"/>
+        </w:rPr>
+        <w:t xml:space="preserve">13,45 % de lignes non appariées : </w:t>
+      </w:r>
+      <w:r>
+        <w:rPr>
+          <w:rFonts w:ascii="Calibri" w:cs="Calibri" w:eastAsia="Calibri" w:hAnsi="Calibri"/>
+          <w:color w:val="222222"/>
+          <w:sz w:val="21"/>
+          <w:szCs w:val="21"/>
+        </w:rPr>
+        <w:t xml:space="preserve">111 lignes sur 825 restent sans correspondance. Toute analyse porte donc sur un sous-ensemble, pas sur le catalogue entier.</w:t>
+      </w:r>
+    </w:p>
+    <w:p>
+      <w:pPr>
+        <w:pStyle w:val="ListParagraph"/>
+        <w:numPr>
+          <w:ilvl w:val="0"/>
+          <w:numId w:val="1"/>
+        </w:numPr>
+        <w:spacing w:after="100" w:line="290"/>
+      </w:pPr>
+      <w:r>
+        <w:rPr>
+          <w:rFonts w:ascii="Calibri" w:cs="Calibri" w:eastAsia="Calibri" w:hAnsi="Calibri"/>
+          <w:b/>
+          <w:bCs/>
+          <w:color w:val="222222"/>
+          <w:sz w:val="21"/>
+          <w:szCs w:val="21"/>
+        </w:rPr>
+        <w:t xml:space="preserve">Aucun dictionnaire de données partagé : </w:t>
+      </w:r>
+      <w:r>
+        <w:rPr>
+          <w:rFonts w:ascii="Calibri" w:cs="Calibri" w:eastAsia="Calibri" w:hAnsi="Calibri"/>
+          <w:color w:val="222222"/>
+          <w:sz w:val="21"/>
+          <w:szCs w:val="21"/>
+        </w:rPr>
+        <w:t xml:space="preserve">les règles de saisie ne sont écrites nulle part, ce qui explique les prix négatifs et les SKU manquants.</w:t>
+      </w:r>
+    </w:p>
+    <w:p>
+      <w:pPr>
+        <w:pStyle w:val="ListParagraph"/>
+        <w:numPr>
+          <w:ilvl w:val="0"/>
+          <w:numId w:val="1"/>
+        </w:numPr>
+        <w:spacing w:after="100" w:line="290"/>
+      </w:pPr>
+      <w:r>
+        <w:rPr>
+          <w:rFonts w:ascii="Calibri" w:cs="Calibri" w:eastAsia="Calibri" w:hAnsi="Calibri"/>
+          <w:b/>
+          <w:bCs/>
+          <w:color w:val="222222"/>
+          <w:sz w:val="21"/>
+          <w:szCs w:val="21"/>
+        </w:rPr>
+        <w:t xml:space="preserve">Compétences Python disponibles en interne : </w:t>
+      </w:r>
+      <w:r>
+        <w:rPr>
+          <w:rFonts w:ascii="Calibri" w:cs="Calibri" w:eastAsia="Calibri" w:hAnsi="Calibri"/>
+          <w:color w:val="222222"/>
+          <w:sz w:val="21"/>
+          <w:szCs w:val="21"/>
+        </w:rPr>
+        <w:t xml:space="preserve">contrainte favorable — elle rend acceptable une solution en notebook plutôt qu'un outil packagé.</w:t>
+      </w:r>
+    </w:p>
+    <w:p>
+      <w:pPr>
+        <w:pStyle w:val="Heading2"/>
+        <w:spacing w:after="140" w:before="300"/>
+      </w:pPr>
+      <w:r>
+        <w:rPr>
+          <w:rFonts w:ascii="Calibri" w:cs="Calibri" w:eastAsia="Calibri" w:hAnsi="Calibri"/>
+          <w:b/>
+          <w:bCs/>
+          <w:color w:val="134652"/>
+          <w:sz w:val="24"/>
+          <w:szCs w:val="24"/>
+        </w:rPr>
+        <w:t xml:space="preserve">Contraintes externes</w:t>
+      </w:r>
+    </w:p>
+    <w:p>
+      <w:pPr>
+        <w:pStyle w:val="ListParagraph"/>
+        <w:numPr>
+          <w:ilvl w:val="0"/>
+          <w:numId w:val="1"/>
+        </w:numPr>
+        <w:spacing w:after="100" w:line="290"/>
+      </w:pPr>
+      <w:r>
+        <w:rPr>
+          <w:rFonts w:ascii="Calibri" w:cs="Calibri" w:eastAsia="Calibri" w:hAnsi="Calibri"/>
+          <w:b/>
+          <w:bCs/>
+          <w:color w:val="222222"/>
+          <w:sz w:val="21"/>
+          <w:szCs w:val="21"/>
+        </w:rPr>
+        <w:t xml:space="preserve">Dépendance aux versions des bibliothèques : </w:t>
+      </w:r>
+      <w:r>
+        <w:rPr>
+          <w:rFonts w:ascii="Calibri" w:cs="Calibri" w:eastAsia="Calibri" w:hAnsi="Calibri"/>
+          <w:color w:val="222222"/>
+          <w:sz w:val="21"/>
+          <w:szCs w:val="21"/>
+        </w:rPr>
+        <w:t xml:space="preserve">scikit-learn et pandas évoluent vite ; un changement de comportement peut modifier les résultats. D'où le versionnage explicite de l'environnement et le random_state fixé.</w:t>
+      </w:r>
+    </w:p>
+    <w:p>
+      <w:pPr>
+        <w:pStyle w:val="ListParagraph"/>
+        <w:numPr>
+          <w:ilvl w:val="0"/>
+          <w:numId w:val="1"/>
+        </w:numPr>
+        <w:spacing w:after="100" w:line="290"/>
+      </w:pPr>
+      <w:r>
+        <w:rPr>
+          <w:rFonts w:ascii="Calibri" w:cs="Calibri" w:eastAsia="Calibri" w:hAnsi="Calibri"/>
+          <w:b/>
+          <w:bCs/>
+          <w:color w:val="222222"/>
+          <w:sz w:val="21"/>
+          <w:szCs w:val="21"/>
+        </w:rPr>
+        <w:t xml:space="preserve">RGPD non applicable sur ce périmètre : </w:t>
+      </w:r>
+      <w:r>
+        <w:rPr>
+          <w:rFonts w:ascii="Calibri" w:cs="Calibri" w:eastAsia="Calibri" w:hAnsi="Calibri"/>
+          <w:color w:val="222222"/>
+          <w:sz w:val="21"/>
+          <w:szCs w:val="21"/>
+        </w:rPr>
+        <w:t xml:space="preserve">aucune donnée à caractère personnel dans les trois fichiers. À réévaluer si des données client entrent un jour dans le périmètre.</w:t>
+      </w:r>
+    </w:p>
+    <w:p>
+      <w:pPr>
+        <w:pStyle w:val="ListParagraph"/>
+        <w:numPr>
+          <w:ilvl w:val="0"/>
+          <w:numId w:val="1"/>
+        </w:numPr>
+        <w:spacing w:after="100" w:line="290"/>
+      </w:pPr>
+      <w:r>
+        <w:rPr>
+          <w:rFonts w:ascii="Calibri" w:cs="Calibri" w:eastAsia="Calibri" w:hAnsi="Calibri"/>
+          <w:b/>
+          <w:bCs/>
+          <w:color w:val="222222"/>
+          <w:sz w:val="21"/>
+          <w:szCs w:val="21"/>
+        </w:rPr>
+        <w:t xml:space="preserve">Données fournisseurs non accessibles : </w:t>
+      </w:r>
+      <w:r>
+        <w:rPr>
+          <w:rFonts w:ascii="Calibri" w:cs="Calibri" w:eastAsia="Calibri" w:hAnsi="Calibri"/>
+          <w:color w:val="222222"/>
+          <w:sz w:val="21"/>
+          <w:szCs w:val="21"/>
+        </w:rPr>
+        <w:t xml:space="preserve">la valorisation se limite à quantité × prix d'achat, sans coût logistique ni conditions d'approvisionnement.</w:t>
+      </w:r>
+    </w:p>
+    <w:p>
+      <w:pPr>
+        <w:pStyle w:val="Heading2"/>
+        <w:spacing w:after="140" w:before="300"/>
+      </w:pPr>
+      <w:r>
+        <w:rPr>
+          <w:rFonts w:ascii="Calibri" w:cs="Calibri" w:eastAsia="Calibri" w:hAnsi="Calibri"/>
+          <w:b/>
+          <w:bCs/>
+          <w:color w:val="134652"/>
+          <w:sz w:val="24"/>
+          <w:szCs w:val="24"/>
+        </w:rPr>
+        <w:t xml:space="preserve">Contraintes fonctionnelles</w:t>
+      </w:r>
+    </w:p>
+    <w:p>
+      <w:pPr>
+        <w:pStyle w:val="ListParagraph"/>
+        <w:numPr>
+          <w:ilvl w:val="0"/>
+          <w:numId w:val="1"/>
+        </w:numPr>
+        <w:spacing w:after="100" w:line="290"/>
+      </w:pPr>
+      <w:r>
+        <w:rPr>
+          <w:rFonts w:ascii="Calibri" w:cs="Calibri" w:eastAsia="Calibri" w:hAnsi="Calibri"/>
+          <w:b/>
+          <w:bCs/>
+          <w:color w:val="222222"/>
+          <w:sz w:val="21"/>
+          <w:szCs w:val="21"/>
+        </w:rPr>
+        <w:t xml:space="preserve">Lisibilité par des non-techniciens : </w:t>
+      </w:r>
+      <w:r>
+        <w:rPr>
+          <w:rFonts w:ascii="Calibri" w:cs="Calibri" w:eastAsia="Calibri" w:hAnsi="Calibri"/>
+          <w:color w:val="222222"/>
+          <w:sz w:val="21"/>
+          <w:szCs w:val="21"/>
+        </w:rPr>
+        <w:t xml:space="preserve">le livrable s'adresse au contrôle de gestion et à la supply chain ; chaque indicateur doit être explicable sans jargon statistique.</w:t>
+      </w:r>
+    </w:p>
+    <w:p>
+      <w:pPr>
+        <w:pStyle w:val="ListParagraph"/>
+        <w:numPr>
+          <w:ilvl w:val="0"/>
+          <w:numId w:val="1"/>
+        </w:numPr>
+        <w:spacing w:after="100" w:line="290"/>
+      </w:pPr>
+      <w:r>
+        <w:rPr>
+          <w:rFonts w:ascii="Calibri" w:cs="Calibri" w:eastAsia="Calibri" w:hAnsi="Calibri"/>
+          <w:b/>
+          <w:bCs/>
+          <w:color w:val="222222"/>
+          <w:sz w:val="21"/>
+          <w:szCs w:val="21"/>
+        </w:rPr>
+        <w:t xml:space="preserve">Exécution complète en moins de 5 minutes : </w:t>
+      </w:r>
+      <w:r>
+        <w:rPr>
+          <w:rFonts w:ascii="Calibri" w:cs="Calibri" w:eastAsia="Calibri" w:hAnsi="Calibri"/>
+          <w:color w:val="222222"/>
+          <w:sz w:val="21"/>
+          <w:szCs w:val="21"/>
+        </w:rPr>
+        <w:t xml:space="preserve">condition pour que le notebook soit relancé régulièrement plutôt qu'archivé.</w:t>
+      </w:r>
+    </w:p>
+    <w:p>
+      <w:pPr>
+        <w:pStyle w:val="ListParagraph"/>
+        <w:numPr>
+          <w:ilvl w:val="0"/>
+          <w:numId w:val="1"/>
+        </w:numPr>
+        <w:spacing w:after="100" w:line="290"/>
+      </w:pPr>
+      <w:r>
+        <w:rPr>
+          <w:rFonts w:ascii="Calibri" w:cs="Calibri" w:eastAsia="Calibri" w:hAnsi="Calibri"/>
+          <w:b/>
+          <w:bCs/>
+          <w:color w:val="222222"/>
+          <w:sz w:val="21"/>
+          <w:szCs w:val="21"/>
+        </w:rPr>
+        <w:t xml:space="preserve">Reproductibilité sur un autre poste : </w:t>
+      </w:r>
+      <w:r>
+        <w:rPr>
+          <w:rFonts w:ascii="Calibri" w:cs="Calibri" w:eastAsia="Calibri" w:hAnsi="Calibri"/>
+          <w:color w:val="222222"/>
+          <w:sz w:val="21"/>
+          <w:szCs w:val="21"/>
+        </w:rPr>
+        <w:t xml:space="preserve">chemins relatifs, environnement documenté, aucune dépendance à une machine particulière.</w:t>
+      </w:r>
+    </w:p>
+    <w:p>
+      <w:pPr>
+        <w:pStyle w:val="ListParagraph"/>
+        <w:numPr>
+          <w:ilvl w:val="0"/>
+          <w:numId w:val="1"/>
+        </w:numPr>
+        <w:spacing w:after="100" w:line="290"/>
+      </w:pPr>
+      <w:r>
+        <w:rPr>
+          <w:rFonts w:ascii="Calibri" w:cs="Calibri" w:eastAsia="Calibri" w:hAnsi="Calibri"/>
+          <w:b/>
+          <w:bCs/>
+          <w:color w:val="222222"/>
+          <w:sz w:val="21"/>
+          <w:szCs w:val="21"/>
+        </w:rPr>
+        <w:t xml:space="preserve">Aucune décision automatisée : </w:t>
+      </w:r>
+      <w:r>
+        <w:rPr>
+          <w:rFonts w:ascii="Calibri" w:cs="Calibri" w:eastAsia="Calibri" w:hAnsi="Calibri"/>
+          <w:color w:val="222222"/>
+          <w:sz w:val="21"/>
+          <w:szCs w:val="21"/>
+        </w:rPr>
+        <w:t xml:space="preserve">les anomalies détectées sont des pistes d'investigation, pas des ordres de déstockage. La validation humaine reste obligatoire.</w:t>
+      </w:r>
+    </w:p>
+    <w:p>
+      <w:pPr>
+        <w:pStyle w:val="Heading1"/>
+        <w:pBdr>
+          <w:bottom w:val="single" w:color="1F7A8C" w:sz="6" w:space="6"/>
+        </w:pBdr>
+        <w:spacing w:after="200" w:before="420"/>
+      </w:pPr>
+      <w:r>
+        <w:rPr>
+          <w:rFonts w:ascii="Calibri" w:cs="Calibri" w:eastAsia="Calibri" w:hAnsi="Calibri"/>
+          <w:b/>
+          <w:bCs/>
+          <w:color w:val="134652"/>
+          <w:sz w:val="30"/>
+          <w:szCs w:val="30"/>
+        </w:rPr>
+        <w:t xml:space="preserve">5. Volumétrie et repères chiffrés</w:t>
       </w:r>
     </w:p>
     <w:tbl>
@@ -813,6 +2074,7 @@
       </w:tblGrid>
       <w:tr>
         <w:trPr>
+          <w:cantSplit/>
           <w:tblHeader/>
         </w:trPr>
         <w:tc>
@@ -869,6 +2131,9 @@
         </w:tc>
       </w:tr>
       <w:tr>
+        <w:trPr>
+          <w:cantSplit/>
+        </w:trPr>
         <w:tc>
           <w:tcPr>
             <w:tcW w:type="dxa" w:w="4200"/>
@@ -921,6 +2186,9 @@
         </w:tc>
       </w:tr>
       <w:tr>
+        <w:trPr>
+          <w:cantSplit/>
+        </w:trPr>
         <w:tc>
           <w:tcPr>
             <w:tcW w:type="dxa" w:w="4200"/>
@@ -975,6 +2243,9 @@
         </w:tc>
       </w:tr>
       <w:tr>
+        <w:trPr>
+          <w:cantSplit/>
+        </w:trPr>
         <w:tc>
           <w:tcPr>
             <w:tcW w:type="dxa" w:w="4200"/>
@@ -1027,6 +2298,9 @@
         </w:tc>
       </w:tr>
       <w:tr>
+        <w:trPr>
+          <w:cantSplit/>
+        </w:trPr>
         <w:tc>
           <w:tcPr>
             <w:tcW w:type="dxa" w:w="4200"/>
@@ -1081,6 +2355,9 @@
         </w:tc>
       </w:tr>
       <w:tr>
+        <w:trPr>
+          <w:cantSplit/>
+        </w:trPr>
         <w:tc>
           <w:tcPr>
             <w:tcW w:type="dxa" w:w="4200"/>
@@ -1133,6 +2410,9 @@
         </w:tc>
       </w:tr>
       <w:tr>
+        <w:trPr>
+          <w:cantSplit/>
+        </w:trPr>
         <w:tc>
           <w:tcPr>
             <w:tcW w:type="dxa" w:w="4200"/>
@@ -1186,113 +2466,72 @@
           </w:p>
         </w:tc>
       </w:tr>
-      <w:tr>
-        <w:tc>
-          <w:tcPr>
-            <w:tcW w:type="dxa" w:w="4200"/>
-            <w:tcMar>
-              <w:top w:type="dxa" w:w="90"/>
-              <w:left w:type="dxa" w:w="130"/>
-              <w:bottom w:type="dxa" w:w="90"/>
-              <w:right w:type="dxa" w:w="130"/>
-            </w:tcMar>
-            <w:vAlign w:val="center"/>
-          </w:tcPr>
-          <w:p>
-            <w:r>
-              <w:rPr>
-                <w:rFonts w:ascii="Calibri" w:cs="Calibri" w:eastAsia="Calibri" w:hAnsi="Calibri"/>
-                <w:b w:val="false"/>
-                <w:bCs w:val="false"/>
-                <w:color w:val="222222"/>
-                <w:sz w:val="19"/>
-                <w:szCs w:val="19"/>
-              </w:rPr>
-              <w:t xml:space="preserve">Outillage</w:t>
-            </w:r>
-          </w:p>
-        </w:tc>
-        <w:tc>
-          <w:tcPr>
-            <w:tcW w:type="dxa" w:w="5420"/>
-            <w:tcMar>
-              <w:top w:type="dxa" w:w="90"/>
-              <w:left w:type="dxa" w:w="130"/>
-              <w:bottom w:type="dxa" w:w="90"/>
-              <w:right w:type="dxa" w:w="130"/>
-            </w:tcMar>
-            <w:vAlign w:val="center"/>
-          </w:tcPr>
-          <w:p>
-            <w:r>
-              <w:rPr>
-                <w:rFonts w:ascii="Calibri" w:cs="Calibri" w:eastAsia="Calibri" w:hAnsi="Calibri"/>
-                <w:b w:val="false"/>
-                <w:bCs w:val="false"/>
-                <w:color w:val="222222"/>
-                <w:sz w:val="19"/>
-                <w:szCs w:val="19"/>
-              </w:rPr>
-              <w:t xml:space="preserve">Python 3, pandas, plotly express, seaborn/matplotlib, scikit-learn, scipy — Jupyter Notebook</w:t>
-            </w:r>
-          </w:p>
-        </w:tc>
-      </w:tr>
-      <w:tr>
-        <w:tc>
-          <w:tcPr>
-            <w:tcW w:type="dxa" w:w="4200"/>
-            <w:shd w:fill="EDEFF1" w:color="auto" w:val="clear"/>
-            <w:tcMar>
-              <w:top w:type="dxa" w:w="90"/>
-              <w:left w:type="dxa" w:w="130"/>
-              <w:bottom w:type="dxa" w:w="90"/>
-              <w:right w:type="dxa" w:w="130"/>
-            </w:tcMar>
-            <w:vAlign w:val="center"/>
-          </w:tcPr>
-          <w:p>
-            <w:r>
-              <w:rPr>
-                <w:rFonts w:ascii="Calibri" w:cs="Calibri" w:eastAsia="Calibri" w:hAnsi="Calibri"/>
-                <w:b w:val="false"/>
-                <w:bCs w:val="false"/>
-                <w:color w:val="222222"/>
-                <w:sz w:val="19"/>
-                <w:szCs w:val="19"/>
-              </w:rPr>
-              <w:t xml:space="preserve">Conformité</w:t>
-            </w:r>
-          </w:p>
-        </w:tc>
-        <w:tc>
-          <w:tcPr>
-            <w:tcW w:type="dxa" w:w="5420"/>
-            <w:shd w:fill="EDEFF1" w:color="auto" w:val="clear"/>
-            <w:tcMar>
-              <w:top w:type="dxa" w:w="90"/>
-              <w:left w:type="dxa" w:w="130"/>
-              <w:bottom w:type="dxa" w:w="90"/>
-              <w:right w:type="dxa" w:w="130"/>
-            </w:tcMar>
-            <w:vAlign w:val="center"/>
-          </w:tcPr>
-          <w:p>
-            <w:r>
-              <w:rPr>
-                <w:rFonts w:ascii="Calibri" w:cs="Calibri" w:eastAsia="Calibri" w:hAnsi="Calibri"/>
-                <w:b w:val="false"/>
-                <w:bCs w:val="false"/>
-                <w:color w:val="222222"/>
-                <w:sz w:val="19"/>
-                <w:szCs w:val="19"/>
-              </w:rPr>
-              <w:t xml:space="preserve">Pas d'enjeu RGPD (aucune donnée personnelle dans le périmètre)</w:t>
-            </w:r>
-          </w:p>
-        </w:tc>
-      </w:tr>
     </w:tbl>
+    <w:p>
+      <w:pPr>
+        <w:keepNext/>
+        <w:keepLines/>
+        <w:spacing w:after="90" w:before="260"/>
+        <w:jc w:val="center"/>
+      </w:pPr>
+      <w:r>
+        <w:drawing>
+          <wp:inline distT="0" distB="0" distL="0" distR="0">
+            <wp:extent cx="4320007" cy="1769146"/>
+            <wp:effectExtent t="0" r="0" b="0" l="0"/>
+            <wp:docPr id="1" name="" descr="" title=""/>
+            <wp:cNvGraphicFramePr>
+              <a:graphicFrameLocks xmlns:a="http://schemas.openxmlformats.org/drawingml/2006/main" noChangeAspect="1"/>
+            </wp:cNvGraphicFramePr>
+            <a:graphic xmlns:a="http://schemas.openxmlformats.org/drawingml/2006/main">
+              <a:graphicData uri="http://schemas.openxmlformats.org/drawingml/2006/picture">
+                <pic:pic xmlns:pic="http://schemas.openxmlformats.org/drawingml/2006/picture">
+                  <pic:nvPicPr>
+                    <pic:cNvPr id="0" name="" descr=""/>
+                    <pic:cNvPicPr>
+                      <a:picLocks noChangeAspect="1" noChangeArrowheads="1"/>
+                    </pic:cNvPicPr>
+                  </pic:nvPicPr>
+                  <pic:blipFill>
+                    <a:blip r:embed="rId11" cstate="none"/>
+                    <a:srcRect/>
+                    <a:stretch>
+                      <a:fillRect/>
+                    </a:stretch>
+                  </pic:blipFill>
+                  <pic:spPr bwMode="auto">
+                    <a:xfrm>
+                      <a:off x="0" y="0"/>
+                      <a:ext cx="4320007" cy="1769146"/>
+                    </a:xfrm>
+                    <a:prstGeom prst="rect">
+                      <a:avLst/>
+                    </a:prstGeom>
+                  </pic:spPr>
+                </pic:pic>
+              </a:graphicData>
+            </a:graphic>
+          </wp:inline>
+        </w:drawing>
+      </w:r>
+    </w:p>
+    <w:p>
+      <w:pPr>
+        <w:spacing w:after="260"/>
+        <w:jc w:val="center"/>
+      </w:pPr>
+      <w:r>
+        <w:rPr>
+          <w:rFonts w:ascii="Calibri" w:cs="Calibri" w:eastAsia="Calibri" w:hAnsi="Calibri"/>
+          <w:i/>
+          <w:iCs/>
+          <w:color w:val="5B5F63"/>
+          <w:sz w:val="17"/>
+          <w:szCs w:val="17"/>
+        </w:rPr>
+        <w:t xml:space="preserve">Figure 3 — Périmètre des données : trois sources, une jointure, et la part non appariée.</w:t>
+      </w:r>
+    </w:p>
     <w:p>
       <w:pPr>
         <w:spacing w:after="160" w:line="300"/>
@@ -1328,248 +2567,7 @@
           <w:sz w:val="30"/>
           <w:szCs w:val="30"/>
         </w:rPr>
-        <w:t xml:space="preserve">5. Critères de réussite / KPI mesurables</w:t>
-      </w:r>
-    </w:p>
-    <w:p>
-      <w:pPr>
-        <w:pStyle w:val="Heading2"/>
-        <w:spacing w:after="140" w:before="300"/>
-      </w:pPr>
-      <w:r>
-        <w:rPr>
-          <w:rFonts w:ascii="Calibri" w:cs="Calibri" w:eastAsia="Calibri" w:hAnsi="Calibri"/>
-          <w:b/>
-          <w:bCs/>
-          <w:color w:val="134652"/>
-          <w:sz w:val="24"/>
-          <w:szCs w:val="24"/>
-        </w:rPr>
-        <w:t xml:space="preserve">Côté data (qualité du pipeline)</w:t>
-      </w:r>
-    </w:p>
-    <w:p>
-      <w:pPr>
-        <w:pStyle w:val="ListParagraph"/>
-        <w:numPr>
-          <w:ilvl w:val="0"/>
-          <w:numId w:val="1"/>
-        </w:numPr>
-        <w:spacing w:after="100" w:line="290"/>
-      </w:pPr>
-      <w:r>
-        <w:rPr>
-          <w:rFonts w:ascii="Calibri" w:cs="Calibri" w:eastAsia="Calibri" w:hAnsi="Calibri"/>
-          <w:color w:val="222222"/>
-          <w:sz w:val="21"/>
-          <w:szCs w:val="21"/>
-        </w:rPr>
-        <w:t xml:space="preserve">Taux de lignes non appariées après jointure toléré : ≤ 15 % (constat actuel : 13,45 %, conforme)</w:t>
-      </w:r>
-    </w:p>
-    <w:p>
-      <w:pPr>
-        <w:pStyle w:val="ListParagraph"/>
-        <w:numPr>
-          <w:ilvl w:val="0"/>
-          <w:numId w:val="1"/>
-        </w:numPr>
-        <w:spacing w:after="100" w:line="290"/>
-      </w:pPr>
-      <w:r>
-        <w:rPr>
-          <w:rFonts w:ascii="Calibri" w:cs="Calibri" w:eastAsia="Calibri" w:hAnsi="Calibri"/>
-          <w:color w:val="222222"/>
-          <w:sz w:val="21"/>
-          <w:szCs w:val="21"/>
-        </w:rPr>
-        <w:t xml:space="preserve">Zéro prix négatif et zéro stock négatif résiduel après nettoyage</w:t>
-      </w:r>
-    </w:p>
-    <w:p>
-      <w:pPr>
-        <w:pStyle w:val="ListParagraph"/>
-        <w:numPr>
-          <w:ilvl w:val="0"/>
-          <w:numId w:val="1"/>
-        </w:numPr>
-        <w:spacing w:after="100" w:line="290"/>
-      </w:pPr>
-      <w:r>
-        <w:rPr>
-          <w:rFonts w:ascii="Calibri" w:cs="Calibri" w:eastAsia="Calibri" w:hAnsi="Calibri"/>
-          <w:color w:val="222222"/>
-          <w:sz w:val="21"/>
-          <w:szCs w:val="21"/>
-        </w:rPr>
-        <w:t xml:space="preserve">Zéro doublon de sku après nettoyage de df_web_clean</w:t>
-      </w:r>
-    </w:p>
-    <w:p>
-      <w:pPr>
-        <w:pStyle w:val="Heading2"/>
-        <w:spacing w:after="140" w:before="300"/>
-      </w:pPr>
-      <w:r>
-        <w:rPr>
-          <w:rFonts w:ascii="Calibri" w:cs="Calibri" w:eastAsia="Calibri" w:hAnsi="Calibri"/>
-          <w:b/>
-          <w:bCs/>
-          <w:color w:val="134652"/>
-          <w:sz w:val="24"/>
-          <w:szCs w:val="24"/>
-        </w:rPr>
-        <w:t xml:space="preserve">Côté modèle / insights</w:t>
-      </w:r>
-    </w:p>
-    <w:p>
-      <w:pPr>
-        <w:pStyle w:val="ListParagraph"/>
-        <w:numPr>
-          <w:ilvl w:val="0"/>
-          <w:numId w:val="1"/>
-        </w:numPr>
-        <w:spacing w:after="100" w:line="290"/>
-      </w:pPr>
-      <w:r>
-        <w:rPr>
-          <w:rFonts w:ascii="Calibri" w:cs="Calibri" w:eastAsia="Calibri" w:hAnsi="Calibri"/>
-          <w:color w:val="222222"/>
-          <w:sz w:val="21"/>
-          <w:szCs w:val="21"/>
-        </w:rPr>
-        <w:t xml:space="preserve">Taux de recouvrement mesuré entre IQR (univarié) et Isolation Forest (multivarié)</w:t>
-      </w:r>
-    </w:p>
-    <w:p>
-      <w:pPr>
-        <w:pStyle w:val="ListParagraph"/>
-        <w:numPr>
-          <w:ilvl w:val="0"/>
-          <w:numId w:val="1"/>
-        </w:numPr>
-        <w:spacing w:after="100" w:line="290"/>
-      </w:pPr>
-      <w:r>
-        <w:rPr>
-          <w:rFonts w:ascii="Calibri" w:cs="Calibri" w:eastAsia="Calibri" w:hAnsi="Calibri"/>
-          <w:color w:val="222222"/>
-          <w:sz w:val="21"/>
-          <w:szCs w:val="21"/>
-        </w:rPr>
-        <w:t xml:space="preserve">Chaque coefficient de corrélation accompagné d'une p-value ; seuil de significativité p &lt; 0,05</w:t>
-      </w:r>
-    </w:p>
-    <w:p>
-      <w:pPr>
-        <w:pStyle w:val="Heading2"/>
-        <w:spacing w:after="140" w:before="300"/>
-      </w:pPr>
-      <w:r>
-        <w:rPr>
-          <w:rFonts w:ascii="Calibri" w:cs="Calibri" w:eastAsia="Calibri" w:hAnsi="Calibri"/>
-          <w:b/>
-          <w:bCs/>
-          <w:color w:val="134652"/>
-          <w:sz w:val="24"/>
-          <w:szCs w:val="24"/>
-        </w:rPr>
-        <w:t xml:space="preserve">Côté opérationnel</w:t>
-      </w:r>
-    </w:p>
-    <w:p>
-      <w:pPr>
-        <w:pStyle w:val="ListParagraph"/>
-        <w:numPr>
-          <w:ilvl w:val="0"/>
-          <w:numId w:val="1"/>
-        </w:numPr>
-        <w:spacing w:after="100" w:line="290"/>
-      </w:pPr>
-      <w:r>
-        <w:rPr>
-          <w:rFonts w:ascii="Calibri" w:cs="Calibri" w:eastAsia="Calibri" w:hAnsi="Calibri"/>
-          <w:color w:val="222222"/>
-          <w:sz w:val="21"/>
-          <w:szCs w:val="21"/>
-        </w:rPr>
-        <w:t xml:space="preserve">Temps d'exécution complet du notebook (Run All) : cible &lt; 5 minutes sur poste standard</w:t>
-      </w:r>
-    </w:p>
-    <w:p>
-      <w:pPr>
-        <w:pStyle w:val="ListParagraph"/>
-        <w:numPr>
-          <w:ilvl w:val="0"/>
-          <w:numId w:val="1"/>
-        </w:numPr>
-        <w:spacing w:after="100" w:line="290"/>
-      </w:pPr>
-      <w:r>
-        <w:rPr>
-          <w:rFonts w:ascii="Calibri" w:cs="Calibri" w:eastAsia="Calibri" w:hAnsi="Calibri"/>
-          <w:color w:val="222222"/>
-          <w:sz w:val="21"/>
-          <w:szCs w:val="21"/>
-        </w:rPr>
-        <w:t xml:space="preserve">Reproductibilité : chemins de fichiers relatifs, aucune dépendance à un environnement spécifique</w:t>
-      </w:r>
-    </w:p>
-    <w:p>
-      <w:pPr>
-        <w:pStyle w:val="ListParagraph"/>
-        <w:numPr>
-          <w:ilvl w:val="0"/>
-          <w:numId w:val="1"/>
-        </w:numPr>
-        <w:spacing w:after="100" w:line="290"/>
-      </w:pPr>
-      <w:r>
-        <w:rPr>
-          <w:rFonts w:ascii="Calibri" w:cs="Calibri" w:eastAsia="Calibri" w:hAnsi="Calibri"/>
-          <w:color w:val="222222"/>
-          <w:sz w:val="21"/>
-          <w:szCs w:val="21"/>
-        </w:rPr>
-        <w:t xml:space="preserve">Paramètres aléatoires figés (random_state=42) pour des résultats identiques d'une exécution à l'autre</w:t>
-      </w:r>
-    </w:p>
-    <w:p>
-      <w:pPr>
-        <w:pStyle w:val="Heading1"/>
-        <w:pBdr>
-          <w:bottom w:val="single" w:color="1F7A8C" w:sz="6" w:space="6"/>
-        </w:pBdr>
-        <w:spacing w:after="200" w:before="420"/>
-      </w:pPr>
-      <w:r>
-        <w:rPr>
-          <w:rFonts w:ascii="Calibri" w:cs="Calibri" w:eastAsia="Calibri" w:hAnsi="Calibri"/>
-          <w:b/>
-          <w:bCs/>
-          <w:color w:val="134652"/>
-          <w:sz w:val="30"/>
-          <w:szCs w:val="30"/>
-        </w:rPr>
-        <w:t xml:space="preserve">6. Mini plan de formation — équipes métier non techniques</w:t>
-      </w:r>
-    </w:p>
-    <w:p>
-      <w:pPr>
-        <w:spacing w:after="160" w:line="300"/>
-      </w:pPr>
-      <w:r>
-        <w:rPr>
-          <w:rFonts w:ascii="Calibri" w:cs="Calibri" w:eastAsia="Calibri" w:hAnsi="Calibri"/>
-          <w:b/>
-          <w:bCs/>
-          <w:i w:val="false"/>
-          <w:iCs w:val="false"/>
-          <w:color w:val="222222"/>
-          <w:sz w:val="21"/>
-          <w:szCs w:val="21"/>
-        </w:rPr>
-        <w:t xml:space="preserve">Format : 1 atelier de 45 minutes en présentiel/visio + 1 support PDF exporté du notebook.</w:t>
+        <w:t xml:space="preserve">6. Ressources mobilisées</w:t>
       </w:r>
     </w:p>
     <w:tbl>
@@ -1585,16 +2583,17 @@
         </w:tblBorders>
       </w:tblPr>
       <w:tblGrid>
-        <w:gridCol w:w="1600"/>
-        <w:gridCol w:w="8020"/>
+        <w:gridCol w:w="2400"/>
+        <w:gridCol w:w="7220"/>
       </w:tblGrid>
       <w:tr>
         <w:trPr>
+          <w:cantSplit/>
           <w:tblHeader/>
         </w:trPr>
         <w:tc>
           <w:tcPr>
-            <w:tcW w:type="dxa" w:w="1600"/>
+            <w:tcW w:type="dxa" w:w="2400"/>
             <w:shd w:fill="134652" w:color="auto" w:val="clear"/>
             <w:tcMar>
               <w:top w:type="dxa" w:w="90"/>
@@ -1614,13 +2613,13 @@
                 <w:sz w:val="19"/>
                 <w:szCs w:val="19"/>
               </w:rPr>
-              <w:t xml:space="preserve">Durée</w:t>
-            </w:r>
-          </w:p>
-        </w:tc>
-        <w:tc>
-          <w:tcPr>
-            <w:tcW w:type="dxa" w:w="8020"/>
+              <w:t xml:space="preserve">Nature</w:t>
+            </w:r>
+          </w:p>
+        </w:tc>
+        <w:tc>
+          <w:tcPr>
+            <w:tcW w:type="dxa" w:w="7220"/>
             <w:shd w:fill="134652" w:color="auto" w:val="clear"/>
             <w:tcMar>
               <w:top w:type="dxa" w:w="90"/>
@@ -1640,67 +2639,73 @@
                 <w:sz w:val="19"/>
                 <w:szCs w:val="19"/>
               </w:rPr>
-              <w:t xml:space="preserve">Contenu</w:t>
+              <w:t xml:space="preserve">Ressource</w:t>
             </w:r>
           </w:p>
         </w:tc>
       </w:tr>
       <w:tr>
-        <w:tc>
-          <w:tcPr>
-            <w:tcW w:type="dxa" w:w="1600"/>
-            <w:tcMar>
-              <w:top w:type="dxa" w:w="90"/>
-              <w:left w:type="dxa" w:w="130"/>
-              <w:bottom w:type="dxa" w:w="90"/>
-              <w:right w:type="dxa" w:w="130"/>
-            </w:tcMar>
-            <w:vAlign w:val="center"/>
-          </w:tcPr>
-          <w:p>
-            <w:r>
-              <w:rPr>
-                <w:rFonts w:ascii="Calibri" w:cs="Calibri" w:eastAsia="Calibri" w:hAnsi="Calibri"/>
-                <w:b w:val="false"/>
-                <w:bCs w:val="false"/>
-                <w:color w:val="222222"/>
-                <w:sz w:val="19"/>
-                <w:szCs w:val="19"/>
-              </w:rPr>
-              <w:t xml:space="preserve">5 min</w:t>
-            </w:r>
-          </w:p>
-        </w:tc>
-        <w:tc>
-          <w:tcPr>
-            <w:tcW w:type="dxa" w:w="8020"/>
-            <w:tcMar>
-              <w:top w:type="dxa" w:w="90"/>
-              <w:left w:type="dxa" w:w="130"/>
-              <w:bottom w:type="dxa" w:w="90"/>
-              <w:right w:type="dxa" w:w="130"/>
-            </w:tcMar>
-            <w:vAlign w:val="center"/>
-          </w:tcPr>
-          <w:p>
-            <w:r>
-              <w:rPr>
-                <w:rFonts w:ascii="Calibri" w:cs="Calibri" w:eastAsia="Calibri" w:hAnsi="Calibri"/>
-                <w:b w:val="false"/>
-                <w:bCs w:val="false"/>
-                <w:color w:val="222222"/>
-                <w:sz w:val="19"/>
-                <w:szCs w:val="19"/>
-              </w:rPr>
-              <w:t xml:space="preserve">Rappel du périmètre : ce que couvrent les données, ce qu'elles ne couvrent pas</w:t>
+        <w:trPr>
+          <w:cantSplit/>
+        </w:trPr>
+        <w:tc>
+          <w:tcPr>
+            <w:tcW w:type="dxa" w:w="2400"/>
+            <w:tcMar>
+              <w:top w:type="dxa" w:w="90"/>
+              <w:left w:type="dxa" w:w="130"/>
+              <w:bottom w:type="dxa" w:w="90"/>
+              <w:right w:type="dxa" w:w="130"/>
+            </w:tcMar>
+            <w:vAlign w:val="center"/>
+          </w:tcPr>
+          <w:p>
+            <w:r>
+              <w:rPr>
+                <w:rFonts w:ascii="Calibri" w:cs="Calibri" w:eastAsia="Calibri" w:hAnsi="Calibri"/>
+                <w:b w:val="false"/>
+                <w:bCs w:val="false"/>
+                <w:color w:val="222222"/>
+                <w:sz w:val="19"/>
+                <w:szCs w:val="19"/>
+              </w:rPr>
+              <w:t xml:space="preserve">Humaines</w:t>
+            </w:r>
+          </w:p>
+        </w:tc>
+        <w:tc>
+          <w:tcPr>
+            <w:tcW w:type="dxa" w:w="7220"/>
+            <w:tcMar>
+              <w:top w:type="dxa" w:w="90"/>
+              <w:left w:type="dxa" w:w="130"/>
+              <w:bottom w:type="dxa" w:w="90"/>
+              <w:right w:type="dxa" w:w="130"/>
+            </w:tcMar>
+            <w:vAlign w:val="center"/>
+          </w:tcPr>
+          <w:p>
+            <w:r>
+              <w:rPr>
+                <w:rFonts w:ascii="Calibri" w:cs="Calibri" w:eastAsia="Calibri" w:hAnsi="Calibri"/>
+                <w:b w:val="false"/>
+                <w:bCs w:val="false"/>
+                <w:color w:val="222222"/>
+                <w:sz w:val="19"/>
+                <w:szCs w:val="19"/>
+              </w:rPr>
+              <w:t xml:space="preserve">1 data analyst, environ 11 h réparties sur 6 lots et 3 semaines ; sollicitation ponctuelle du contrôle de gestion pour arbitrer les anomalies</w:t>
             </w:r>
           </w:p>
         </w:tc>
       </w:tr>
       <w:tr>
-        <w:tc>
-          <w:tcPr>
-            <w:tcW w:type="dxa" w:w="1600"/>
+        <w:trPr>
+          <w:cantSplit/>
+        </w:trPr>
+        <w:tc>
+          <w:tcPr>
+            <w:tcW w:type="dxa" w:w="2400"/>
             <w:shd w:fill="EDEFF1" w:color="auto" w:val="clear"/>
             <w:tcMar>
               <w:top w:type="dxa" w:w="90"/>
@@ -1720,13 +2725,13 @@
                 <w:sz w:val="19"/>
                 <w:szCs w:val="19"/>
               </w:rPr>
-              <w:t xml:space="preserve">10 min</w:t>
-            </w:r>
-          </w:p>
-        </w:tc>
-        <w:tc>
-          <w:tcPr>
-            <w:tcW w:type="dxa" w:w="8020"/>
+              <w:t xml:space="preserve">Données</w:t>
+            </w:r>
+          </w:p>
+        </w:tc>
+        <w:tc>
+          <w:tcPr>
+            <w:tcW w:type="dxa" w:w="7220"/>
             <w:shd w:fill="EDEFF1" w:color="auto" w:val="clear"/>
             <w:tcMar>
               <w:top w:type="dxa" w:w="90"/>
@@ -1746,67 +2751,73 @@
                 <w:sz w:val="19"/>
                 <w:szCs w:val="19"/>
               </w:rPr>
-              <w:t xml:space="preserve">Lecture des indicateurs clés : CA, règle des 80/20, rotation de stock, valorisation de stock (au prix d'achat)</w:t>
+              <w:t xml:space="preserve">3 fichiers sources, 825 références, aucune donnée à caractère personnel</w:t>
             </w:r>
           </w:p>
         </w:tc>
       </w:tr>
       <w:tr>
-        <w:tc>
-          <w:tcPr>
-            <w:tcW w:type="dxa" w:w="1600"/>
-            <w:tcMar>
-              <w:top w:type="dxa" w:w="90"/>
-              <w:left w:type="dxa" w:w="130"/>
-              <w:bottom w:type="dxa" w:w="90"/>
-              <w:right w:type="dxa" w:w="130"/>
-            </w:tcMar>
-            <w:vAlign w:val="center"/>
-          </w:tcPr>
-          <w:p>
-            <w:r>
-              <w:rPr>
-                <w:rFonts w:ascii="Calibri" w:cs="Calibri" w:eastAsia="Calibri" w:hAnsi="Calibri"/>
-                <w:b w:val="false"/>
-                <w:bCs w:val="false"/>
-                <w:color w:val="222222"/>
-                <w:sz w:val="19"/>
-                <w:szCs w:val="19"/>
-              </w:rPr>
-              <w:t xml:space="preserve">10 min</w:t>
-            </w:r>
-          </w:p>
-        </w:tc>
-        <w:tc>
-          <w:tcPr>
-            <w:tcW w:type="dxa" w:w="8020"/>
-            <w:tcMar>
-              <w:top w:type="dxa" w:w="90"/>
-              <w:left w:type="dxa" w:w="130"/>
-              <w:bottom w:type="dxa" w:w="90"/>
-              <w:right w:type="dxa" w:w="130"/>
-            </w:tcMar>
-            <w:vAlign w:val="center"/>
-          </w:tcPr>
-          <w:p>
-            <w:r>
-              <w:rPr>
-                <w:rFonts w:ascii="Calibri" w:cs="Calibri" w:eastAsia="Calibri" w:hAnsi="Calibri"/>
-                <w:b w:val="false"/>
-                <w:bCs w:val="false"/>
-                <w:color w:val="222222"/>
-                <w:sz w:val="19"/>
-                <w:szCs w:val="19"/>
-              </w:rPr>
-              <w:t xml:space="preserve">Lecture de la section anomalies : outlier de prix (IQR) vs anomalie de gestion stock/ventes (Isolation Forest)</w:t>
+        <w:trPr>
+          <w:cantSplit/>
+        </w:trPr>
+        <w:tc>
+          <w:tcPr>
+            <w:tcW w:type="dxa" w:w="2400"/>
+            <w:tcMar>
+              <w:top w:type="dxa" w:w="90"/>
+              <w:left w:type="dxa" w:w="130"/>
+              <w:bottom w:type="dxa" w:w="90"/>
+              <w:right w:type="dxa" w:w="130"/>
+            </w:tcMar>
+            <w:vAlign w:val="center"/>
+          </w:tcPr>
+          <w:p>
+            <w:r>
+              <w:rPr>
+                <w:rFonts w:ascii="Calibri" w:cs="Calibri" w:eastAsia="Calibri" w:hAnsi="Calibri"/>
+                <w:b w:val="false"/>
+                <w:bCs w:val="false"/>
+                <w:color w:val="222222"/>
+                <w:sz w:val="19"/>
+                <w:szCs w:val="19"/>
+              </w:rPr>
+              <w:t xml:space="preserve">Techniques</w:t>
+            </w:r>
+          </w:p>
+        </w:tc>
+        <w:tc>
+          <w:tcPr>
+            <w:tcW w:type="dxa" w:w="7220"/>
+            <w:tcMar>
+              <w:top w:type="dxa" w:w="90"/>
+              <w:left w:type="dxa" w:w="130"/>
+              <w:bottom w:type="dxa" w:w="90"/>
+              <w:right w:type="dxa" w:w="130"/>
+            </w:tcMar>
+            <w:vAlign w:val="center"/>
+          </w:tcPr>
+          <w:p>
+            <w:r>
+              <w:rPr>
+                <w:rFonts w:ascii="Calibri" w:cs="Calibri" w:eastAsia="Calibri" w:hAnsi="Calibri"/>
+                <w:b w:val="false"/>
+                <w:bCs w:val="false"/>
+                <w:color w:val="222222"/>
+                <w:sz w:val="19"/>
+                <w:szCs w:val="19"/>
+              </w:rPr>
+              <w:t xml:space="preserve">Python 3 avec pandas, scikit-learn, SciPy ; Jupyter ; Git ; poste standard, aucun coût d'infrastructure ni de licence</w:t>
             </w:r>
           </w:p>
         </w:tc>
       </w:tr>
       <w:tr>
-        <w:tc>
-          <w:tcPr>
-            <w:tcW w:type="dxa" w:w="1600"/>
+        <w:trPr>
+          <w:cantSplit/>
+        </w:trPr>
+        <w:tc>
+          <w:tcPr>
+            <w:tcW w:type="dxa" w:w="2400"/>
             <w:shd w:fill="EDEFF1" w:color="auto" w:val="clear"/>
             <w:tcMar>
               <w:top w:type="dxa" w:w="90"/>
@@ -1826,13 +2837,13 @@
                 <w:sz w:val="19"/>
                 <w:szCs w:val="19"/>
               </w:rPr>
-              <w:t xml:space="preserve">10 min</w:t>
-            </w:r>
-          </w:p>
-        </w:tc>
-        <w:tc>
-          <w:tcPr>
-            <w:tcW w:type="dxa" w:w="8020"/>
+              <w:t xml:space="preserve">Documentaires</w:t>
+            </w:r>
+          </w:p>
+        </w:tc>
+        <w:tc>
+          <w:tcPr>
+            <w:tcW w:type="dxa" w:w="7220"/>
             <w:shd w:fill="EDEFF1" w:color="auto" w:val="clear"/>
             <w:tcMar>
               <w:top w:type="dxa" w:w="90"/>
@@ -1852,64 +2863,90 @@
                 <w:sz w:val="19"/>
                 <w:szCs w:val="19"/>
               </w:rPr>
-              <w:t xml:space="preserve">Lecture de la heatmap de corrélation et du tableau de significativité</w:t>
+              <w:t xml:space="preserve">Documentation officielle scikit-learn ; Liu, Ting &amp; Zhou (2008), IEEE ICDM ; Breunig et al. (2000), ACM SIGMOD</w:t>
             </w:r>
           </w:p>
         </w:tc>
       </w:tr>
       <w:tr>
-        <w:tc>
-          <w:tcPr>
-            <w:tcW w:type="dxa" w:w="1600"/>
-            <w:tcMar>
-              <w:top w:type="dxa" w:w="90"/>
-              <w:left w:type="dxa" w:w="130"/>
-              <w:bottom w:type="dxa" w:w="90"/>
-              <w:right w:type="dxa" w:w="130"/>
-            </w:tcMar>
-            <w:vAlign w:val="center"/>
-          </w:tcPr>
-          <w:p>
-            <w:r>
-              <w:rPr>
-                <w:rFonts w:ascii="Calibri" w:cs="Calibri" w:eastAsia="Calibri" w:hAnsi="Calibri"/>
-                <w:b w:val="false"/>
-                <w:bCs w:val="false"/>
-                <w:color w:val="222222"/>
-                <w:sz w:val="19"/>
-                <w:szCs w:val="19"/>
-              </w:rPr>
-              <w:t xml:space="preserve">10 min</w:t>
-            </w:r>
-          </w:p>
-        </w:tc>
-        <w:tc>
-          <w:tcPr>
-            <w:tcW w:type="dxa" w:w="8020"/>
-            <w:tcMar>
-              <w:top w:type="dxa" w:w="90"/>
-              <w:left w:type="dxa" w:w="130"/>
-              <w:bottom w:type="dxa" w:w="90"/>
-              <w:right w:type="dxa" w:w="130"/>
-            </w:tcMar>
-            <w:vAlign w:val="center"/>
-          </w:tcPr>
-          <w:p>
-            <w:r>
-              <w:rPr>
-                <w:rFonts w:ascii="Calibri" w:cs="Calibri" w:eastAsia="Calibri" w:hAnsi="Calibri"/>
-                <w:b w:val="false"/>
-                <w:bCs w:val="false"/>
-                <w:color w:val="222222"/>
-                <w:sz w:val="19"/>
-                <w:szCs w:val="19"/>
-              </w:rPr>
-              <w:t xml:space="preserve">Questions / cas d'usage métier des participants</w:t>
+        <w:trPr>
+          <w:cantSplit/>
+        </w:trPr>
+        <w:tc>
+          <w:tcPr>
+            <w:tcW w:type="dxa" w:w="2400"/>
+            <w:tcMar>
+              <w:top w:type="dxa" w:w="90"/>
+              <w:left w:type="dxa" w:w="130"/>
+              <w:bottom w:type="dxa" w:w="90"/>
+              <w:right w:type="dxa" w:w="130"/>
+            </w:tcMar>
+            <w:vAlign w:val="center"/>
+          </w:tcPr>
+          <w:p>
+            <w:r>
+              <w:rPr>
+                <w:rFonts w:ascii="Calibri" w:cs="Calibri" w:eastAsia="Calibri" w:hAnsi="Calibri"/>
+                <w:b w:val="false"/>
+                <w:bCs w:val="false"/>
+                <w:color w:val="222222"/>
+                <w:sz w:val="19"/>
+                <w:szCs w:val="19"/>
+              </w:rPr>
+              <w:t xml:space="preserve">Budget</w:t>
+            </w:r>
+          </w:p>
+        </w:tc>
+        <w:tc>
+          <w:tcPr>
+            <w:tcW w:type="dxa" w:w="7220"/>
+            <w:tcMar>
+              <w:top w:type="dxa" w:w="90"/>
+              <w:left w:type="dxa" w:w="130"/>
+              <w:bottom w:type="dxa" w:w="90"/>
+              <w:right w:type="dxa" w:w="130"/>
+            </w:tcMar>
+            <w:vAlign w:val="center"/>
+          </w:tcPr>
+          <w:p>
+            <w:r>
+              <w:rPr>
+                <w:rFonts w:ascii="Calibri" w:cs="Calibri" w:eastAsia="Calibri" w:hAnsi="Calibri"/>
+                <w:b w:val="false"/>
+                <w:bCs w:val="false"/>
+                <w:color w:val="222222"/>
+                <w:sz w:val="19"/>
+                <w:szCs w:val="19"/>
+              </w:rPr>
+              <w:t xml:space="preserve">0 € — aucune licence, aucune infrastructure, aucun prestataire. Le poste de travail et les bibliothèques open source suffisent.</w:t>
             </w:r>
           </w:p>
         </w:tc>
       </w:tr>
     </w:tbl>
+    <w:p>
+      <w:pPr>
+        <w:spacing w:before="140"/>
+      </w:pPr>
+    </w:p>
+    <w:p>
+      <w:pPr>
+        <w:spacing w:after="160" w:line="300"/>
+      </w:pPr>
+      <w:r>
+        <w:rPr>
+          <w:rFonts w:ascii="Calibri" w:cs="Calibri" w:eastAsia="Calibri" w:hAnsi="Calibri"/>
+          <w:b w:val="false"/>
+          <w:bCs w:val="false"/>
+          <w:i/>
+          <w:iCs/>
+          <w:color w:val="222222"/>
+          <w:sz w:val="21"/>
+          <w:szCs w:val="21"/>
+        </w:rPr>
+        <w:t xml:space="preserve">Le projet ne mobilise ni budget, ni infrastructure dédiée, ni prestataire : c'est un facteur déterminant de faisabilité, et la raison pour laquelle des méthodes coûteuses à régler ont été écartées en amont.</w:t>
+      </w:r>
+    </w:p>
     <w:p>
       <w:pPr>
         <w:pStyle w:val="Heading1"/>
@@ -1927,7 +2964,24 @@
           <w:sz w:val="30"/>
           <w:szCs w:val="30"/>
         </w:rPr>
-        <w:t xml:space="preserve">7. Critères d'acceptation</w:t>
+        <w:t xml:space="preserve">7. Critères de réussite / KPI mesurables</w:t>
+      </w:r>
+    </w:p>
+    <w:p>
+      <w:pPr>
+        <w:pStyle w:val="Heading2"/>
+        <w:spacing w:after="140" w:before="300"/>
+      </w:pPr>
+      <w:r>
+        <w:rPr>
+          <w:rFonts w:ascii="Calibri" w:cs="Calibri" w:eastAsia="Calibri" w:hAnsi="Calibri"/>
+          <w:b/>
+          <w:bCs/>
+          <w:color w:val="134652"/>
+          <w:sz w:val="24"/>
+          <w:szCs w:val="24"/>
+        </w:rPr>
+        <w:t xml:space="preserve">Côté data (qualité du pipeline)</w:t>
       </w:r>
     </w:p>
     <w:p>
@@ -1942,22 +2996,11 @@
       <w:r>
         <w:rPr>
           <w:rFonts w:ascii="Calibri" w:cs="Calibri" w:eastAsia="Calibri" w:hAnsi="Calibri"/>
-          <w:b/>
-          <w:bCs/>
-          <w:color w:val="222222"/>
-          <w:sz w:val="21"/>
-          <w:szCs w:val="21"/>
-        </w:rPr>
-        <w:t xml:space="preserve">1. </w:t>
-      </w:r>
-      <w:r>
-        <w:rPr>
-          <w:rFonts w:ascii="Calibri" w:cs="Calibri" w:eastAsia="Calibri" w:hAnsi="Calibri"/>
-          <w:color w:val="222222"/>
-          <w:sz w:val="21"/>
-          <w:szCs w:val="21"/>
-        </w:rPr>
-        <w:t xml:space="preserve">Le notebook V2 s'exécute intégralement (Run All) sans erreur, du premier au dernier cellule</w:t>
+          <w:color w:val="222222"/>
+          <w:sz w:val="21"/>
+          <w:szCs w:val="21"/>
+        </w:rPr>
+        <w:t xml:space="preserve">Taux de lignes non appariées après jointure toléré : ≤ 15 % (constat actuel : 13,45 %, conforme)</w:t>
       </w:r>
     </w:p>
     <w:p>
@@ -1972,22 +3015,11 @@
       <w:r>
         <w:rPr>
           <w:rFonts w:ascii="Calibri" w:cs="Calibri" w:eastAsia="Calibri" w:hAnsi="Calibri"/>
-          <w:b/>
-          <w:bCs/>
-          <w:color w:val="222222"/>
-          <w:sz w:val="21"/>
-          <w:szCs w:val="21"/>
-        </w:rPr>
-        <w:t xml:space="preserve">2. </w:t>
-      </w:r>
-      <w:r>
-        <w:rPr>
-          <w:rFonts w:ascii="Calibri" w:cs="Calibri" w:eastAsia="Calibri" w:hAnsi="Calibri"/>
-          <w:color w:val="222222"/>
-          <w:sz w:val="21"/>
-          <w:szCs w:val="21"/>
-        </w:rPr>
-        <w:t xml:space="preserve">Aucun chemin de fichier absolu ne subsiste dans le notebook V2 ; chargement par chemin relatif</w:t>
+          <w:color w:val="222222"/>
+          <w:sz w:val="21"/>
+          <w:szCs w:val="21"/>
+        </w:rPr>
+        <w:t xml:space="preserve">Zéro prix négatif et zéro stock négatif résiduel après nettoyage</w:t>
       </w:r>
     </w:p>
     <w:p>
@@ -2002,22 +3034,28 @@
       <w:r>
         <w:rPr>
           <w:rFonts w:ascii="Calibri" w:cs="Calibri" w:eastAsia="Calibri" w:hAnsi="Calibri"/>
+          <w:color w:val="222222"/>
+          <w:sz w:val="21"/>
+          <w:szCs w:val="21"/>
+        </w:rPr>
+        <w:t xml:space="preserve">Zéro doublon de sku après nettoyage de df_web_clean</w:t>
+      </w:r>
+    </w:p>
+    <w:p>
+      <w:pPr>
+        <w:pStyle w:val="Heading2"/>
+        <w:spacing w:after="140" w:before="300"/>
+      </w:pPr>
+      <w:r>
+        <w:rPr>
+          <w:rFonts w:ascii="Calibri" w:cs="Calibri" w:eastAsia="Calibri" w:hAnsi="Calibri"/>
           <w:b/>
           <w:bCs/>
-          <w:color w:val="222222"/>
-          <w:sz w:val="21"/>
-          <w:szCs w:val="21"/>
-        </w:rPr>
-        <w:t xml:space="preserve">3. </w:t>
-      </w:r>
-      <w:r>
-        <w:rPr>
-          <w:rFonts w:ascii="Calibri" w:cs="Calibri" w:eastAsia="Calibri" w:hAnsi="Calibri"/>
-          <w:color w:val="222222"/>
-          <w:sz w:val="21"/>
-          <w:szCs w:val="21"/>
-        </w:rPr>
-        <w:t xml:space="preserve">Le calcul de valorisation du stock utilise purchase_price et non price</w:t>
+          <w:color w:val="134652"/>
+          <w:sz w:val="24"/>
+          <w:szCs w:val="24"/>
+        </w:rPr>
+        <w:t xml:space="preserve">Côté modèle / insights</w:t>
       </w:r>
     </w:p>
     <w:p>
@@ -2032,22 +3070,11 @@
       <w:r>
         <w:rPr>
           <w:rFonts w:ascii="Calibri" w:cs="Calibri" w:eastAsia="Calibri" w:hAnsi="Calibri"/>
-          <w:b/>
-          <w:bCs/>
-          <w:color w:val="222222"/>
-          <w:sz w:val="21"/>
-          <w:szCs w:val="21"/>
-        </w:rPr>
-        <w:t xml:space="preserve">4. </w:t>
-      </w:r>
-      <w:r>
-        <w:rPr>
-          <w:rFonts w:ascii="Calibri" w:cs="Calibri" w:eastAsia="Calibri" w:hAnsi="Calibri"/>
-          <w:color w:val="222222"/>
-          <w:sz w:val="21"/>
-          <w:szCs w:val="21"/>
-        </w:rPr>
-        <w:t xml:space="preserve">Toutes les sections et conclusions du notebook V1 sont conservées à l'identique dans le V2</w:t>
+          <w:color w:val="222222"/>
+          <w:sz w:val="21"/>
+          <w:szCs w:val="21"/>
+        </w:rPr>
+        <w:t xml:space="preserve">Taux de recouvrement mesuré entre l'IQR (univarié) et deux méthodes multivariées (Isolation Forest, Local Outlier Factor)</w:t>
       </w:r>
     </w:p>
     <w:p>
@@ -2062,22 +3089,28 @@
       <w:r>
         <w:rPr>
           <w:rFonts w:ascii="Calibri" w:cs="Calibri" w:eastAsia="Calibri" w:hAnsi="Calibri"/>
+          <w:color w:val="222222"/>
+          <w:sz w:val="21"/>
+          <w:szCs w:val="21"/>
+        </w:rPr>
+        <w:t xml:space="preserve">Chaque coefficient de corrélation accompagné d'une p-value ; seuil de significativité p &lt; 0,05</w:t>
+      </w:r>
+    </w:p>
+    <w:p>
+      <w:pPr>
+        <w:pStyle w:val="Heading2"/>
+        <w:spacing w:after="140" w:before="300"/>
+      </w:pPr>
+      <w:r>
+        <w:rPr>
+          <w:rFonts w:ascii="Calibri" w:cs="Calibri" w:eastAsia="Calibri" w:hAnsi="Calibri"/>
           <w:b/>
           <w:bCs/>
-          <w:color w:val="222222"/>
-          <w:sz w:val="21"/>
-          <w:szCs w:val="21"/>
-        </w:rPr>
-        <w:t xml:space="preserve">5. </w:t>
-      </w:r>
-      <w:r>
-        <w:rPr>
-          <w:rFonts w:ascii="Calibri" w:cs="Calibri" w:eastAsia="Calibri" w:hAnsi="Calibri"/>
-          <w:color w:val="222222"/>
-          <w:sz w:val="21"/>
-          <w:szCs w:val="21"/>
-        </w:rPr>
-        <w:t xml:space="preserve">La détection d'anomalies multivariée calibre sa contamination sur le taux d'outliers de l'IQR, avec taux de recouvrement chiffré</w:t>
+          <w:color w:val="134652"/>
+          <w:sz w:val="24"/>
+          <w:szCs w:val="24"/>
+        </w:rPr>
+        <w:t xml:space="preserve">Côté opérationnel</w:t>
       </w:r>
     </w:p>
     <w:p>
@@ -2092,22 +3125,11 @@
       <w:r>
         <w:rPr>
           <w:rFonts w:ascii="Calibri" w:cs="Calibri" w:eastAsia="Calibri" w:hAnsi="Calibri"/>
-          <w:b/>
-          <w:bCs/>
-          <w:color w:val="222222"/>
-          <w:sz w:val="21"/>
-          <w:szCs w:val="21"/>
-        </w:rPr>
-        <w:t xml:space="preserve">6. </w:t>
-      </w:r>
-      <w:r>
-        <w:rPr>
-          <w:rFonts w:ascii="Calibri" w:cs="Calibri" w:eastAsia="Calibri" w:hAnsi="Calibri"/>
-          <w:color w:val="222222"/>
-          <w:sz w:val="21"/>
-          <w:szCs w:val="21"/>
-        </w:rPr>
-        <w:t xml:space="preserve">La section de significativité calcule Pearson et Spearman, avec p-value, pour chaque paire de la heatmap</w:t>
+          <w:color w:val="222222"/>
+          <w:sz w:val="21"/>
+          <w:szCs w:val="21"/>
+        </w:rPr>
+        <w:t xml:space="preserve">Temps d'exécution complet du notebook (Run All) : cible &lt; 5 minutes sur poste standard</w:t>
       </w:r>
     </w:p>
     <w:p>
@@ -2122,8 +3144,2778 @@
       <w:r>
         <w:rPr>
           <w:rFonts w:ascii="Calibri" w:cs="Calibri" w:eastAsia="Calibri" w:hAnsi="Calibri"/>
+          <w:color w:val="222222"/>
+          <w:sz w:val="21"/>
+          <w:szCs w:val="21"/>
+        </w:rPr>
+        <w:t xml:space="preserve">Reproductibilité : chemins de fichiers relatifs, aucune dépendance à un environnement spécifique</w:t>
+      </w:r>
+    </w:p>
+    <w:p>
+      <w:pPr>
+        <w:pStyle w:val="ListParagraph"/>
+        <w:numPr>
+          <w:ilvl w:val="0"/>
+          <w:numId w:val="1"/>
+        </w:numPr>
+        <w:spacing w:after="100" w:line="290"/>
+      </w:pPr>
+      <w:r>
+        <w:rPr>
+          <w:rFonts w:ascii="Calibri" w:cs="Calibri" w:eastAsia="Calibri" w:hAnsi="Calibri"/>
+          <w:color w:val="222222"/>
+          <w:sz w:val="21"/>
+          <w:szCs w:val="21"/>
+        </w:rPr>
+        <w:t xml:space="preserve">Paramètres aléatoires figés (random_state=42) pour des résultats identiques d'une exécution à l'autre</w:t>
+      </w:r>
+    </w:p>
+    <w:p>
+      <w:pPr>
+        <w:pStyle w:val="Heading1"/>
+        <w:pBdr>
+          <w:bottom w:val="single" w:color="1F7A8C" w:sz="6" w:space="6"/>
+        </w:pBdr>
+        <w:spacing w:after="200" w:before="420"/>
+      </w:pPr>
+      <w:r>
+        <w:rPr>
+          <w:rFonts w:ascii="Calibri" w:cs="Calibri" w:eastAsia="Calibri" w:hAnsi="Calibri"/>
           <w:b/>
           <w:bCs/>
+          <w:color w:val="134652"/>
+          <w:sz w:val="30"/>
+          <w:szCs w:val="30"/>
+        </w:rPr>
+        <w:t xml:space="preserve">8. Besoins en formation et plan d'accompagnement</w:t>
+      </w:r>
+    </w:p>
+    <w:p>
+      <w:pPr>
+        <w:spacing w:after="160" w:line="300"/>
+      </w:pPr>
+      <w:r>
+        <w:rPr>
+          <w:rFonts w:ascii="Calibri" w:cs="Calibri" w:eastAsia="Calibri" w:hAnsi="Calibri"/>
+          <w:b w:val="false"/>
+          <w:bCs w:val="false"/>
+          <w:i w:val="false"/>
+          <w:iCs w:val="false"/>
+          <w:color w:val="222222"/>
+          <w:sz w:val="21"/>
+          <w:szCs w:val="21"/>
+        </w:rPr>
+        <w:t xml:space="preserve">L'analyse ne vaut que si les équipes savent la lire et s'en servir. Les besoins ci-dessous sont identifiés public par public, à partir de ce que chacun doit décider avec le résultat.</w:t>
+      </w:r>
+    </w:p>
+    <w:p>
+      <w:pPr>
+        <w:pStyle w:val="Heading2"/>
+        <w:spacing w:after="140" w:before="300"/>
+      </w:pPr>
+      <w:r>
+        <w:rPr>
+          <w:rFonts w:ascii="Calibri" w:cs="Calibri" w:eastAsia="Calibri" w:hAnsi="Calibri"/>
+          <w:b/>
+          <w:bCs/>
+          <w:color w:val="134652"/>
+          <w:sz w:val="24"/>
+          <w:szCs w:val="24"/>
+        </w:rPr>
+        <w:t xml:space="preserve">8.1 Publics et écarts à combler</w:t>
+      </w:r>
+    </w:p>
+    <w:tbl>
+      <w:tblPr>
+        <w:tblW w:type="dxa" w:w="9648"/>
+        <w:tblBorders>
+          <w:top w:val="single" w:color="D5D8DB" w:sz="4"/>
+          <w:left w:val="single" w:color="D5D8DB" w:sz="4"/>
+          <w:bottom w:val="single" w:color="D5D8DB" w:sz="4"/>
+          <w:right w:val="single" w:color="D5D8DB" w:sz="4"/>
+          <w:insideH w:val="single" w:color="D5D8DB" w:sz="4"/>
+          <w:insideV w:val="single" w:color="D5D8DB" w:sz="4"/>
+        </w:tblBorders>
+      </w:tblPr>
+      <w:tblGrid>
+        <w:gridCol w:w="1900"/>
+        <w:gridCol w:w="2600"/>
+        <w:gridCol w:w="2600"/>
+        <w:gridCol w:w="2520"/>
+      </w:tblGrid>
+      <w:tr>
+        <w:trPr>
+          <w:cantSplit/>
+          <w:tblHeader/>
+        </w:trPr>
+        <w:tc>
+          <w:tcPr>
+            <w:tcW w:type="dxa" w:w="1900"/>
+            <w:shd w:fill="134652" w:color="auto" w:val="clear"/>
+            <w:tcMar>
+              <w:top w:type="dxa" w:w="90"/>
+              <w:left w:type="dxa" w:w="130"/>
+              <w:bottom w:type="dxa" w:w="90"/>
+              <w:right w:type="dxa" w:w="130"/>
+            </w:tcMar>
+            <w:vAlign w:val="center"/>
+          </w:tcPr>
+          <w:p>
+            <w:r>
+              <w:rPr>
+                <w:rFonts w:ascii="Calibri" w:cs="Calibri" w:eastAsia="Calibri" w:hAnsi="Calibri"/>
+                <w:b/>
+                <w:bCs/>
+                <w:color w:val="FFFFFF"/>
+                <w:sz w:val="19"/>
+                <w:szCs w:val="19"/>
+              </w:rPr>
+              <w:t xml:space="preserve">Public</w:t>
+            </w:r>
+          </w:p>
+        </w:tc>
+        <w:tc>
+          <w:tcPr>
+            <w:tcW w:type="dxa" w:w="2600"/>
+            <w:shd w:fill="134652" w:color="auto" w:val="clear"/>
+            <w:tcMar>
+              <w:top w:type="dxa" w:w="90"/>
+              <w:left w:type="dxa" w:w="130"/>
+              <w:bottom w:type="dxa" w:w="90"/>
+              <w:right w:type="dxa" w:w="130"/>
+            </w:tcMar>
+            <w:vAlign w:val="center"/>
+          </w:tcPr>
+          <w:p>
+            <w:r>
+              <w:rPr>
+                <w:rFonts w:ascii="Calibri" w:cs="Calibri" w:eastAsia="Calibri" w:hAnsi="Calibri"/>
+                <w:b/>
+                <w:bCs/>
+                <w:color w:val="FFFFFF"/>
+                <w:sz w:val="19"/>
+                <w:szCs w:val="19"/>
+              </w:rPr>
+              <w:t xml:space="preserve">Décision à prendre</w:t>
+            </w:r>
+          </w:p>
+        </w:tc>
+        <w:tc>
+          <w:tcPr>
+            <w:tcW w:type="dxa" w:w="2600"/>
+            <w:shd w:fill="134652" w:color="auto" w:val="clear"/>
+            <w:tcMar>
+              <w:top w:type="dxa" w:w="90"/>
+              <w:left w:type="dxa" w:w="130"/>
+              <w:bottom w:type="dxa" w:w="90"/>
+              <w:right w:type="dxa" w:w="130"/>
+            </w:tcMar>
+            <w:vAlign w:val="center"/>
+          </w:tcPr>
+          <w:p>
+            <w:r>
+              <w:rPr>
+                <w:rFonts w:ascii="Calibri" w:cs="Calibri" w:eastAsia="Calibri" w:hAnsi="Calibri"/>
+                <w:b/>
+                <w:bCs/>
+                <w:color w:val="FFFFFF"/>
+                <w:sz w:val="19"/>
+                <w:szCs w:val="19"/>
+              </w:rPr>
+              <w:t xml:space="preserve">Écart constaté</w:t>
+            </w:r>
+          </w:p>
+        </w:tc>
+        <w:tc>
+          <w:tcPr>
+            <w:tcW w:type="dxa" w:w="2520"/>
+            <w:shd w:fill="134652" w:color="auto" w:val="clear"/>
+            <w:tcMar>
+              <w:top w:type="dxa" w:w="90"/>
+              <w:left w:type="dxa" w:w="130"/>
+              <w:bottom w:type="dxa" w:w="90"/>
+              <w:right w:type="dxa" w:w="130"/>
+            </w:tcMar>
+            <w:vAlign w:val="center"/>
+          </w:tcPr>
+          <w:p>
+            <w:r>
+              <w:rPr>
+                <w:rFonts w:ascii="Calibri" w:cs="Calibri" w:eastAsia="Calibri" w:hAnsi="Calibri"/>
+                <w:b/>
+                <w:bCs/>
+                <w:color w:val="FFFFFF"/>
+                <w:sz w:val="19"/>
+                <w:szCs w:val="19"/>
+              </w:rPr>
+              <w:t xml:space="preserve">Objectif de formation</w:t>
+            </w:r>
+          </w:p>
+        </w:tc>
+      </w:tr>
+      <w:tr>
+        <w:trPr>
+          <w:cantSplit/>
+        </w:trPr>
+        <w:tc>
+          <w:tcPr>
+            <w:tcW w:type="dxa" w:w="1900"/>
+            <w:tcMar>
+              <w:top w:type="dxa" w:w="90"/>
+              <w:left w:type="dxa" w:w="130"/>
+              <w:bottom w:type="dxa" w:w="90"/>
+              <w:right w:type="dxa" w:w="130"/>
+            </w:tcMar>
+            <w:vAlign w:val="center"/>
+          </w:tcPr>
+          <w:p>
+            <w:r>
+              <w:rPr>
+                <w:rFonts w:ascii="Calibri" w:cs="Calibri" w:eastAsia="Calibri" w:hAnsi="Calibri"/>
+                <w:b w:val="false"/>
+                <w:bCs w:val="false"/>
+                <w:color w:val="222222"/>
+                <w:sz w:val="19"/>
+                <w:szCs w:val="19"/>
+              </w:rPr>
+              <w:t xml:space="preserve">Contrôle de gestion</w:t>
+            </w:r>
+          </w:p>
+        </w:tc>
+        <w:tc>
+          <w:tcPr>
+            <w:tcW w:type="dxa" w:w="2600"/>
+            <w:tcMar>
+              <w:top w:type="dxa" w:w="90"/>
+              <w:left w:type="dxa" w:w="130"/>
+              <w:bottom w:type="dxa" w:w="90"/>
+              <w:right w:type="dxa" w:w="130"/>
+            </w:tcMar>
+            <w:vAlign w:val="center"/>
+          </w:tcPr>
+          <w:p>
+            <w:r>
+              <w:rPr>
+                <w:rFonts w:ascii="Calibri" w:cs="Calibri" w:eastAsia="Calibri" w:hAnsi="Calibri"/>
+                <w:b w:val="false"/>
+                <w:bCs w:val="false"/>
+                <w:color w:val="222222"/>
+                <w:sz w:val="19"/>
+                <w:szCs w:val="19"/>
+              </w:rPr>
+              <w:t xml:space="preserve">Arbitrer les anomalies et le taux de marge avant toute action</w:t>
+            </w:r>
+          </w:p>
+        </w:tc>
+        <w:tc>
+          <w:tcPr>
+            <w:tcW w:type="dxa" w:w="2600"/>
+            <w:tcMar>
+              <w:top w:type="dxa" w:w="90"/>
+              <w:left w:type="dxa" w:w="130"/>
+              <w:bottom w:type="dxa" w:w="90"/>
+              <w:right w:type="dxa" w:w="130"/>
+            </w:tcMar>
+            <w:vAlign w:val="center"/>
+          </w:tcPr>
+          <w:p>
+            <w:r>
+              <w:rPr>
+                <w:rFonts w:ascii="Calibri" w:cs="Calibri" w:eastAsia="Calibri" w:hAnsi="Calibri"/>
+                <w:b w:val="false"/>
+                <w:bCs w:val="false"/>
+                <w:color w:val="222222"/>
+                <w:sz w:val="19"/>
+                <w:szCs w:val="19"/>
+              </w:rPr>
+              <w:t xml:space="preserve">Ne distingue pas un prix hors norme d'une anomalie de gestion ; le taux de recouvrement entre méthodes n'a pas de sens immédiat</w:t>
+            </w:r>
+          </w:p>
+        </w:tc>
+        <w:tc>
+          <w:tcPr>
+            <w:tcW w:type="dxa" w:w="2520"/>
+            <w:tcMar>
+              <w:top w:type="dxa" w:w="90"/>
+              <w:left w:type="dxa" w:w="130"/>
+              <w:bottom w:type="dxa" w:w="90"/>
+              <w:right w:type="dxa" w:w="130"/>
+            </w:tcMar>
+            <w:vAlign w:val="center"/>
+          </w:tcPr>
+          <w:p>
+            <w:r>
+              <w:rPr>
+                <w:rFonts w:ascii="Calibri" w:cs="Calibri" w:eastAsia="Calibri" w:hAnsi="Calibri"/>
+                <w:b w:val="false"/>
+                <w:bCs w:val="false"/>
+                <w:color w:val="222222"/>
+                <w:sz w:val="19"/>
+                <w:szCs w:val="19"/>
+              </w:rPr>
+              <w:t xml:space="preserve">Savoir quoi auditer en priorité et quoi laisser de côté, sans avoir à comprendre l'algorithme</w:t>
+            </w:r>
+          </w:p>
+        </w:tc>
+      </w:tr>
+      <w:tr>
+        <w:trPr>
+          <w:cantSplit/>
+        </w:trPr>
+        <w:tc>
+          <w:tcPr>
+            <w:tcW w:type="dxa" w:w="1900"/>
+            <w:shd w:fill="EDEFF1" w:color="auto" w:val="clear"/>
+            <w:tcMar>
+              <w:top w:type="dxa" w:w="90"/>
+              <w:left w:type="dxa" w:w="130"/>
+              <w:bottom w:type="dxa" w:w="90"/>
+              <w:right w:type="dxa" w:w="130"/>
+            </w:tcMar>
+            <w:vAlign w:val="center"/>
+          </w:tcPr>
+          <w:p>
+            <w:r>
+              <w:rPr>
+                <w:rFonts w:ascii="Calibri" w:cs="Calibri" w:eastAsia="Calibri" w:hAnsi="Calibri"/>
+                <w:b w:val="false"/>
+                <w:bCs w:val="false"/>
+                <w:color w:val="222222"/>
+                <w:sz w:val="19"/>
+                <w:szCs w:val="19"/>
+              </w:rPr>
+              <w:t xml:space="preserve">Supply chain / stocks</w:t>
+            </w:r>
+          </w:p>
+        </w:tc>
+        <w:tc>
+          <w:tcPr>
+            <w:tcW w:type="dxa" w:w="2600"/>
+            <w:shd w:fill="EDEFF1" w:color="auto" w:val="clear"/>
+            <w:tcMar>
+              <w:top w:type="dxa" w:w="90"/>
+              <w:left w:type="dxa" w:w="130"/>
+              <w:bottom w:type="dxa" w:w="90"/>
+              <w:right w:type="dxa" w:w="130"/>
+            </w:tcMar>
+            <w:vAlign w:val="center"/>
+          </w:tcPr>
+          <w:p>
+            <w:r>
+              <w:rPr>
+                <w:rFonts w:ascii="Calibri" w:cs="Calibri" w:eastAsia="Calibri" w:hAnsi="Calibri"/>
+                <w:b w:val="false"/>
+                <w:bCs w:val="false"/>
+                <w:color w:val="222222"/>
+                <w:sz w:val="19"/>
+                <w:szCs w:val="19"/>
+              </w:rPr>
+              <w:t xml:space="preserve">Qualifier les anomalies stock / ventes remontées</w:t>
+            </w:r>
+          </w:p>
+        </w:tc>
+        <w:tc>
+          <w:tcPr>
+            <w:tcW w:type="dxa" w:w="2600"/>
+            <w:shd w:fill="EDEFF1" w:color="auto" w:val="clear"/>
+            <w:tcMar>
+              <w:top w:type="dxa" w:w="90"/>
+              <w:left w:type="dxa" w:w="130"/>
+              <w:bottom w:type="dxa" w:w="90"/>
+              <w:right w:type="dxa" w:w="130"/>
+            </w:tcMar>
+            <w:vAlign w:val="center"/>
+          </w:tcPr>
+          <w:p>
+            <w:r>
+              <w:rPr>
+                <w:rFonts w:ascii="Calibri" w:cs="Calibri" w:eastAsia="Calibri" w:hAnsi="Calibri"/>
+                <w:b w:val="false"/>
+                <w:bCs w:val="false"/>
+                <w:color w:val="222222"/>
+                <w:sz w:val="19"/>
+                <w:szCs w:val="19"/>
+              </w:rPr>
+              <w:t xml:space="preserve">Lit couramment la rotation de stock, mais pas le croisement de trois variables</w:t>
+            </w:r>
+          </w:p>
+        </w:tc>
+        <w:tc>
+          <w:tcPr>
+            <w:tcW w:type="dxa" w:w="2520"/>
+            <w:shd w:fill="EDEFF1" w:color="auto" w:val="clear"/>
+            <w:tcMar>
+              <w:top w:type="dxa" w:w="90"/>
+              <w:left w:type="dxa" w:w="130"/>
+              <w:bottom w:type="dxa" w:w="90"/>
+              <w:right w:type="dxa" w:w="130"/>
+            </w:tcMar>
+            <w:vAlign w:val="center"/>
+          </w:tcPr>
+          <w:p>
+            <w:r>
+              <w:rPr>
+                <w:rFonts w:ascii="Calibri" w:cs="Calibri" w:eastAsia="Calibri" w:hAnsi="Calibri"/>
+                <w:b w:val="false"/>
+                <w:bCs w:val="false"/>
+                <w:color w:val="222222"/>
+                <w:sz w:val="19"/>
+                <w:szCs w:val="19"/>
+              </w:rPr>
+              <w:t xml:space="preserve">Savoir dire si un article signalé pose un vrai problème d'approvisionnement</w:t>
+            </w:r>
+          </w:p>
+        </w:tc>
+      </w:tr>
+      <w:tr>
+        <w:trPr>
+          <w:cantSplit/>
+        </w:trPr>
+        <w:tc>
+          <w:tcPr>
+            <w:tcW w:type="dxa" w:w="1900"/>
+            <w:tcMar>
+              <w:top w:type="dxa" w:w="90"/>
+              <w:left w:type="dxa" w:w="130"/>
+              <w:bottom w:type="dxa" w:w="90"/>
+              <w:right w:type="dxa" w:w="130"/>
+            </w:tcMar>
+            <w:vAlign w:val="center"/>
+          </w:tcPr>
+          <w:p>
+            <w:r>
+              <w:rPr>
+                <w:rFonts w:ascii="Calibri" w:cs="Calibri" w:eastAsia="Calibri" w:hAnsi="Calibri"/>
+                <w:b w:val="false"/>
+                <w:bCs w:val="false"/>
+                <w:color w:val="222222"/>
+                <w:sz w:val="19"/>
+                <w:szCs w:val="19"/>
+              </w:rPr>
+              <w:t xml:space="preserve">Direction commerciale</w:t>
+            </w:r>
+          </w:p>
+        </w:tc>
+        <w:tc>
+          <w:tcPr>
+            <w:tcW w:type="dxa" w:w="2600"/>
+            <w:tcMar>
+              <w:top w:type="dxa" w:w="90"/>
+              <w:left w:type="dxa" w:w="130"/>
+              <w:bottom w:type="dxa" w:w="90"/>
+              <w:right w:type="dxa" w:w="130"/>
+            </w:tcMar>
+            <w:vAlign w:val="center"/>
+          </w:tcPr>
+          <w:p>
+            <w:r>
+              <w:rPr>
+                <w:rFonts w:ascii="Calibri" w:cs="Calibri" w:eastAsia="Calibri" w:hAnsi="Calibri"/>
+                <w:b w:val="false"/>
+                <w:bCs w:val="false"/>
+                <w:color w:val="222222"/>
+                <w:sz w:val="19"/>
+                <w:szCs w:val="19"/>
+              </w:rPr>
+              <w:t xml:space="preserve">Prioriser les références, exploiter le CA et la règle des 80/20</w:t>
+            </w:r>
+          </w:p>
+        </w:tc>
+        <w:tc>
+          <w:tcPr>
+            <w:tcW w:type="dxa" w:w="2600"/>
+            <w:tcMar>
+              <w:top w:type="dxa" w:w="90"/>
+              <w:left w:type="dxa" w:w="130"/>
+              <w:bottom w:type="dxa" w:w="90"/>
+              <w:right w:type="dxa" w:w="130"/>
+            </w:tcMar>
+            <w:vAlign w:val="center"/>
+          </w:tcPr>
+          <w:p>
+            <w:r>
+              <w:rPr>
+                <w:rFonts w:ascii="Calibri" w:cs="Calibri" w:eastAsia="Calibri" w:hAnsi="Calibri"/>
+                <w:b w:val="false"/>
+                <w:bCs w:val="false"/>
+                <w:color w:val="222222"/>
+                <w:sz w:val="19"/>
+                <w:szCs w:val="19"/>
+              </w:rPr>
+              <w:t xml:space="preserve">Écart faible sur les indicateurs, mais le périmètre réel est méconnu</w:t>
+            </w:r>
+          </w:p>
+        </w:tc>
+        <w:tc>
+          <w:tcPr>
+            <w:tcW w:type="dxa" w:w="2520"/>
+            <w:tcMar>
+              <w:top w:type="dxa" w:w="90"/>
+              <w:left w:type="dxa" w:w="130"/>
+              <w:bottom w:type="dxa" w:w="90"/>
+              <w:right w:type="dxa" w:w="130"/>
+            </w:tcMar>
+            <w:vAlign w:val="center"/>
+          </w:tcPr>
+          <w:p>
+            <w:r>
+              <w:rPr>
+                <w:rFonts w:ascii="Calibri" w:cs="Calibri" w:eastAsia="Calibri" w:hAnsi="Calibri"/>
+                <w:b w:val="false"/>
+                <w:bCs w:val="false"/>
+                <w:color w:val="222222"/>
+                <w:sz w:val="19"/>
+                <w:szCs w:val="19"/>
+              </w:rPr>
+              <w:t xml:space="preserve">Savoir que 13,45 % du catalogue est hors analyse, et ce que cela implique pour une décision</w:t>
+            </w:r>
+          </w:p>
+        </w:tc>
+      </w:tr>
+      <w:tr>
+        <w:trPr>
+          <w:cantSplit/>
+        </w:trPr>
+        <w:tc>
+          <w:tcPr>
+            <w:tcW w:type="dxa" w:w="1900"/>
+            <w:shd w:fill="EDEFF1" w:color="auto" w:val="clear"/>
+            <w:tcMar>
+              <w:top w:type="dxa" w:w="90"/>
+              <w:left w:type="dxa" w:w="130"/>
+              <w:bottom w:type="dxa" w:w="90"/>
+              <w:right w:type="dxa" w:w="130"/>
+            </w:tcMar>
+            <w:vAlign w:val="center"/>
+          </w:tcPr>
+          <w:p>
+            <w:r>
+              <w:rPr>
+                <w:rFonts w:ascii="Calibri" w:cs="Calibri" w:eastAsia="Calibri" w:hAnsi="Calibri"/>
+                <w:b w:val="false"/>
+                <w:bCs w:val="false"/>
+                <w:color w:val="222222"/>
+                <w:sz w:val="19"/>
+                <w:szCs w:val="19"/>
+              </w:rPr>
+              <w:t xml:space="preserve">Direction des systèmes d'information</w:t>
+            </w:r>
+          </w:p>
+        </w:tc>
+        <w:tc>
+          <w:tcPr>
+            <w:tcW w:type="dxa" w:w="2600"/>
+            <w:shd w:fill="EDEFF1" w:color="auto" w:val="clear"/>
+            <w:tcMar>
+              <w:top w:type="dxa" w:w="90"/>
+              <w:left w:type="dxa" w:w="130"/>
+              <w:bottom w:type="dxa" w:w="90"/>
+              <w:right w:type="dxa" w:w="130"/>
+            </w:tcMar>
+            <w:vAlign w:val="center"/>
+          </w:tcPr>
+          <w:p>
+            <w:r>
+              <w:rPr>
+                <w:rFonts w:ascii="Calibri" w:cs="Calibri" w:eastAsia="Calibri" w:hAnsi="Calibri"/>
+                <w:b w:val="false"/>
+                <w:bCs w:val="false"/>
+                <w:color w:val="222222"/>
+                <w:sz w:val="19"/>
+                <w:szCs w:val="19"/>
+              </w:rPr>
+              <w:t xml:space="preserve">Décider d'une correction du référentiel</w:t>
+            </w:r>
+          </w:p>
+        </w:tc>
+        <w:tc>
+          <w:tcPr>
+            <w:tcW w:type="dxa" w:w="2600"/>
+            <w:shd w:fill="EDEFF1" w:color="auto" w:val="clear"/>
+            <w:tcMar>
+              <w:top w:type="dxa" w:w="90"/>
+              <w:left w:type="dxa" w:w="130"/>
+              <w:bottom w:type="dxa" w:w="90"/>
+              <w:right w:type="dxa" w:w="130"/>
+            </w:tcMar>
+            <w:vAlign w:val="center"/>
+          </w:tcPr>
+          <w:p>
+            <w:r>
+              <w:rPr>
+                <w:rFonts w:ascii="Calibri" w:cs="Calibri" w:eastAsia="Calibri" w:hAnsi="Calibri"/>
+                <w:b w:val="false"/>
+                <w:bCs w:val="false"/>
+                <w:color w:val="222222"/>
+                <w:sz w:val="19"/>
+                <w:szCs w:val="19"/>
+              </w:rPr>
+              <w:t xml:space="preserve">Reçoit le taux de non-appariement sans en connaître l'origine</w:t>
+            </w:r>
+          </w:p>
+        </w:tc>
+        <w:tc>
+          <w:tcPr>
+            <w:tcW w:type="dxa" w:w="2520"/>
+            <w:shd w:fill="EDEFF1" w:color="auto" w:val="clear"/>
+            <w:tcMar>
+              <w:top w:type="dxa" w:w="90"/>
+              <w:left w:type="dxa" w:w="130"/>
+              <w:bottom w:type="dxa" w:w="90"/>
+              <w:right w:type="dxa" w:w="130"/>
+            </w:tcMar>
+            <w:vAlign w:val="center"/>
+          </w:tcPr>
+          <w:p>
+            <w:r>
+              <w:rPr>
+                <w:rFonts w:ascii="Calibri" w:cs="Calibri" w:eastAsia="Calibri" w:hAnsi="Calibri"/>
+                <w:b w:val="false"/>
+                <w:bCs w:val="false"/>
+                <w:color w:val="222222"/>
+                <w:sz w:val="19"/>
+                <w:szCs w:val="19"/>
+              </w:rPr>
+              <w:t xml:space="preserve">Savoir d'où vient le défaut d'appariement pour arbitrer un chantier de fiabilisation</w:t>
+            </w:r>
+          </w:p>
+        </w:tc>
+      </w:tr>
+    </w:tbl>
+    <w:p>
+      <w:pPr>
+        <w:pStyle w:val="Heading2"/>
+        <w:spacing w:after="140" w:before="300"/>
+      </w:pPr>
+      <w:r>
+        <w:rPr>
+          <w:rFonts w:ascii="Calibri" w:cs="Calibri" w:eastAsia="Calibri" w:hAnsi="Calibri"/>
+          <w:b/>
+          <w:bCs/>
+          <w:color w:val="134652"/>
+          <w:sz w:val="24"/>
+          <w:szCs w:val="24"/>
+        </w:rPr>
+        <w:t xml:space="preserve">8.2 Vulgariser : ce que je dis, et comment</w:t>
+      </w:r>
+    </w:p>
+    <w:p>
+      <w:pPr>
+        <w:spacing w:after="160" w:line="300"/>
+      </w:pPr>
+      <w:r>
+        <w:rPr>
+          <w:rFonts w:ascii="Calibri" w:cs="Calibri" w:eastAsia="Calibri" w:hAnsi="Calibri"/>
+          <w:b w:val="false"/>
+          <w:bCs w:val="false"/>
+          <w:i w:val="false"/>
+          <w:iCs w:val="false"/>
+          <w:color w:val="222222"/>
+          <w:sz w:val="21"/>
+          <w:szCs w:val="21"/>
+        </w:rPr>
+        <w:t xml:space="preserve">Aucun terme technique n'est employé sans sa traduction, et chaque traduction s'appuie sur un exemple pris dans le catalogue. C'est le cœur du dispositif : sans cela, l'analyse reste la propriété de celui qui l'a produite.</w:t>
+      </w:r>
+    </w:p>
+    <w:tbl>
+      <w:tblPr>
+        <w:tblW w:type="dxa" w:w="9648"/>
+        <w:tblBorders>
+          <w:top w:val="single" w:color="D5D8DB" w:sz="4"/>
+          <w:left w:val="single" w:color="D5D8DB" w:sz="4"/>
+          <w:bottom w:val="single" w:color="D5D8DB" w:sz="4"/>
+          <w:right w:val="single" w:color="D5D8DB" w:sz="4"/>
+          <w:insideH w:val="single" w:color="D5D8DB" w:sz="4"/>
+          <w:insideV w:val="single" w:color="D5D8DB" w:sz="4"/>
+        </w:tblBorders>
+      </w:tblPr>
+      <w:tblGrid>
+        <w:gridCol w:w="1700"/>
+        <w:gridCol w:w="3600"/>
+        <w:gridCol w:w="4320"/>
+      </w:tblGrid>
+      <w:tr>
+        <w:trPr>
+          <w:cantSplit/>
+          <w:tblHeader/>
+        </w:trPr>
+        <w:tc>
+          <w:tcPr>
+            <w:tcW w:type="dxa" w:w="1700"/>
+            <w:shd w:fill="134652" w:color="auto" w:val="clear"/>
+            <w:tcMar>
+              <w:top w:type="dxa" w:w="90"/>
+              <w:left w:type="dxa" w:w="130"/>
+              <w:bottom w:type="dxa" w:w="90"/>
+              <w:right w:type="dxa" w:w="130"/>
+            </w:tcMar>
+            <w:vAlign w:val="center"/>
+          </w:tcPr>
+          <w:p>
+            <w:r>
+              <w:rPr>
+                <w:rFonts w:ascii="Calibri" w:cs="Calibri" w:eastAsia="Calibri" w:hAnsi="Calibri"/>
+                <w:b/>
+                <w:bCs/>
+                <w:color w:val="FFFFFF"/>
+                <w:sz w:val="19"/>
+                <w:szCs w:val="19"/>
+              </w:rPr>
+              <w:t xml:space="preserve">Terme</w:t>
+            </w:r>
+          </w:p>
+        </w:tc>
+        <w:tc>
+          <w:tcPr>
+            <w:tcW w:type="dxa" w:w="3600"/>
+            <w:shd w:fill="134652" w:color="auto" w:val="clear"/>
+            <w:tcMar>
+              <w:top w:type="dxa" w:w="90"/>
+              <w:left w:type="dxa" w:w="130"/>
+              <w:bottom w:type="dxa" w:w="90"/>
+              <w:right w:type="dxa" w:w="130"/>
+            </w:tcMar>
+            <w:vAlign w:val="center"/>
+          </w:tcPr>
+          <w:p>
+            <w:r>
+              <w:rPr>
+                <w:rFonts w:ascii="Calibri" w:cs="Calibri" w:eastAsia="Calibri" w:hAnsi="Calibri"/>
+                <w:b/>
+                <w:bCs/>
+                <w:color w:val="FFFFFF"/>
+                <w:sz w:val="19"/>
+                <w:szCs w:val="19"/>
+              </w:rPr>
+              <w:t xml:space="preserve">Ce que je dis à la place</w:t>
+            </w:r>
+          </w:p>
+        </w:tc>
+        <w:tc>
+          <w:tcPr>
+            <w:tcW w:type="dxa" w:w="4320"/>
+            <w:shd w:fill="134652" w:color="auto" w:val="clear"/>
+            <w:tcMar>
+              <w:top w:type="dxa" w:w="90"/>
+              <w:left w:type="dxa" w:w="130"/>
+              <w:bottom w:type="dxa" w:w="90"/>
+              <w:right w:type="dxa" w:w="130"/>
+            </w:tcMar>
+            <w:vAlign w:val="center"/>
+          </w:tcPr>
+          <w:p>
+            <w:r>
+              <w:rPr>
+                <w:rFonts w:ascii="Calibri" w:cs="Calibri" w:eastAsia="Calibri" w:hAnsi="Calibri"/>
+                <w:b/>
+                <w:bCs/>
+                <w:color w:val="FFFFFF"/>
+                <w:sz w:val="19"/>
+                <w:szCs w:val="19"/>
+              </w:rPr>
+              <w:t xml:space="preserve">L'exemple sur lequel je m'appuie</w:t>
+            </w:r>
+          </w:p>
+        </w:tc>
+      </w:tr>
+      <w:tr>
+        <w:trPr>
+          <w:cantSplit/>
+        </w:trPr>
+        <w:tc>
+          <w:tcPr>
+            <w:tcW w:type="dxa" w:w="1700"/>
+            <w:tcMar>
+              <w:top w:type="dxa" w:w="90"/>
+              <w:left w:type="dxa" w:w="130"/>
+              <w:bottom w:type="dxa" w:w="90"/>
+              <w:right w:type="dxa" w:w="130"/>
+            </w:tcMar>
+            <w:vAlign w:val="center"/>
+          </w:tcPr>
+          <w:p>
+            <w:r>
+              <w:rPr>
+                <w:rFonts w:ascii="Calibri" w:cs="Calibri" w:eastAsia="Calibri" w:hAnsi="Calibri"/>
+                <w:b w:val="false"/>
+                <w:bCs w:val="false"/>
+                <w:color w:val="222222"/>
+                <w:sz w:val="19"/>
+                <w:szCs w:val="19"/>
+              </w:rPr>
+              <w:t xml:space="preserve">Valeur aberrante</w:t>
+            </w:r>
+          </w:p>
+        </w:tc>
+        <w:tc>
+          <w:tcPr>
+            <w:tcW w:type="dxa" w:w="3600"/>
+            <w:tcMar>
+              <w:top w:type="dxa" w:w="90"/>
+              <w:left w:type="dxa" w:w="130"/>
+              <w:bottom w:type="dxa" w:w="90"/>
+              <w:right w:type="dxa" w:w="130"/>
+            </w:tcMar>
+            <w:vAlign w:val="center"/>
+          </w:tcPr>
+          <w:p>
+            <w:r>
+              <w:rPr>
+                <w:rFonts w:ascii="Calibri" w:cs="Calibri" w:eastAsia="Calibri" w:hAnsi="Calibri"/>
+                <w:b w:val="false"/>
+                <w:bCs w:val="false"/>
+                <w:color w:val="222222"/>
+                <w:sz w:val="19"/>
+                <w:szCs w:val="19"/>
+              </w:rPr>
+              <w:t xml:space="preserve">Un article dont le prix sort tellement de l'ordinaire qu'il mérite un coup d'œil. Ce n'est pas forcément une erreur.</w:t>
+            </w:r>
+          </w:p>
+        </w:tc>
+        <w:tc>
+          <w:tcPr>
+            <w:tcW w:type="dxa" w:w="4320"/>
+            <w:tcMar>
+              <w:top w:type="dxa" w:w="90"/>
+              <w:left w:type="dxa" w:w="130"/>
+              <w:bottom w:type="dxa" w:w="90"/>
+              <w:right w:type="dxa" w:w="130"/>
+            </w:tcMar>
+            <w:vAlign w:val="center"/>
+          </w:tcPr>
+          <w:p>
+            <w:r>
+              <w:rPr>
+                <w:rFonts w:ascii="Calibri" w:cs="Calibri" w:eastAsia="Calibri" w:hAnsi="Calibri"/>
+                <w:b w:val="false"/>
+                <w:bCs w:val="false"/>
+                <w:color w:val="222222"/>
+                <w:sz w:val="19"/>
+                <w:szCs w:val="19"/>
+              </w:rPr>
+              <w:t xml:space="preserve">Un grand cru à 400 € dans un catalogue où la plupart des références sont à 15 €. Le prix est juste — c'est le produit qui est à part.</w:t>
+            </w:r>
+          </w:p>
+        </w:tc>
+      </w:tr>
+      <w:tr>
+        <w:trPr>
+          <w:cantSplit/>
+        </w:trPr>
+        <w:tc>
+          <w:tcPr>
+            <w:tcW w:type="dxa" w:w="1700"/>
+            <w:shd w:fill="EDEFF1" w:color="auto" w:val="clear"/>
+            <w:tcMar>
+              <w:top w:type="dxa" w:w="90"/>
+              <w:left w:type="dxa" w:w="130"/>
+              <w:bottom w:type="dxa" w:w="90"/>
+              <w:right w:type="dxa" w:w="130"/>
+            </w:tcMar>
+            <w:vAlign w:val="center"/>
+          </w:tcPr>
+          <w:p>
+            <w:r>
+              <w:rPr>
+                <w:rFonts w:ascii="Calibri" w:cs="Calibri" w:eastAsia="Calibri" w:hAnsi="Calibri"/>
+                <w:b w:val="false"/>
+                <w:bCs w:val="false"/>
+                <w:color w:val="222222"/>
+                <w:sz w:val="19"/>
+                <w:szCs w:val="19"/>
+              </w:rPr>
+              <w:t xml:space="preserve">Univarié, multivarié</w:t>
+            </w:r>
+          </w:p>
+        </w:tc>
+        <w:tc>
+          <w:tcPr>
+            <w:tcW w:type="dxa" w:w="3600"/>
+            <w:shd w:fill="EDEFF1" w:color="auto" w:val="clear"/>
+            <w:tcMar>
+              <w:top w:type="dxa" w:w="90"/>
+              <w:left w:type="dxa" w:w="130"/>
+              <w:bottom w:type="dxa" w:w="90"/>
+              <w:right w:type="dxa" w:w="130"/>
+            </w:tcMar>
+            <w:vAlign w:val="center"/>
+          </w:tcPr>
+          <w:p>
+            <w:r>
+              <w:rPr>
+                <w:rFonts w:ascii="Calibri" w:cs="Calibri" w:eastAsia="Calibri" w:hAnsi="Calibri"/>
+                <w:b w:val="false"/>
+                <w:bCs w:val="false"/>
+                <w:color w:val="222222"/>
+                <w:sz w:val="19"/>
+                <w:szCs w:val="19"/>
+              </w:rPr>
+              <w:t xml:space="preserve">Regarder une seule information à la fois, ou plusieurs en même temps.</w:t>
+            </w:r>
+          </w:p>
+        </w:tc>
+        <w:tc>
+          <w:tcPr>
+            <w:tcW w:type="dxa" w:w="4320"/>
+            <w:shd w:fill="EDEFF1" w:color="auto" w:val="clear"/>
+            <w:tcMar>
+              <w:top w:type="dxa" w:w="90"/>
+              <w:left w:type="dxa" w:w="130"/>
+              <w:bottom w:type="dxa" w:w="90"/>
+              <w:right w:type="dxa" w:w="130"/>
+            </w:tcMar>
+            <w:vAlign w:val="center"/>
+          </w:tcPr>
+          <w:p>
+            <w:r>
+              <w:rPr>
+                <w:rFonts w:ascii="Calibri" w:cs="Calibri" w:eastAsia="Calibri" w:hAnsi="Calibri"/>
+                <w:b w:val="false"/>
+                <w:bCs w:val="false"/>
+                <w:color w:val="222222"/>
+                <w:sz w:val="19"/>
+                <w:szCs w:val="19"/>
+              </w:rPr>
+              <w:t xml:space="preserve">Un article à 30 €, c'est banal. Le même à 30 €, avec 400 unités en stock et 2 ventes dans l'année, ne l'est plus. Il faut les trois chiffres ensemble pour le voir.</w:t>
+            </w:r>
+          </w:p>
+        </w:tc>
+      </w:tr>
+      <w:tr>
+        <w:trPr>
+          <w:cantSplit/>
+        </w:trPr>
+        <w:tc>
+          <w:tcPr>
+            <w:tcW w:type="dxa" w:w="1700"/>
+            <w:tcMar>
+              <w:top w:type="dxa" w:w="90"/>
+              <w:left w:type="dxa" w:w="130"/>
+              <w:bottom w:type="dxa" w:w="90"/>
+              <w:right w:type="dxa" w:w="130"/>
+            </w:tcMar>
+            <w:vAlign w:val="center"/>
+          </w:tcPr>
+          <w:p>
+            <w:r>
+              <w:rPr>
+                <w:rFonts w:ascii="Calibri" w:cs="Calibri" w:eastAsia="Calibri" w:hAnsi="Calibri"/>
+                <w:b w:val="false"/>
+                <w:bCs w:val="false"/>
+                <w:color w:val="222222"/>
+                <w:sz w:val="19"/>
+                <w:szCs w:val="19"/>
+              </w:rPr>
+              <w:t xml:space="preserve">Taux de contamination</w:t>
+            </w:r>
+          </w:p>
+        </w:tc>
+        <w:tc>
+          <w:tcPr>
+            <w:tcW w:type="dxa" w:w="3600"/>
+            <w:tcMar>
+              <w:top w:type="dxa" w:w="90"/>
+              <w:left w:type="dxa" w:w="130"/>
+              <w:bottom w:type="dxa" w:w="90"/>
+              <w:right w:type="dxa" w:w="130"/>
+            </w:tcMar>
+            <w:vAlign w:val="center"/>
+          </w:tcPr>
+          <w:p>
+            <w:r>
+              <w:rPr>
+                <w:rFonts w:ascii="Calibri" w:cs="Calibri" w:eastAsia="Calibri" w:hAnsi="Calibri"/>
+                <w:b w:val="false"/>
+                <w:bCs w:val="false"/>
+                <w:color w:val="222222"/>
+                <w:sz w:val="19"/>
+                <w:szCs w:val="19"/>
+              </w:rPr>
+              <w:t xml:space="preserve">La proportion d'articles suspects qu'on annonce à l'outil avant qu'il cherche.</w:t>
+            </w:r>
+          </w:p>
+        </w:tc>
+        <w:tc>
+          <w:tcPr>
+            <w:tcW w:type="dxa" w:w="4320"/>
+            <w:tcMar>
+              <w:top w:type="dxa" w:w="90"/>
+              <w:left w:type="dxa" w:w="130"/>
+              <w:bottom w:type="dxa" w:w="90"/>
+              <w:right w:type="dxa" w:w="130"/>
+            </w:tcMar>
+            <w:vAlign w:val="center"/>
+          </w:tcPr>
+          <w:p>
+            <w:r>
+              <w:rPr>
+                <w:rFonts w:ascii="Calibri" w:cs="Calibri" w:eastAsia="Calibri" w:hAnsi="Calibri"/>
+                <w:b w:val="false"/>
+                <w:bCs w:val="false"/>
+                <w:color w:val="222222"/>
+                <w:sz w:val="19"/>
+                <w:szCs w:val="19"/>
+              </w:rPr>
+              <w:t xml:space="preserve">On lui demande d'en trouver 4 sur 100, parce que c'est exactement ce que l'ancienne méthode trouvait. On ne lui laisse pas inventer le chiffre.</w:t>
+            </w:r>
+          </w:p>
+        </w:tc>
+      </w:tr>
+      <w:tr>
+        <w:trPr>
+          <w:cantSplit/>
+        </w:trPr>
+        <w:tc>
+          <w:tcPr>
+            <w:tcW w:type="dxa" w:w="1700"/>
+            <w:shd w:fill="EDEFF1" w:color="auto" w:val="clear"/>
+            <w:tcMar>
+              <w:top w:type="dxa" w:w="90"/>
+              <w:left w:type="dxa" w:w="130"/>
+              <w:bottom w:type="dxa" w:w="90"/>
+              <w:right w:type="dxa" w:w="130"/>
+            </w:tcMar>
+            <w:vAlign w:val="center"/>
+          </w:tcPr>
+          <w:p>
+            <w:r>
+              <w:rPr>
+                <w:rFonts w:ascii="Calibri" w:cs="Calibri" w:eastAsia="Calibri" w:hAnsi="Calibri"/>
+                <w:b w:val="false"/>
+                <w:bCs w:val="false"/>
+                <w:color w:val="222222"/>
+                <w:sz w:val="19"/>
+                <w:szCs w:val="19"/>
+              </w:rPr>
+              <w:t xml:space="preserve">Indice de recouvrement</w:t>
+            </w:r>
+          </w:p>
+        </w:tc>
+        <w:tc>
+          <w:tcPr>
+            <w:tcW w:type="dxa" w:w="3600"/>
+            <w:shd w:fill="EDEFF1" w:color="auto" w:val="clear"/>
+            <w:tcMar>
+              <w:top w:type="dxa" w:w="90"/>
+              <w:left w:type="dxa" w:w="130"/>
+              <w:bottom w:type="dxa" w:w="90"/>
+              <w:right w:type="dxa" w:w="130"/>
+            </w:tcMar>
+            <w:vAlign w:val="center"/>
+          </w:tcPr>
+          <w:p>
+            <w:r>
+              <w:rPr>
+                <w:rFonts w:ascii="Calibri" w:cs="Calibri" w:eastAsia="Calibri" w:hAnsi="Calibri"/>
+                <w:b w:val="false"/>
+                <w:bCs w:val="false"/>
+                <w:color w:val="222222"/>
+                <w:sz w:val="19"/>
+                <w:szCs w:val="19"/>
+              </w:rPr>
+              <w:t xml:space="preserve">Sur tous les articles signalés par deux méthodes, la part que les deux désignent en même temps.</w:t>
+            </w:r>
+          </w:p>
+        </w:tc>
+        <w:tc>
+          <w:tcPr>
+            <w:tcW w:type="dxa" w:w="4320"/>
+            <w:shd w:fill="EDEFF1" w:color="auto" w:val="clear"/>
+            <w:tcMar>
+              <w:top w:type="dxa" w:w="90"/>
+              <w:left w:type="dxa" w:w="130"/>
+              <w:bottom w:type="dxa" w:w="90"/>
+              <w:right w:type="dxa" w:w="130"/>
+            </w:tcMar>
+            <w:vAlign w:val="center"/>
+          </w:tcPr>
+          <w:p>
+            <w:r>
+              <w:rPr>
+                <w:rFonts w:ascii="Calibri" w:cs="Calibri" w:eastAsia="Calibri" w:hAnsi="Calibri"/>
+                <w:b w:val="false"/>
+                <w:bCs w:val="false"/>
+                <w:color w:val="222222"/>
+                <w:sz w:val="19"/>
+                <w:szCs w:val="19"/>
+              </w:rPr>
+              <w:t xml:space="preserve">Sur 100 articles signalés au total, 24 le sont par les deux méthodes. Les 76 autres ne sont vus que par l'une ou par l'autre.</w:t>
+            </w:r>
+          </w:p>
+        </w:tc>
+      </w:tr>
+      <w:tr>
+        <w:trPr>
+          <w:cantSplit/>
+        </w:trPr>
+        <w:tc>
+          <w:tcPr>
+            <w:tcW w:type="dxa" w:w="1700"/>
+            <w:tcMar>
+              <w:top w:type="dxa" w:w="90"/>
+              <w:left w:type="dxa" w:w="130"/>
+              <w:bottom w:type="dxa" w:w="90"/>
+              <w:right w:type="dxa" w:w="130"/>
+            </w:tcMar>
+            <w:vAlign w:val="center"/>
+          </w:tcPr>
+          <w:p>
+            <w:r>
+              <w:rPr>
+                <w:rFonts w:ascii="Calibri" w:cs="Calibri" w:eastAsia="Calibri" w:hAnsi="Calibri"/>
+                <w:b w:val="false"/>
+                <w:bCs w:val="false"/>
+                <w:color w:val="222222"/>
+                <w:sz w:val="19"/>
+                <w:szCs w:val="19"/>
+              </w:rPr>
+              <w:t xml:space="preserve">p-value</w:t>
+            </w:r>
+          </w:p>
+        </w:tc>
+        <w:tc>
+          <w:tcPr>
+            <w:tcW w:type="dxa" w:w="3600"/>
+            <w:tcMar>
+              <w:top w:type="dxa" w:w="90"/>
+              <w:left w:type="dxa" w:w="130"/>
+              <w:bottom w:type="dxa" w:w="90"/>
+              <w:right w:type="dxa" w:w="130"/>
+            </w:tcMar>
+            <w:vAlign w:val="center"/>
+          </w:tcPr>
+          <w:p>
+            <w:r>
+              <w:rPr>
+                <w:rFonts w:ascii="Calibri" w:cs="Calibri" w:eastAsia="Calibri" w:hAnsi="Calibri"/>
+                <w:b w:val="false"/>
+                <w:bCs w:val="false"/>
+                <w:color w:val="222222"/>
+                <w:sz w:val="19"/>
+                <w:szCs w:val="19"/>
+              </w:rPr>
+              <w:t xml:space="preserve">La probabilité que le lien observé soit dû au seul hasard de nos données.</w:t>
+            </w:r>
+          </w:p>
+        </w:tc>
+        <w:tc>
+          <w:tcPr>
+            <w:tcW w:type="dxa" w:w="4320"/>
+            <w:tcMar>
+              <w:top w:type="dxa" w:w="90"/>
+              <w:left w:type="dxa" w:w="130"/>
+              <w:bottom w:type="dxa" w:w="90"/>
+              <w:right w:type="dxa" w:w="130"/>
+            </w:tcMar>
+            <w:vAlign w:val="center"/>
+          </w:tcPr>
+          <w:p>
+            <w:r>
+              <w:rPr>
+                <w:rFonts w:ascii="Calibri" w:cs="Calibri" w:eastAsia="Calibri" w:hAnsi="Calibri"/>
+                <w:b w:val="false"/>
+                <w:bCs w:val="false"/>
+                <w:color w:val="222222"/>
+                <w:sz w:val="19"/>
+                <w:szCs w:val="19"/>
+              </w:rPr>
+              <w:t xml:space="preserve">Entre le stock et le prix d'achat, un premier calcul donne une chance sur deux que ce soit le hasard : on ne construit rien dessus. Un second calcul donne moins d'une chance sur dix mille : là, on peut.</w:t>
+            </w:r>
+          </w:p>
+        </w:tc>
+      </w:tr>
+      <w:tr>
+        <w:trPr>
+          <w:cantSplit/>
+        </w:trPr>
+        <w:tc>
+          <w:tcPr>
+            <w:tcW w:type="dxa" w:w="1700"/>
+            <w:shd w:fill="EDEFF1" w:color="auto" w:val="clear"/>
+            <w:tcMar>
+              <w:top w:type="dxa" w:w="90"/>
+              <w:left w:type="dxa" w:w="130"/>
+              <w:bottom w:type="dxa" w:w="90"/>
+              <w:right w:type="dxa" w:w="130"/>
+            </w:tcMar>
+            <w:vAlign w:val="center"/>
+          </w:tcPr>
+          <w:p>
+            <w:r>
+              <w:rPr>
+                <w:rFonts w:ascii="Calibri" w:cs="Calibri" w:eastAsia="Calibri" w:hAnsi="Calibri"/>
+                <w:b w:val="false"/>
+                <w:bCs w:val="false"/>
+                <w:color w:val="222222"/>
+                <w:sz w:val="19"/>
+                <w:szCs w:val="19"/>
+              </w:rPr>
+              <w:t xml:space="preserve">Graine aléatoire</w:t>
+            </w:r>
+          </w:p>
+        </w:tc>
+        <w:tc>
+          <w:tcPr>
+            <w:tcW w:type="dxa" w:w="3600"/>
+            <w:shd w:fill="EDEFF1" w:color="auto" w:val="clear"/>
+            <w:tcMar>
+              <w:top w:type="dxa" w:w="90"/>
+              <w:left w:type="dxa" w:w="130"/>
+              <w:bottom w:type="dxa" w:w="90"/>
+              <w:right w:type="dxa" w:w="130"/>
+            </w:tcMar>
+            <w:vAlign w:val="center"/>
+          </w:tcPr>
+          <w:p>
+            <w:r>
+              <w:rPr>
+                <w:rFonts w:ascii="Calibri" w:cs="Calibri" w:eastAsia="Calibri" w:hAnsi="Calibri"/>
+                <w:b w:val="false"/>
+                <w:bCs w:val="false"/>
+                <w:color w:val="222222"/>
+                <w:sz w:val="19"/>
+                <w:szCs w:val="19"/>
+              </w:rPr>
+              <w:t xml:space="preserve">Un numéro qui fige le hasard, pour que deux calculs lancés le même jour donnent exactement le même résultat.</w:t>
+            </w:r>
+          </w:p>
+        </w:tc>
+        <w:tc>
+          <w:tcPr>
+            <w:tcW w:type="dxa" w:w="4320"/>
+            <w:shd w:fill="EDEFF1" w:color="auto" w:val="clear"/>
+            <w:tcMar>
+              <w:top w:type="dxa" w:w="90"/>
+              <w:left w:type="dxa" w:w="130"/>
+              <w:bottom w:type="dxa" w:w="90"/>
+              <w:right w:type="dxa" w:w="130"/>
+            </w:tcMar>
+            <w:vAlign w:val="center"/>
+          </w:tcPr>
+          <w:p>
+            <w:r>
+              <w:rPr>
+                <w:rFonts w:ascii="Calibri" w:cs="Calibri" w:eastAsia="Calibri" w:hAnsi="Calibri"/>
+                <w:b w:val="false"/>
+                <w:bCs w:val="false"/>
+                <w:color w:val="222222"/>
+                <w:sz w:val="19"/>
+                <w:szCs w:val="19"/>
+              </w:rPr>
+              <w:t xml:space="preserve">Sans elle, deux personnes qui relancent l'analyse n'obtiennent pas la même liste d'articles — et plus personne ne sait laquelle croire.</w:t>
+            </w:r>
+          </w:p>
+        </w:tc>
+      </w:tr>
+      <w:tr>
+        <w:trPr>
+          <w:cantSplit/>
+        </w:trPr>
+        <w:tc>
+          <w:tcPr>
+            <w:tcW w:type="dxa" w:w="1700"/>
+            <w:tcMar>
+              <w:top w:type="dxa" w:w="90"/>
+              <w:left w:type="dxa" w:w="130"/>
+              <w:bottom w:type="dxa" w:w="90"/>
+              <w:right w:type="dxa" w:w="130"/>
+            </w:tcMar>
+            <w:vAlign w:val="center"/>
+          </w:tcPr>
+          <w:p>
+            <w:r>
+              <w:rPr>
+                <w:rFonts w:ascii="Calibri" w:cs="Calibri" w:eastAsia="Calibri" w:hAnsi="Calibri"/>
+                <w:b w:val="false"/>
+                <w:bCs w:val="false"/>
+                <w:color w:val="222222"/>
+                <w:sz w:val="19"/>
+                <w:szCs w:val="19"/>
+              </w:rPr>
+              <w:t xml:space="preserve">Rotation de stock</w:t>
+            </w:r>
+          </w:p>
+        </w:tc>
+        <w:tc>
+          <w:tcPr>
+            <w:tcW w:type="dxa" w:w="3600"/>
+            <w:tcMar>
+              <w:top w:type="dxa" w:w="90"/>
+              <w:left w:type="dxa" w:w="130"/>
+              <w:bottom w:type="dxa" w:w="90"/>
+              <w:right w:type="dxa" w:w="130"/>
+            </w:tcMar>
+            <w:vAlign w:val="center"/>
+          </w:tcPr>
+          <w:p>
+            <w:r>
+              <w:rPr>
+                <w:rFonts w:ascii="Calibri" w:cs="Calibri" w:eastAsia="Calibri" w:hAnsi="Calibri"/>
+                <w:b w:val="false"/>
+                <w:bCs w:val="false"/>
+                <w:color w:val="222222"/>
+                <w:sz w:val="19"/>
+                <w:szCs w:val="19"/>
+              </w:rPr>
+              <w:t xml:space="preserve">Le nombre de mois de vente que le stock actuel représente au rythme actuel.</w:t>
+            </w:r>
+          </w:p>
+        </w:tc>
+        <w:tc>
+          <w:tcPr>
+            <w:tcW w:type="dxa" w:w="4320"/>
+            <w:tcMar>
+              <w:top w:type="dxa" w:w="90"/>
+              <w:left w:type="dxa" w:w="130"/>
+              <w:bottom w:type="dxa" w:w="90"/>
+              <w:right w:type="dxa" w:w="130"/>
+            </w:tcMar>
+            <w:vAlign w:val="center"/>
+          </w:tcPr>
+          <w:p>
+            <w:r>
+              <w:rPr>
+                <w:rFonts w:ascii="Calibri" w:cs="Calibri" w:eastAsia="Calibri" w:hAnsi="Calibri"/>
+                <w:b w:val="false"/>
+                <w:bCs w:val="false"/>
+                <w:color w:val="222222"/>
+                <w:sz w:val="19"/>
+                <w:szCs w:val="19"/>
+              </w:rPr>
+              <w:t xml:space="preserve">Douze mois de stock sur une référence qui se vend toute l'année, c'est de l'argent immobilisé ; sur un champagne, c'est normal en septembre.</w:t>
+            </w:r>
+          </w:p>
+        </w:tc>
+      </w:tr>
+    </w:tbl>
+    <w:p>
+      <w:pPr>
+        <w:spacing w:before="120"/>
+      </w:pPr>
+    </w:p>
+    <w:p>
+      <w:pPr>
+        <w:pStyle w:val="ListParagraph"/>
+        <w:numPr>
+          <w:ilvl w:val="0"/>
+          <w:numId w:val="1"/>
+        </w:numPr>
+        <w:spacing w:after="100" w:line="290"/>
+      </w:pPr>
+      <w:r>
+        <w:rPr>
+          <w:rFonts w:ascii="Calibri" w:cs="Calibri" w:eastAsia="Calibri" w:hAnsi="Calibri"/>
+          <w:b/>
+          <w:bCs/>
+          <w:color w:val="222222"/>
+          <w:sz w:val="21"/>
+          <w:szCs w:val="21"/>
+        </w:rPr>
+        <w:t xml:space="preserve">Aucune formule. </w:t>
+      </w:r>
+      <w:r>
+        <w:rPr>
+          <w:rFonts w:ascii="Calibri" w:cs="Calibri" w:eastAsia="Calibri" w:hAnsi="Calibri"/>
+          <w:color w:val="222222"/>
+          <w:sz w:val="21"/>
+          <w:szCs w:val="21"/>
+        </w:rPr>
+        <w:t xml:space="preserve">Ni écrite, ni projetée. Ce qui ne peut pas se dire en une phrase ne sera pas dit.</w:t>
+      </w:r>
+    </w:p>
+    <w:p>
+      <w:pPr>
+        <w:pStyle w:val="ListParagraph"/>
+        <w:numPr>
+          <w:ilvl w:val="0"/>
+          <w:numId w:val="1"/>
+        </w:numPr>
+        <w:spacing w:after="100" w:line="290"/>
+      </w:pPr>
+      <w:r>
+        <w:rPr>
+          <w:rFonts w:ascii="Calibri" w:cs="Calibri" w:eastAsia="Calibri" w:hAnsi="Calibri"/>
+          <w:b/>
+          <w:bCs/>
+          <w:color w:val="222222"/>
+          <w:sz w:val="21"/>
+          <w:szCs w:val="21"/>
+        </w:rPr>
+        <w:t xml:space="preserve">Un chiffre à la fois. </w:t>
+      </w:r>
+      <w:r>
+        <w:rPr>
+          <w:rFonts w:ascii="Calibri" w:cs="Calibri" w:eastAsia="Calibri" w:hAnsi="Calibri"/>
+          <w:color w:val="222222"/>
+          <w:sz w:val="21"/>
+          <w:szCs w:val="21"/>
+        </w:rPr>
+        <w:t xml:space="preserve">Un écran ne porte jamais deux résultats concurrents : on regarde 41 anomalies, puis on passe à autre chose.</w:t>
+      </w:r>
+    </w:p>
+    <w:p>
+      <w:pPr>
+        <w:pStyle w:val="ListParagraph"/>
+        <w:numPr>
+          <w:ilvl w:val="0"/>
+          <w:numId w:val="1"/>
+        </w:numPr>
+        <w:spacing w:after="100" w:line="290"/>
+      </w:pPr>
+      <w:r>
+        <w:rPr>
+          <w:rFonts w:ascii="Calibri" w:cs="Calibri" w:eastAsia="Calibri" w:hAnsi="Calibri"/>
+          <w:b/>
+          <w:bCs/>
+          <w:color w:val="222222"/>
+          <w:sz w:val="21"/>
+          <w:szCs w:val="21"/>
+        </w:rPr>
+        <w:t xml:space="preserve">Toujours la conséquence, jamais la méthode seule. </w:t>
+      </w:r>
+      <w:r>
+        <w:rPr>
+          <w:rFonts w:ascii="Calibri" w:cs="Calibri" w:eastAsia="Calibri" w:hAnsi="Calibri"/>
+          <w:color w:val="222222"/>
+          <w:sz w:val="21"/>
+          <w:szCs w:val="21"/>
+        </w:rPr>
+        <w:t xml:space="preserve">« Isolation Forest a signalé 32 articles » ne dit rien à personne. « Voici 32 articles à faire vérifier, et voilà pourquoi » se comprend.</w:t>
+      </w:r>
+    </w:p>
+    <w:p>
+      <w:pPr>
+        <w:pStyle w:val="Heading2"/>
+        <w:spacing w:after="140" w:before="300"/>
+      </w:pPr>
+      <w:r>
+        <w:rPr>
+          <w:rFonts w:ascii="Calibri" w:cs="Calibri" w:eastAsia="Calibri" w:hAnsi="Calibri"/>
+          <w:b/>
+          <w:bCs/>
+          <w:color w:val="134652"/>
+          <w:sz w:val="24"/>
+          <w:szCs w:val="24"/>
+        </w:rPr>
+        <w:t xml:space="preserve">8.3 Rendre cette vulgarisation accessible à tous</w:t>
+      </w:r>
+    </w:p>
+    <w:p>
+      <w:pPr>
+        <w:spacing w:after="160" w:line="300"/>
+      </w:pPr>
+      <w:r>
+        <w:rPr>
+          <w:rFonts w:ascii="Calibri" w:cs="Calibri" w:eastAsia="Calibri" w:hAnsi="Calibri"/>
+          <w:b w:val="false"/>
+          <w:bCs w:val="false"/>
+          <w:i w:val="false"/>
+          <w:iCs w:val="false"/>
+          <w:color w:val="222222"/>
+          <w:sz w:val="21"/>
+          <w:szCs w:val="21"/>
+        </w:rPr>
+        <w:t xml:space="preserve">Le principe d'accessibilité s'applique à la vulgarisation elle-même : elle ne vaut que si chacun peut la suivre. Six situations recensées en amont, avec l'adaptation qui y répond.</w:t>
+      </w:r>
+    </w:p>
+    <w:tbl>
+      <w:tblPr>
+        <w:tblW w:type="dxa" w:w="9648"/>
+        <w:tblBorders>
+          <w:top w:val="single" w:color="D5D8DB" w:sz="4"/>
+          <w:left w:val="single" w:color="D5D8DB" w:sz="4"/>
+          <w:bottom w:val="single" w:color="D5D8DB" w:sz="4"/>
+          <w:right w:val="single" w:color="D5D8DB" w:sz="4"/>
+          <w:insideH w:val="single" w:color="D5D8DB" w:sz="4"/>
+          <w:insideV w:val="single" w:color="D5D8DB" w:sz="4"/>
+        </w:tblBorders>
+      </w:tblPr>
+      <w:tblGrid>
+        <w:gridCol w:w="2400"/>
+        <w:gridCol w:w="7220"/>
+      </w:tblGrid>
+      <w:tr>
+        <w:trPr>
+          <w:cantSplit/>
+          <w:tblHeader/>
+        </w:trPr>
+        <w:tc>
+          <w:tcPr>
+            <w:tcW w:type="dxa" w:w="2400"/>
+            <w:shd w:fill="134652" w:color="auto" w:val="clear"/>
+            <w:tcMar>
+              <w:top w:type="dxa" w:w="90"/>
+              <w:left w:type="dxa" w:w="130"/>
+              <w:bottom w:type="dxa" w:w="90"/>
+              <w:right w:type="dxa" w:w="130"/>
+            </w:tcMar>
+            <w:vAlign w:val="center"/>
+          </w:tcPr>
+          <w:p>
+            <w:r>
+              <w:rPr>
+                <w:rFonts w:ascii="Calibri" w:cs="Calibri" w:eastAsia="Calibri" w:hAnsi="Calibri"/>
+                <w:b/>
+                <w:bCs/>
+                <w:color w:val="FFFFFF"/>
+                <w:sz w:val="19"/>
+                <w:szCs w:val="19"/>
+              </w:rPr>
+              <w:t xml:space="preserve">Situation</w:t>
+            </w:r>
+          </w:p>
+        </w:tc>
+        <w:tc>
+          <w:tcPr>
+            <w:tcW w:type="dxa" w:w="7220"/>
+            <w:shd w:fill="134652" w:color="auto" w:val="clear"/>
+            <w:tcMar>
+              <w:top w:type="dxa" w:w="90"/>
+              <w:left w:type="dxa" w:w="130"/>
+              <w:bottom w:type="dxa" w:w="90"/>
+              <w:right w:type="dxa" w:w="130"/>
+            </w:tcMar>
+            <w:vAlign w:val="center"/>
+          </w:tcPr>
+          <w:p>
+            <w:r>
+              <w:rPr>
+                <w:rFonts w:ascii="Calibri" w:cs="Calibri" w:eastAsia="Calibri" w:hAnsi="Calibri"/>
+                <w:b/>
+                <w:bCs/>
+                <w:color w:val="FFFFFF"/>
+                <w:sz w:val="19"/>
+                <w:szCs w:val="19"/>
+              </w:rPr>
+              <w:t xml:space="preserve">Adaptation retenue</w:t>
+            </w:r>
+          </w:p>
+        </w:tc>
+      </w:tr>
+      <w:tr>
+        <w:trPr>
+          <w:cantSplit/>
+        </w:trPr>
+        <w:tc>
+          <w:tcPr>
+            <w:tcW w:type="dxa" w:w="2400"/>
+            <w:tcMar>
+              <w:top w:type="dxa" w:w="90"/>
+              <w:left w:type="dxa" w:w="130"/>
+              <w:bottom w:type="dxa" w:w="90"/>
+              <w:right w:type="dxa" w:w="130"/>
+            </w:tcMar>
+            <w:vAlign w:val="center"/>
+          </w:tcPr>
+          <w:p>
+            <w:r>
+              <w:rPr>
+                <w:rFonts w:ascii="Calibri" w:cs="Calibri" w:eastAsia="Calibri" w:hAnsi="Calibri"/>
+                <w:b w:val="false"/>
+                <w:bCs w:val="false"/>
+                <w:color w:val="222222"/>
+                <w:sz w:val="19"/>
+                <w:szCs w:val="19"/>
+              </w:rPr>
+              <w:t xml:space="preserve">Déficience visuelle</w:t>
+            </w:r>
+          </w:p>
+        </w:tc>
+        <w:tc>
+          <w:tcPr>
+            <w:tcW w:type="dxa" w:w="7220"/>
+            <w:tcMar>
+              <w:top w:type="dxa" w:w="90"/>
+              <w:left w:type="dxa" w:w="130"/>
+              <w:bottom w:type="dxa" w:w="90"/>
+              <w:right w:type="dxa" w:w="130"/>
+            </w:tcMar>
+            <w:vAlign w:val="center"/>
+          </w:tcPr>
+          <w:p>
+            <w:r>
+              <w:rPr>
+                <w:rFonts w:ascii="Calibri" w:cs="Calibri" w:eastAsia="Calibri" w:hAnsi="Calibri"/>
+                <w:b w:val="false"/>
+                <w:bCs w:val="false"/>
+                <w:color w:val="222222"/>
+                <w:sz w:val="19"/>
+                <w:szCs w:val="19"/>
+              </w:rPr>
+              <w:t xml:space="preserve">Support PDF balisé, alternative textuelle sur chaque figure, et à l'oral chaque chiffre énoncé au lieu d'être seulement montré du doigt.</w:t>
+            </w:r>
+          </w:p>
+        </w:tc>
+      </w:tr>
+      <w:tr>
+        <w:trPr>
+          <w:cantSplit/>
+        </w:trPr>
+        <w:tc>
+          <w:tcPr>
+            <w:tcW w:type="dxa" w:w="2400"/>
+            <w:shd w:fill="EDEFF1" w:color="auto" w:val="clear"/>
+            <w:tcMar>
+              <w:top w:type="dxa" w:w="90"/>
+              <w:left w:type="dxa" w:w="130"/>
+              <w:bottom w:type="dxa" w:w="90"/>
+              <w:right w:type="dxa" w:w="130"/>
+            </w:tcMar>
+            <w:vAlign w:val="center"/>
+          </w:tcPr>
+          <w:p>
+            <w:r>
+              <w:rPr>
+                <w:rFonts w:ascii="Calibri" w:cs="Calibri" w:eastAsia="Calibri" w:hAnsi="Calibri"/>
+                <w:b w:val="false"/>
+                <w:bCs w:val="false"/>
+                <w:color w:val="222222"/>
+                <w:sz w:val="19"/>
+                <w:szCs w:val="19"/>
+              </w:rPr>
+              <w:t xml:space="preserve">Daltonisme</w:t>
+            </w:r>
+          </w:p>
+        </w:tc>
+        <w:tc>
+          <w:tcPr>
+            <w:tcW w:type="dxa" w:w="7220"/>
+            <w:shd w:fill="EDEFF1" w:color="auto" w:val="clear"/>
+            <w:tcMar>
+              <w:top w:type="dxa" w:w="90"/>
+              <w:left w:type="dxa" w:w="130"/>
+              <w:bottom w:type="dxa" w:w="90"/>
+              <w:right w:type="dxa" w:w="130"/>
+            </w:tcMar>
+            <w:vAlign w:val="center"/>
+          </w:tcPr>
+          <w:p>
+            <w:r>
+              <w:rPr>
+                <w:rFonts w:ascii="Calibri" w:cs="Calibri" w:eastAsia="Calibri" w:hAnsi="Calibri"/>
+                <w:b w:val="false"/>
+                <w:bCs w:val="false"/>
+                <w:color w:val="222222"/>
+                <w:sz w:val="19"/>
+                <w:szCs w:val="19"/>
+              </w:rPr>
+              <w:t xml:space="preserve">Forme du point et étiquette en plus de la couleur. Un audit des figures actuelles du notebook montre qu'elles reposent sur la teinte seule : elles sont à reprendre avant l'atelier.</w:t>
+            </w:r>
+          </w:p>
+        </w:tc>
+      </w:tr>
+      <w:tr>
+        <w:trPr>
+          <w:cantSplit/>
+        </w:trPr>
+        <w:tc>
+          <w:tcPr>
+            <w:tcW w:type="dxa" w:w="2400"/>
+            <w:tcMar>
+              <w:top w:type="dxa" w:w="90"/>
+              <w:left w:type="dxa" w:w="130"/>
+              <w:bottom w:type="dxa" w:w="90"/>
+              <w:right w:type="dxa" w:w="130"/>
+            </w:tcMar>
+            <w:vAlign w:val="center"/>
+          </w:tcPr>
+          <w:p>
+            <w:r>
+              <w:rPr>
+                <w:rFonts w:ascii="Calibri" w:cs="Calibri" w:eastAsia="Calibri" w:hAnsi="Calibri"/>
+                <w:b w:val="false"/>
+                <w:bCs w:val="false"/>
+                <w:color w:val="222222"/>
+                <w:sz w:val="19"/>
+                <w:szCs w:val="19"/>
+              </w:rPr>
+              <w:t xml:space="preserve">Surdité, malentendance</w:t>
+            </w:r>
+          </w:p>
+        </w:tc>
+        <w:tc>
+          <w:tcPr>
+            <w:tcW w:type="dxa" w:w="7220"/>
+            <w:tcMar>
+              <w:top w:type="dxa" w:w="90"/>
+              <w:left w:type="dxa" w:w="130"/>
+              <w:bottom w:type="dxa" w:w="90"/>
+              <w:right w:type="dxa" w:w="130"/>
+            </w:tcMar>
+            <w:vAlign w:val="center"/>
+          </w:tcPr>
+          <w:p>
+            <w:r>
+              <w:rPr>
+                <w:rFonts w:ascii="Calibri" w:cs="Calibri" w:eastAsia="Calibri" w:hAnsi="Calibri"/>
+                <w:b w:val="false"/>
+                <w:bCs w:val="false"/>
+                <w:color w:val="222222"/>
+                <w:sz w:val="19"/>
+                <w:szCs w:val="19"/>
+              </w:rPr>
+              <w:t xml:space="preserve">Sous-titrage en visioconférence et support écrit complet remis : aucune information n'existe uniquement à l'oral.</w:t>
+            </w:r>
+          </w:p>
+        </w:tc>
+      </w:tr>
+      <w:tr>
+        <w:trPr>
+          <w:cantSplit/>
+        </w:trPr>
+        <w:tc>
+          <w:tcPr>
+            <w:tcW w:type="dxa" w:w="2400"/>
+            <w:shd w:fill="EDEFF1" w:color="auto" w:val="clear"/>
+            <w:tcMar>
+              <w:top w:type="dxa" w:w="90"/>
+              <w:left w:type="dxa" w:w="130"/>
+              <w:bottom w:type="dxa" w:w="90"/>
+              <w:right w:type="dxa" w:w="130"/>
+            </w:tcMar>
+            <w:vAlign w:val="center"/>
+          </w:tcPr>
+          <w:p>
+            <w:r>
+              <w:rPr>
+                <w:rFonts w:ascii="Calibri" w:cs="Calibri" w:eastAsia="Calibri" w:hAnsi="Calibri"/>
+                <w:b w:val="false"/>
+                <w:bCs w:val="false"/>
+                <w:color w:val="222222"/>
+                <w:sz w:val="19"/>
+                <w:szCs w:val="19"/>
+              </w:rPr>
+              <w:t xml:space="preserve">Troubles dys, troubles de l'attention</w:t>
+            </w:r>
+          </w:p>
+        </w:tc>
+        <w:tc>
+          <w:tcPr>
+            <w:tcW w:type="dxa" w:w="7220"/>
+            <w:shd w:fill="EDEFF1" w:color="auto" w:val="clear"/>
+            <w:tcMar>
+              <w:top w:type="dxa" w:w="90"/>
+              <w:left w:type="dxa" w:w="130"/>
+              <w:bottom w:type="dxa" w:w="90"/>
+              <w:right w:type="dxa" w:w="130"/>
+            </w:tcMar>
+            <w:vAlign w:val="center"/>
+          </w:tcPr>
+          <w:p>
+            <w:r>
+              <w:rPr>
+                <w:rFonts w:ascii="Calibri" w:cs="Calibri" w:eastAsia="Calibri" w:hAnsi="Calibri"/>
+                <w:b w:val="false"/>
+                <w:bCs w:val="false"/>
+                <w:color w:val="222222"/>
+                <w:sz w:val="19"/>
+                <w:szCs w:val="19"/>
+              </w:rPr>
+              <w:t xml:space="preserve">Phrases courtes, une idée par écran, glossaire des sept termes du 8.2 remis avant la séance.</w:t>
+            </w:r>
+          </w:p>
+        </w:tc>
+      </w:tr>
+      <w:tr>
+        <w:trPr>
+          <w:cantSplit/>
+        </w:trPr>
+        <w:tc>
+          <w:tcPr>
+            <w:tcW w:type="dxa" w:w="2400"/>
+            <w:tcMar>
+              <w:top w:type="dxa" w:w="90"/>
+              <w:left w:type="dxa" w:w="130"/>
+              <w:bottom w:type="dxa" w:w="90"/>
+              <w:right w:type="dxa" w:w="130"/>
+            </w:tcMar>
+            <w:vAlign w:val="center"/>
+          </w:tcPr>
+          <w:p>
+            <w:r>
+              <w:rPr>
+                <w:rFonts w:ascii="Calibri" w:cs="Calibri" w:eastAsia="Calibri" w:hAnsi="Calibri"/>
+                <w:b w:val="false"/>
+                <w:bCs w:val="false"/>
+                <w:color w:val="222222"/>
+                <w:sz w:val="19"/>
+                <w:szCs w:val="19"/>
+              </w:rPr>
+              <w:t xml:space="preserve">Fatigabilité, temps partiel thérapeutique</w:t>
+            </w:r>
+          </w:p>
+        </w:tc>
+        <w:tc>
+          <w:tcPr>
+            <w:tcW w:type="dxa" w:w="7220"/>
+            <w:tcMar>
+              <w:top w:type="dxa" w:w="90"/>
+              <w:left w:type="dxa" w:w="130"/>
+              <w:bottom w:type="dxa" w:w="90"/>
+              <w:right w:type="dxa" w:w="130"/>
+            </w:tcMar>
+            <w:vAlign w:val="center"/>
+          </w:tcPr>
+          <w:p>
+            <w:r>
+              <w:rPr>
+                <w:rFonts w:ascii="Calibri" w:cs="Calibri" w:eastAsia="Calibri" w:hAnsi="Calibri"/>
+                <w:b w:val="false"/>
+                <w:bCs w:val="false"/>
+                <w:color w:val="222222"/>
+                <w:sz w:val="19"/>
+                <w:szCs w:val="19"/>
+              </w:rPr>
+              <w:t xml:space="preserve">Format plafonné à 45 minutes, aucun prérequis à préparer, enregistrement et support disponibles en asynchrone.</w:t>
+            </w:r>
+          </w:p>
+        </w:tc>
+      </w:tr>
+      <w:tr>
+        <w:trPr>
+          <w:cantSplit/>
+        </w:trPr>
+        <w:tc>
+          <w:tcPr>
+            <w:tcW w:type="dxa" w:w="2400"/>
+            <w:shd w:fill="EDEFF1" w:color="auto" w:val="clear"/>
+            <w:tcMar>
+              <w:top w:type="dxa" w:w="90"/>
+              <w:left w:type="dxa" w:w="130"/>
+              <w:bottom w:type="dxa" w:w="90"/>
+              <w:right w:type="dxa" w:w="130"/>
+            </w:tcMar>
+            <w:vAlign w:val="center"/>
+          </w:tcPr>
+          <w:p>
+            <w:r>
+              <w:rPr>
+                <w:rFonts w:ascii="Calibri" w:cs="Calibri" w:eastAsia="Calibri" w:hAnsi="Calibri"/>
+                <w:b w:val="false"/>
+                <w:bCs w:val="false"/>
+                <w:color w:val="222222"/>
+                <w:sz w:val="19"/>
+                <w:szCs w:val="19"/>
+              </w:rPr>
+              <w:t xml:space="preserve">Mobilité réduite</w:t>
+            </w:r>
+          </w:p>
+        </w:tc>
+        <w:tc>
+          <w:tcPr>
+            <w:tcW w:type="dxa" w:w="7220"/>
+            <w:shd w:fill="EDEFF1" w:color="auto" w:val="clear"/>
+            <w:tcMar>
+              <w:top w:type="dxa" w:w="90"/>
+              <w:left w:type="dxa" w:w="130"/>
+              <w:bottom w:type="dxa" w:w="90"/>
+              <w:right w:type="dxa" w:w="130"/>
+            </w:tcMar>
+            <w:vAlign w:val="center"/>
+          </w:tcPr>
+          <w:p>
+            <w:r>
+              <w:rPr>
+                <w:rFonts w:ascii="Calibri" w:cs="Calibri" w:eastAsia="Calibri" w:hAnsi="Calibri"/>
+                <w:b w:val="false"/>
+                <w:bCs w:val="false"/>
+                <w:color w:val="222222"/>
+                <w:sz w:val="19"/>
+                <w:szCs w:val="19"/>
+              </w:rPr>
+              <w:t xml:space="preserve">Visioconférence proposée systématiquement, à égalité avec le présentiel.</w:t>
+            </w:r>
+          </w:p>
+        </w:tc>
+      </w:tr>
+    </w:tbl>
+    <w:p>
+      <w:pPr>
+        <w:pStyle w:val="Heading2"/>
+        <w:spacing w:after="140" w:before="300"/>
+      </w:pPr>
+      <w:r>
+        <w:rPr>
+          <w:rFonts w:ascii="Calibri" w:cs="Calibri" w:eastAsia="Calibri" w:hAnsi="Calibri"/>
+          <w:b/>
+          <w:bCs/>
+          <w:color w:val="134652"/>
+          <w:sz w:val="24"/>
+          <w:szCs w:val="24"/>
+        </w:rPr>
+        <w:t xml:space="preserve">8.4 Dispositif</w:t>
+      </w:r>
+    </w:p>
+    <w:p>
+      <w:pPr>
+        <w:spacing w:after="160" w:line="300"/>
+      </w:pPr>
+      <w:r>
+        <w:rPr>
+          <w:rFonts w:ascii="Calibri" w:cs="Calibri" w:eastAsia="Calibri" w:hAnsi="Calibri"/>
+          <w:b/>
+          <w:bCs/>
+          <w:i w:val="false"/>
+          <w:iCs w:val="false"/>
+          <w:color w:val="222222"/>
+          <w:sz w:val="21"/>
+          <w:szCs w:val="21"/>
+        </w:rPr>
+        <w:t xml:space="preserve">Un atelier de 45 minutes, en présentiel ou en visioconférence, accompagné du support PDF.</w:t>
+      </w:r>
+    </w:p>
+    <w:tbl>
+      <w:tblPr>
+        <w:tblW w:type="dxa" w:w="9648"/>
+        <w:tblBorders>
+          <w:top w:val="single" w:color="D5D8DB" w:sz="4"/>
+          <w:left w:val="single" w:color="D5D8DB" w:sz="4"/>
+          <w:bottom w:val="single" w:color="D5D8DB" w:sz="4"/>
+          <w:right w:val="single" w:color="D5D8DB" w:sz="4"/>
+          <w:insideH w:val="single" w:color="D5D8DB" w:sz="4"/>
+          <w:insideV w:val="single" w:color="D5D8DB" w:sz="4"/>
+        </w:tblBorders>
+      </w:tblPr>
+      <w:tblGrid>
+        <w:gridCol w:w="1100"/>
+        <w:gridCol w:w="5300"/>
+        <w:gridCol w:w="3220"/>
+      </w:tblGrid>
+      <w:tr>
+        <w:trPr>
+          <w:cantSplit/>
+          <w:tblHeader/>
+        </w:trPr>
+        <w:tc>
+          <w:tcPr>
+            <w:tcW w:type="dxa" w:w="1100"/>
+            <w:shd w:fill="134652" w:color="auto" w:val="clear"/>
+            <w:tcMar>
+              <w:top w:type="dxa" w:w="90"/>
+              <w:left w:type="dxa" w:w="130"/>
+              <w:bottom w:type="dxa" w:w="90"/>
+              <w:right w:type="dxa" w:w="130"/>
+            </w:tcMar>
+            <w:vAlign w:val="center"/>
+          </w:tcPr>
+          <w:p>
+            <w:r>
+              <w:rPr>
+                <w:rFonts w:ascii="Calibri" w:cs="Calibri" w:eastAsia="Calibri" w:hAnsi="Calibri"/>
+                <w:b/>
+                <w:bCs/>
+                <w:color w:val="FFFFFF"/>
+                <w:sz w:val="19"/>
+                <w:szCs w:val="19"/>
+              </w:rPr>
+              <w:t xml:space="preserve">Durée</w:t>
+            </w:r>
+          </w:p>
+        </w:tc>
+        <w:tc>
+          <w:tcPr>
+            <w:tcW w:type="dxa" w:w="5300"/>
+            <w:shd w:fill="134652" w:color="auto" w:val="clear"/>
+            <w:tcMar>
+              <w:top w:type="dxa" w:w="90"/>
+              <w:left w:type="dxa" w:w="130"/>
+              <w:bottom w:type="dxa" w:w="90"/>
+              <w:right w:type="dxa" w:w="130"/>
+            </w:tcMar>
+            <w:vAlign w:val="center"/>
+          </w:tcPr>
+          <w:p>
+            <w:r>
+              <w:rPr>
+                <w:rFonts w:ascii="Calibri" w:cs="Calibri" w:eastAsia="Calibri" w:hAnsi="Calibri"/>
+                <w:b/>
+                <w:bCs/>
+                <w:color w:val="FFFFFF"/>
+                <w:sz w:val="19"/>
+                <w:szCs w:val="19"/>
+              </w:rPr>
+              <w:t xml:space="preserve">Contenu</w:t>
+            </w:r>
+          </w:p>
+        </w:tc>
+        <w:tc>
+          <w:tcPr>
+            <w:tcW w:type="dxa" w:w="3220"/>
+            <w:shd w:fill="134652" w:color="auto" w:val="clear"/>
+            <w:tcMar>
+              <w:top w:type="dxa" w:w="90"/>
+              <w:left w:type="dxa" w:w="130"/>
+              <w:bottom w:type="dxa" w:w="90"/>
+              <w:right w:type="dxa" w:w="130"/>
+            </w:tcMar>
+            <w:vAlign w:val="center"/>
+          </w:tcPr>
+          <w:p>
+            <w:r>
+              <w:rPr>
+                <w:rFonts w:ascii="Calibri" w:cs="Calibri" w:eastAsia="Calibri" w:hAnsi="Calibri"/>
+                <w:b/>
+                <w:bCs/>
+                <w:color w:val="FFFFFF"/>
+                <w:sz w:val="19"/>
+                <w:szCs w:val="19"/>
+              </w:rPr>
+              <w:t xml:space="preserve">Public visé en priorité</w:t>
+            </w:r>
+          </w:p>
+        </w:tc>
+      </w:tr>
+      <w:tr>
+        <w:trPr>
+          <w:cantSplit/>
+        </w:trPr>
+        <w:tc>
+          <w:tcPr>
+            <w:tcW w:type="dxa" w:w="1100"/>
+            <w:tcMar>
+              <w:top w:type="dxa" w:w="90"/>
+              <w:left w:type="dxa" w:w="130"/>
+              <w:bottom w:type="dxa" w:w="90"/>
+              <w:right w:type="dxa" w:w="130"/>
+            </w:tcMar>
+            <w:vAlign w:val="center"/>
+          </w:tcPr>
+          <w:p>
+            <w:r>
+              <w:rPr>
+                <w:rFonts w:ascii="Calibri" w:cs="Calibri" w:eastAsia="Calibri" w:hAnsi="Calibri"/>
+                <w:b w:val="false"/>
+                <w:bCs w:val="false"/>
+                <w:color w:val="222222"/>
+                <w:sz w:val="19"/>
+                <w:szCs w:val="19"/>
+              </w:rPr>
+              <w:t xml:space="preserve">5 min</w:t>
+            </w:r>
+          </w:p>
+        </w:tc>
+        <w:tc>
+          <w:tcPr>
+            <w:tcW w:type="dxa" w:w="5300"/>
+            <w:tcMar>
+              <w:top w:type="dxa" w:w="90"/>
+              <w:left w:type="dxa" w:w="130"/>
+              <w:bottom w:type="dxa" w:w="90"/>
+              <w:right w:type="dxa" w:w="130"/>
+            </w:tcMar>
+            <w:vAlign w:val="center"/>
+          </w:tcPr>
+          <w:p>
+            <w:r>
+              <w:rPr>
+                <w:rFonts w:ascii="Calibri" w:cs="Calibri" w:eastAsia="Calibri" w:hAnsi="Calibri"/>
+                <w:b w:val="false"/>
+                <w:bCs w:val="false"/>
+                <w:color w:val="222222"/>
+                <w:sz w:val="19"/>
+                <w:szCs w:val="19"/>
+              </w:rPr>
+              <w:t xml:space="preserve">Rappel du périmètre : ce que couvrent les données, ce qu'elles ne couvrent pas</w:t>
+            </w:r>
+          </w:p>
+        </w:tc>
+        <w:tc>
+          <w:tcPr>
+            <w:tcW w:type="dxa" w:w="3220"/>
+            <w:tcMar>
+              <w:top w:type="dxa" w:w="90"/>
+              <w:left w:type="dxa" w:w="130"/>
+              <w:bottom w:type="dxa" w:w="90"/>
+              <w:right w:type="dxa" w:w="130"/>
+            </w:tcMar>
+            <w:vAlign w:val="center"/>
+          </w:tcPr>
+          <w:p>
+            <w:r>
+              <w:rPr>
+                <w:rFonts w:ascii="Calibri" w:cs="Calibri" w:eastAsia="Calibri" w:hAnsi="Calibri"/>
+                <w:b w:val="false"/>
+                <w:bCs w:val="false"/>
+                <w:color w:val="222222"/>
+                <w:sz w:val="19"/>
+                <w:szCs w:val="19"/>
+              </w:rPr>
+              <w:t xml:space="preserve">Tous, direction commerciale en particulier</w:t>
+            </w:r>
+          </w:p>
+        </w:tc>
+      </w:tr>
+      <w:tr>
+        <w:trPr>
+          <w:cantSplit/>
+        </w:trPr>
+        <w:tc>
+          <w:tcPr>
+            <w:tcW w:type="dxa" w:w="1100"/>
+            <w:shd w:fill="EDEFF1" w:color="auto" w:val="clear"/>
+            <w:tcMar>
+              <w:top w:type="dxa" w:w="90"/>
+              <w:left w:type="dxa" w:w="130"/>
+              <w:bottom w:type="dxa" w:w="90"/>
+              <w:right w:type="dxa" w:w="130"/>
+            </w:tcMar>
+            <w:vAlign w:val="center"/>
+          </w:tcPr>
+          <w:p>
+            <w:r>
+              <w:rPr>
+                <w:rFonts w:ascii="Calibri" w:cs="Calibri" w:eastAsia="Calibri" w:hAnsi="Calibri"/>
+                <w:b w:val="false"/>
+                <w:bCs w:val="false"/>
+                <w:color w:val="222222"/>
+                <w:sz w:val="19"/>
+                <w:szCs w:val="19"/>
+              </w:rPr>
+              <w:t xml:space="preserve">10 min</w:t>
+            </w:r>
+          </w:p>
+        </w:tc>
+        <w:tc>
+          <w:tcPr>
+            <w:tcW w:type="dxa" w:w="5300"/>
+            <w:shd w:fill="EDEFF1" w:color="auto" w:val="clear"/>
+            <w:tcMar>
+              <w:top w:type="dxa" w:w="90"/>
+              <w:left w:type="dxa" w:w="130"/>
+              <w:bottom w:type="dxa" w:w="90"/>
+              <w:right w:type="dxa" w:w="130"/>
+            </w:tcMar>
+            <w:vAlign w:val="center"/>
+          </w:tcPr>
+          <w:p>
+            <w:r>
+              <w:rPr>
+                <w:rFonts w:ascii="Calibri" w:cs="Calibri" w:eastAsia="Calibri" w:hAnsi="Calibri"/>
+                <w:b w:val="false"/>
+                <w:bCs w:val="false"/>
+                <w:color w:val="222222"/>
+                <w:sz w:val="19"/>
+                <w:szCs w:val="19"/>
+              </w:rPr>
+              <w:t xml:space="preserve">Lecture des indicateurs clés : CA, règle des 80/20, rotation, valorisation au prix d'achat</w:t>
+            </w:r>
+          </w:p>
+        </w:tc>
+        <w:tc>
+          <w:tcPr>
+            <w:tcW w:type="dxa" w:w="3220"/>
+            <w:shd w:fill="EDEFF1" w:color="auto" w:val="clear"/>
+            <w:tcMar>
+              <w:top w:type="dxa" w:w="90"/>
+              <w:left w:type="dxa" w:w="130"/>
+              <w:bottom w:type="dxa" w:w="90"/>
+              <w:right w:type="dxa" w:w="130"/>
+            </w:tcMar>
+            <w:vAlign w:val="center"/>
+          </w:tcPr>
+          <w:p>
+            <w:r>
+              <w:rPr>
+                <w:rFonts w:ascii="Calibri" w:cs="Calibri" w:eastAsia="Calibri" w:hAnsi="Calibri"/>
+                <w:b w:val="false"/>
+                <w:bCs w:val="false"/>
+                <w:color w:val="222222"/>
+                <w:sz w:val="19"/>
+                <w:szCs w:val="19"/>
+              </w:rPr>
+              <w:t xml:space="preserve">Direction commerciale, supply chain</w:t>
+            </w:r>
+          </w:p>
+        </w:tc>
+      </w:tr>
+      <w:tr>
+        <w:trPr>
+          <w:cantSplit/>
+        </w:trPr>
+        <w:tc>
+          <w:tcPr>
+            <w:tcW w:type="dxa" w:w="1100"/>
+            <w:tcMar>
+              <w:top w:type="dxa" w:w="90"/>
+              <w:left w:type="dxa" w:w="130"/>
+              <w:bottom w:type="dxa" w:w="90"/>
+              <w:right w:type="dxa" w:w="130"/>
+            </w:tcMar>
+            <w:vAlign w:val="center"/>
+          </w:tcPr>
+          <w:p>
+            <w:r>
+              <w:rPr>
+                <w:rFonts w:ascii="Calibri" w:cs="Calibri" w:eastAsia="Calibri" w:hAnsi="Calibri"/>
+                <w:b w:val="false"/>
+                <w:bCs w:val="false"/>
+                <w:color w:val="222222"/>
+                <w:sz w:val="19"/>
+                <w:szCs w:val="19"/>
+              </w:rPr>
+              <w:t xml:space="preserve">10 min</w:t>
+            </w:r>
+          </w:p>
+        </w:tc>
+        <w:tc>
+          <w:tcPr>
+            <w:tcW w:type="dxa" w:w="5300"/>
+            <w:tcMar>
+              <w:top w:type="dxa" w:w="90"/>
+              <w:left w:type="dxa" w:w="130"/>
+              <w:bottom w:type="dxa" w:w="90"/>
+              <w:right w:type="dxa" w:w="130"/>
+            </w:tcMar>
+            <w:vAlign w:val="center"/>
+          </w:tcPr>
+          <w:p>
+            <w:r>
+              <w:rPr>
+                <w:rFonts w:ascii="Calibri" w:cs="Calibri" w:eastAsia="Calibri" w:hAnsi="Calibri"/>
+                <w:b w:val="false"/>
+                <w:bCs w:val="false"/>
+                <w:color w:val="222222"/>
+                <w:sz w:val="19"/>
+                <w:szCs w:val="19"/>
+              </w:rPr>
+              <w:t xml:space="preserve">Différence entre un prix hors norme et une anomalie de gestion stock / ventes</w:t>
+            </w:r>
+          </w:p>
+        </w:tc>
+        <w:tc>
+          <w:tcPr>
+            <w:tcW w:type="dxa" w:w="3220"/>
+            <w:tcMar>
+              <w:top w:type="dxa" w:w="90"/>
+              <w:left w:type="dxa" w:w="130"/>
+              <w:bottom w:type="dxa" w:w="90"/>
+              <w:right w:type="dxa" w:w="130"/>
+            </w:tcMar>
+            <w:vAlign w:val="center"/>
+          </w:tcPr>
+          <w:p>
+            <w:r>
+              <w:rPr>
+                <w:rFonts w:ascii="Calibri" w:cs="Calibri" w:eastAsia="Calibri" w:hAnsi="Calibri"/>
+                <w:b w:val="false"/>
+                <w:bCs w:val="false"/>
+                <w:color w:val="222222"/>
+                <w:sz w:val="19"/>
+                <w:szCs w:val="19"/>
+              </w:rPr>
+              <w:t xml:space="preserve">Contrôle de gestion, supply chain</w:t>
+            </w:r>
+          </w:p>
+        </w:tc>
+      </w:tr>
+      <w:tr>
+        <w:trPr>
+          <w:cantSplit/>
+        </w:trPr>
+        <w:tc>
+          <w:tcPr>
+            <w:tcW w:type="dxa" w:w="1100"/>
+            <w:shd w:fill="EDEFF1" w:color="auto" w:val="clear"/>
+            <w:tcMar>
+              <w:top w:type="dxa" w:w="90"/>
+              <w:left w:type="dxa" w:w="130"/>
+              <w:bottom w:type="dxa" w:w="90"/>
+              <w:right w:type="dxa" w:w="130"/>
+            </w:tcMar>
+            <w:vAlign w:val="center"/>
+          </w:tcPr>
+          <w:p>
+            <w:r>
+              <w:rPr>
+                <w:rFonts w:ascii="Calibri" w:cs="Calibri" w:eastAsia="Calibri" w:hAnsi="Calibri"/>
+                <w:b w:val="false"/>
+                <w:bCs w:val="false"/>
+                <w:color w:val="222222"/>
+                <w:sz w:val="19"/>
+                <w:szCs w:val="19"/>
+              </w:rPr>
+              <w:t xml:space="preserve">10 min</w:t>
+            </w:r>
+          </w:p>
+        </w:tc>
+        <w:tc>
+          <w:tcPr>
+            <w:tcW w:type="dxa" w:w="5300"/>
+            <w:shd w:fill="EDEFF1" w:color="auto" w:val="clear"/>
+            <w:tcMar>
+              <w:top w:type="dxa" w:w="90"/>
+              <w:left w:type="dxa" w:w="130"/>
+              <w:bottom w:type="dxa" w:w="90"/>
+              <w:right w:type="dxa" w:w="130"/>
+            </w:tcMar>
+            <w:vAlign w:val="center"/>
+          </w:tcPr>
+          <w:p>
+            <w:r>
+              <w:rPr>
+                <w:rFonts w:ascii="Calibri" w:cs="Calibri" w:eastAsia="Calibri" w:hAnsi="Calibri"/>
+                <w:b w:val="false"/>
+                <w:bCs w:val="false"/>
+                <w:color w:val="222222"/>
+                <w:sz w:val="19"/>
+                <w:szCs w:val="19"/>
+              </w:rPr>
+              <w:t xml:space="preserve">Lire une corrélation : ce que le coefficient dit, ce que la p-value ajoute</w:t>
+            </w:r>
+          </w:p>
+        </w:tc>
+        <w:tc>
+          <w:tcPr>
+            <w:tcW w:type="dxa" w:w="3220"/>
+            <w:shd w:fill="EDEFF1" w:color="auto" w:val="clear"/>
+            <w:tcMar>
+              <w:top w:type="dxa" w:w="90"/>
+              <w:left w:type="dxa" w:w="130"/>
+              <w:bottom w:type="dxa" w:w="90"/>
+              <w:right w:type="dxa" w:w="130"/>
+            </w:tcMar>
+            <w:vAlign w:val="center"/>
+          </w:tcPr>
+          <w:p>
+            <w:r>
+              <w:rPr>
+                <w:rFonts w:ascii="Calibri" w:cs="Calibri" w:eastAsia="Calibri" w:hAnsi="Calibri"/>
+                <w:b w:val="false"/>
+                <w:bCs w:val="false"/>
+                <w:color w:val="222222"/>
+                <w:sz w:val="19"/>
+                <w:szCs w:val="19"/>
+              </w:rPr>
+              <w:t xml:space="preserve">Contrôle de gestion</w:t>
+            </w:r>
+          </w:p>
+        </w:tc>
+      </w:tr>
+      <w:tr>
+        <w:trPr>
+          <w:cantSplit/>
+        </w:trPr>
+        <w:tc>
+          <w:tcPr>
+            <w:tcW w:type="dxa" w:w="1100"/>
+            <w:tcMar>
+              <w:top w:type="dxa" w:w="90"/>
+              <w:left w:type="dxa" w:w="130"/>
+              <w:bottom w:type="dxa" w:w="90"/>
+              <w:right w:type="dxa" w:w="130"/>
+            </w:tcMar>
+            <w:vAlign w:val="center"/>
+          </w:tcPr>
+          <w:p>
+            <w:r>
+              <w:rPr>
+                <w:rFonts w:ascii="Calibri" w:cs="Calibri" w:eastAsia="Calibri" w:hAnsi="Calibri"/>
+                <w:b w:val="false"/>
+                <w:bCs w:val="false"/>
+                <w:color w:val="222222"/>
+                <w:sz w:val="19"/>
+                <w:szCs w:val="19"/>
+              </w:rPr>
+              <w:t xml:space="preserve">10 min</w:t>
+            </w:r>
+          </w:p>
+        </w:tc>
+        <w:tc>
+          <w:tcPr>
+            <w:tcW w:type="dxa" w:w="5300"/>
+            <w:tcMar>
+              <w:top w:type="dxa" w:w="90"/>
+              <w:left w:type="dxa" w:w="130"/>
+              <w:bottom w:type="dxa" w:w="90"/>
+              <w:right w:type="dxa" w:w="130"/>
+            </w:tcMar>
+            <w:vAlign w:val="center"/>
+          </w:tcPr>
+          <w:p>
+            <w:r>
+              <w:rPr>
+                <w:rFonts w:ascii="Calibri" w:cs="Calibri" w:eastAsia="Calibri" w:hAnsi="Calibri"/>
+                <w:b w:val="false"/>
+                <w:bCs w:val="false"/>
+                <w:color w:val="222222"/>
+                <w:sz w:val="19"/>
+                <w:szCs w:val="19"/>
+              </w:rPr>
+              <w:t xml:space="preserve">Questions et cas d'usage apportés par les participants</w:t>
+            </w:r>
+          </w:p>
+        </w:tc>
+        <w:tc>
+          <w:tcPr>
+            <w:tcW w:type="dxa" w:w="3220"/>
+            <w:tcMar>
+              <w:top w:type="dxa" w:w="90"/>
+              <w:left w:type="dxa" w:w="130"/>
+              <w:bottom w:type="dxa" w:w="90"/>
+              <w:right w:type="dxa" w:w="130"/>
+            </w:tcMar>
+            <w:vAlign w:val="center"/>
+          </w:tcPr>
+          <w:p>
+            <w:r>
+              <w:rPr>
+                <w:rFonts w:ascii="Calibri" w:cs="Calibri" w:eastAsia="Calibri" w:hAnsi="Calibri"/>
+                <w:b w:val="false"/>
+                <w:bCs w:val="false"/>
+                <w:color w:val="222222"/>
+                <w:sz w:val="19"/>
+                <w:szCs w:val="19"/>
+              </w:rPr>
+              <w:t xml:space="preserve">Tous</w:t>
+            </w:r>
+          </w:p>
+        </w:tc>
+      </w:tr>
+    </w:tbl>
+    <w:p>
+      <w:pPr>
+        <w:pStyle w:val="Heading2"/>
+        <w:spacing w:after="140" w:before="300"/>
+      </w:pPr>
+      <w:r>
+        <w:rPr>
+          <w:rFonts w:ascii="Calibri" w:cs="Calibri" w:eastAsia="Calibri" w:hAnsi="Calibri"/>
+          <w:b/>
+          <w:bCs/>
+          <w:color w:val="134652"/>
+          <w:sz w:val="24"/>
+          <w:szCs w:val="24"/>
+        </w:rPr>
+        <w:t xml:space="preserve">8.5 Vérifier que la formation a produit son effet</w:t>
+      </w:r>
+    </w:p>
+    <w:p>
+      <w:pPr>
+        <w:pStyle w:val="ListParagraph"/>
+        <w:numPr>
+          <w:ilvl w:val="0"/>
+          <w:numId w:val="1"/>
+        </w:numPr>
+        <w:spacing w:after="100" w:line="290"/>
+      </w:pPr>
+      <w:r>
+        <w:rPr>
+          <w:rFonts w:ascii="Calibri" w:cs="Calibri" w:eastAsia="Calibri" w:hAnsi="Calibri"/>
+          <w:b/>
+          <w:bCs/>
+          <w:color w:val="222222"/>
+          <w:sz w:val="21"/>
+          <w:szCs w:val="21"/>
+        </w:rPr>
+        <w:t xml:space="preserve">Test de sortie, trois questions : </w:t>
+      </w:r>
+      <w:r>
+        <w:rPr>
+          <w:rFonts w:ascii="Calibri" w:cs="Calibri" w:eastAsia="Calibri" w:hAnsi="Calibri"/>
+          <w:color w:val="222222"/>
+          <w:sz w:val="21"/>
+          <w:szCs w:val="21"/>
+        </w:rPr>
+        <w:t xml:space="preserve">à partir de trois articles réels, dire lequel relève d'une erreur de saisie, lequel d'un problème de stock, et lequel est normal. Réussite attendue : deux sur trois sans aide.</w:t>
+      </w:r>
+    </w:p>
+    <w:p>
+      <w:pPr>
+        <w:pStyle w:val="ListParagraph"/>
+        <w:numPr>
+          <w:ilvl w:val="0"/>
+          <w:numId w:val="1"/>
+        </w:numPr>
+        <w:spacing w:after="100" w:line="290"/>
+      </w:pPr>
+      <w:r>
+        <w:rPr>
+          <w:rFonts w:ascii="Calibri" w:cs="Calibri" w:eastAsia="Calibri" w:hAnsi="Calibri"/>
+          <w:b/>
+          <w:bCs/>
+          <w:color w:val="222222"/>
+          <w:sz w:val="21"/>
+          <w:szCs w:val="21"/>
+        </w:rPr>
+        <w:t xml:space="preserve">Indicateur à un mois : </w:t>
+      </w:r>
+      <w:r>
+        <w:rPr>
+          <w:rFonts w:ascii="Calibri" w:cs="Calibri" w:eastAsia="Calibri" w:hAnsi="Calibri"/>
+          <w:color w:val="222222"/>
+          <w:sz w:val="21"/>
+          <w:szCs w:val="21"/>
+        </w:rPr>
+        <w:t xml:space="preserve">part des anomalies remontées qui ont été arbitrées par le contrôle de gestion plutôt que laissées en attente.</w:t>
+      </w:r>
+    </w:p>
+    <w:p>
+      <w:pPr>
+        <w:pStyle w:val="ListParagraph"/>
+        <w:numPr>
+          <w:ilvl w:val="0"/>
+          <w:numId w:val="1"/>
+        </w:numPr>
+        <w:spacing w:after="100" w:line="290"/>
+      </w:pPr>
+      <w:r>
+        <w:rPr>
+          <w:rFonts w:ascii="Calibri" w:cs="Calibri" w:eastAsia="Calibri" w:hAnsi="Calibri"/>
+          <w:b/>
+          <w:bCs/>
+          <w:color w:val="222222"/>
+          <w:sz w:val="21"/>
+          <w:szCs w:val="21"/>
+        </w:rPr>
+        <w:t xml:space="preserve">Retour sur l'accessibilité : </w:t>
+      </w:r>
+      <w:r>
+        <w:rPr>
+          <w:rFonts w:ascii="Calibri" w:cs="Calibri" w:eastAsia="Calibri" w:hAnsi="Calibri"/>
+          <w:color w:val="222222"/>
+          <w:sz w:val="21"/>
+          <w:szCs w:val="21"/>
+        </w:rPr>
+        <w:t xml:space="preserve">question posée en fin d'atelier sur ce qui a gêné le suivi, et correction du support avant la session suivante.</w:t>
+      </w:r>
+    </w:p>
+    <w:p>
+      <w:pPr>
+        <w:spacing w:before="120"/>
+      </w:pPr>
+    </w:p>
+    <w:p>
+      <w:pPr>
+        <w:spacing w:after="160" w:line="300"/>
+      </w:pPr>
+      <w:r>
+        <w:rPr>
+          <w:rFonts w:ascii="Calibri" w:cs="Calibri" w:eastAsia="Calibri" w:hAnsi="Calibri"/>
+          <w:b w:val="false"/>
+          <w:bCs w:val="false"/>
+          <w:i/>
+          <w:iCs/>
+          <w:color w:val="222222"/>
+          <w:sz w:val="21"/>
+          <w:szCs w:val="21"/>
+        </w:rPr>
+        <w:t xml:space="preserve">Ce dispositif est spécifié, non encore déployé : l'atelier n'a pas été tenu et le support reste à produire selon les exigences ci-dessus.</w:t>
+      </w:r>
+    </w:p>
+    <w:p>
+      <w:pPr>
+        <w:pStyle w:val="Heading1"/>
+        <w:pBdr>
+          <w:bottom w:val="single" w:color="1F7A8C" w:sz="6" w:space="6"/>
+        </w:pBdr>
+        <w:spacing w:after="200" w:before="420"/>
+      </w:pPr>
+      <w:r>
+        <w:rPr>
+          <w:rFonts w:ascii="Calibri" w:cs="Calibri" w:eastAsia="Calibri" w:hAnsi="Calibri"/>
+          <w:b/>
+          <w:bCs/>
+          <w:color w:val="134652"/>
+          <w:sz w:val="30"/>
+          <w:szCs w:val="30"/>
+        </w:rPr>
+        <w:t xml:space="preserve">9. Critères d'acceptation</w:t>
+      </w:r>
+    </w:p>
+    <w:p>
+      <w:pPr>
+        <w:pStyle w:val="ListParagraph"/>
+        <w:numPr>
+          <w:ilvl w:val="0"/>
+          <w:numId w:val="1"/>
+        </w:numPr>
+        <w:spacing w:after="100" w:line="290"/>
+      </w:pPr>
+      <w:r>
+        <w:rPr>
+          <w:rFonts w:ascii="Calibri" w:cs="Calibri" w:eastAsia="Calibri" w:hAnsi="Calibri"/>
+          <w:b/>
+          <w:bCs/>
+          <w:color w:val="222222"/>
+          <w:sz w:val="21"/>
+          <w:szCs w:val="21"/>
+        </w:rPr>
+        <w:t xml:space="preserve">1. </w:t>
+      </w:r>
+      <w:r>
+        <w:rPr>
+          <w:rFonts w:ascii="Calibri" w:cs="Calibri" w:eastAsia="Calibri" w:hAnsi="Calibri"/>
+          <w:color w:val="222222"/>
+          <w:sz w:val="21"/>
+          <w:szCs w:val="21"/>
+        </w:rPr>
+        <w:t xml:space="preserve">Le notebook V2 s'exécute intégralement (Run All) sans erreur, du premier au dernier cellule</w:t>
+      </w:r>
+    </w:p>
+    <w:p>
+      <w:pPr>
+        <w:pStyle w:val="ListParagraph"/>
+        <w:numPr>
+          <w:ilvl w:val="0"/>
+          <w:numId w:val="1"/>
+        </w:numPr>
+        <w:spacing w:after="100" w:line="290"/>
+      </w:pPr>
+      <w:r>
+        <w:rPr>
+          <w:rFonts w:ascii="Calibri" w:cs="Calibri" w:eastAsia="Calibri" w:hAnsi="Calibri"/>
+          <w:b/>
+          <w:bCs/>
+          <w:color w:val="222222"/>
+          <w:sz w:val="21"/>
+          <w:szCs w:val="21"/>
+        </w:rPr>
+        <w:t xml:space="preserve">2. </w:t>
+      </w:r>
+      <w:r>
+        <w:rPr>
+          <w:rFonts w:ascii="Calibri" w:cs="Calibri" w:eastAsia="Calibri" w:hAnsi="Calibri"/>
+          <w:color w:val="222222"/>
+          <w:sz w:val="21"/>
+          <w:szCs w:val="21"/>
+        </w:rPr>
+        <w:t xml:space="preserve">Aucun chemin de fichier absolu ne subsiste dans le notebook V2 ; chargement par chemin relatif</w:t>
+      </w:r>
+    </w:p>
+    <w:p>
+      <w:pPr>
+        <w:pStyle w:val="ListParagraph"/>
+        <w:numPr>
+          <w:ilvl w:val="0"/>
+          <w:numId w:val="1"/>
+        </w:numPr>
+        <w:spacing w:after="100" w:line="290"/>
+      </w:pPr>
+      <w:r>
+        <w:rPr>
+          <w:rFonts w:ascii="Calibri" w:cs="Calibri" w:eastAsia="Calibri" w:hAnsi="Calibri"/>
+          <w:b/>
+          <w:bCs/>
+          <w:color w:val="222222"/>
+          <w:sz w:val="21"/>
+          <w:szCs w:val="21"/>
+        </w:rPr>
+        <w:t xml:space="preserve">3. </w:t>
+      </w:r>
+      <w:r>
+        <w:rPr>
+          <w:rFonts w:ascii="Calibri" w:cs="Calibri" w:eastAsia="Calibri" w:hAnsi="Calibri"/>
+          <w:color w:val="222222"/>
+          <w:sz w:val="21"/>
+          <w:szCs w:val="21"/>
+        </w:rPr>
+        <w:t xml:space="preserve">Le calcul de valorisation du stock utilise purchase_price et non price</w:t>
+      </w:r>
+    </w:p>
+    <w:p>
+      <w:pPr>
+        <w:pStyle w:val="ListParagraph"/>
+        <w:numPr>
+          <w:ilvl w:val="0"/>
+          <w:numId w:val="1"/>
+        </w:numPr>
+        <w:spacing w:after="100" w:line="290"/>
+      </w:pPr>
+      <w:r>
+        <w:rPr>
+          <w:rFonts w:ascii="Calibri" w:cs="Calibri" w:eastAsia="Calibri" w:hAnsi="Calibri"/>
+          <w:b/>
+          <w:bCs/>
+          <w:color w:val="222222"/>
+          <w:sz w:val="21"/>
+          <w:szCs w:val="21"/>
+        </w:rPr>
+        <w:t xml:space="preserve">4. </w:t>
+      </w:r>
+      <w:r>
+        <w:rPr>
+          <w:rFonts w:ascii="Calibri" w:cs="Calibri" w:eastAsia="Calibri" w:hAnsi="Calibri"/>
+          <w:color w:val="222222"/>
+          <w:sz w:val="21"/>
+          <w:szCs w:val="21"/>
+        </w:rPr>
+        <w:t xml:space="preserve">Toutes les sections et conclusions du notebook V1 sont conservées à l'identique dans le V2</w:t>
+      </w:r>
+    </w:p>
+    <w:p>
+      <w:pPr>
+        <w:pStyle w:val="ListParagraph"/>
+        <w:numPr>
+          <w:ilvl w:val="0"/>
+          <w:numId w:val="1"/>
+        </w:numPr>
+        <w:spacing w:after="100" w:line="290"/>
+      </w:pPr>
+      <w:r>
+        <w:rPr>
+          <w:rFonts w:ascii="Calibri" w:cs="Calibri" w:eastAsia="Calibri" w:hAnsi="Calibri"/>
+          <w:b/>
+          <w:bCs/>
+          <w:color w:val="222222"/>
+          <w:sz w:val="21"/>
+          <w:szCs w:val="21"/>
+        </w:rPr>
+        <w:t xml:space="preserve">5. </w:t>
+      </w:r>
+      <w:r>
+        <w:rPr>
+          <w:rFonts w:ascii="Calibri" w:cs="Calibri" w:eastAsia="Calibri" w:hAnsi="Calibri"/>
+          <w:color w:val="222222"/>
+          <w:sz w:val="21"/>
+          <w:szCs w:val="21"/>
+        </w:rPr>
+        <w:t xml:space="preserve">Deux méthodes de détection d'anomalies multivariée sont implémentées et comparées à l'IQR, avec taux de recouvrement chiffré pour chacune</w:t>
+      </w:r>
+    </w:p>
+    <w:p>
+      <w:pPr>
+        <w:pStyle w:val="ListParagraph"/>
+        <w:numPr>
+          <w:ilvl w:val="0"/>
+          <w:numId w:val="1"/>
+        </w:numPr>
+        <w:spacing w:after="100" w:line="290"/>
+      </w:pPr>
+      <w:r>
+        <w:rPr>
+          <w:rFonts w:ascii="Calibri" w:cs="Calibri" w:eastAsia="Calibri" w:hAnsi="Calibri"/>
+          <w:b/>
+          <w:bCs/>
+          <w:color w:val="222222"/>
+          <w:sz w:val="21"/>
+          <w:szCs w:val="21"/>
+        </w:rPr>
+        <w:t xml:space="preserve">6. </w:t>
+      </w:r>
+      <w:r>
+        <w:rPr>
+          <w:rFonts w:ascii="Calibri" w:cs="Calibri" w:eastAsia="Calibri" w:hAnsi="Calibri"/>
+          <w:color w:val="222222"/>
+          <w:sz w:val="21"/>
+          <w:szCs w:val="21"/>
+        </w:rPr>
+        <w:t xml:space="preserve">La section de significativité calcule Pearson et Spearman, avec p-value, pour chaque paire de la heatmap</w:t>
+      </w:r>
+    </w:p>
+    <w:p>
+      <w:pPr>
+        <w:pStyle w:val="ListParagraph"/>
+        <w:numPr>
+          <w:ilvl w:val="0"/>
+          <w:numId w:val="1"/>
+        </w:numPr>
+        <w:spacing w:after="100" w:line="290"/>
+      </w:pPr>
+      <w:r>
+        <w:rPr>
+          <w:rFonts w:ascii="Calibri" w:cs="Calibri" w:eastAsia="Calibri" w:hAnsi="Calibri"/>
+          <w:b/>
+          <w:bCs/>
           <w:color w:val="222222"/>
           <w:sz w:val="21"/>
           <w:szCs w:val="21"/>
@@ -2137,7 +5929,7 @@
           <w:sz w:val="21"/>
           <w:szCs w:val="21"/>
         </w:rPr>
-        <w:t xml:space="preserve">Un tableau du taux de recouvrement et un tableau de p-values sont lisibles sans exécuter le notebook</w:t>
+        <w:t xml:space="preserve">Les tableaux de recouvrement et de p-values sont lisibles sans exécuter le notebook</w:t>
       </w:r>
     </w:p>
     <w:p>
